--- a/Chapter 2/Chapter 2.docx
+++ b/Chapter 2/Chapter 2.docx
@@ -1385,15 +1385,7 @@
           <w:sz w:val="28"/>
           <w:szCs w:val="28"/>
         </w:rPr>
-        <w:t xml:space="preserve">Answer: </w:t>
-      </w:r>
-      <w:r>
-        <w:rPr>
-          <w:rFonts w:ascii="Nunito" w:hAnsi="Nunito"/>
-          <w:sz w:val="28"/>
-          <w:szCs w:val="28"/>
-        </w:rPr>
-        <w:t xml:space="preserve">int c, thisIsAVariable, q76354, number;</w:t>
+        <w:t xml:space="preserve">b) Prompt the user to enter an integer. </w:t>
       </w:r>
       <w:r>
         <w:rPr>
@@ -1427,7 +1419,7 @@
           <w:sz w:val="28"/>
           <w:szCs w:val="28"/>
         </w:rPr>
-        <w:t xml:space="preserve">b) Prompt the user to enter an integer. </w:t>
+        <w:t xml:space="preserve">c) Input an integer and assign the result to int variable value. Assume Scanner variable input can be used to read a value from the keyboard.</w:t>
       </w:r>
       <w:r>
         <w:rPr>
@@ -1461,15 +1453,7 @@
           <w:sz w:val="28"/>
           <w:szCs w:val="28"/>
         </w:rPr>
-        <w:t xml:space="preserve">Answer: </w:t>
-      </w:r>
-      <w:r>
-        <w:rPr>
-          <w:rFonts w:ascii="Nunito" w:hAnsi="Nunito"/>
-          <w:sz w:val="28"/>
-          <w:szCs w:val="28"/>
-        </w:rPr>
-        <w:t xml:space="preserve">System.out.print("Enter an integer: ");</w:t>
+        <w:t xml:space="preserve">d) Print "This is a Java program" on one line in the command window. Use method System.out.println. </w:t>
       </w:r>
       <w:r>
         <w:rPr>
@@ -1503,7 +1487,7 @@
           <w:sz w:val="28"/>
           <w:szCs w:val="28"/>
         </w:rPr>
-        <w:t xml:space="preserve">c) Input an integer and assign the result to int variable value. Assume Scanner variable input can be used to read a value from the keyboard.</w:t>
+        <w:t xml:space="preserve">e) Print "This is a Java program" on two lines in the command window. The first line should end with Java. Use method System.out.printf and two %s format specifiers. </w:t>
       </w:r>
       <w:r>
         <w:rPr>
@@ -1537,31 +1521,15 @@
           <w:sz w:val="28"/>
           <w:szCs w:val="28"/>
         </w:rPr>
-        <w:t xml:space="preserve">Answer: </w:t>
-      </w:r>
-      <w:r>
-        <w:rPr>
-          <w:rFonts w:ascii="Nunito" w:hAnsi="Nunito"/>
-          <w:sz w:val="28"/>
-          <w:szCs w:val="28"/>
-        </w:rPr>
-        <w:t xml:space="preserve">value = </w:t>
-      </w:r>
-      <w:r>
-        <w:rPr>
-          <w:rFonts w:ascii="Nunito" w:hAnsi="Nunito"/>
-          <w:sz w:val="28"/>
-          <w:szCs w:val="28"/>
-        </w:rPr>
-        <w:t xml:space="preserve">input.nextInt</w:t>
-      </w:r>
-      <w:r>
-        <w:rPr>
-          <w:rFonts w:ascii="Nunito" w:hAnsi="Nunito"/>
-          <w:sz w:val="28"/>
-          <w:szCs w:val="28"/>
-        </w:rPr>
-        <w:t xml:space="preserve">();</w:t>
+        <w:t xml:space="preserve">f) If the variable number is not equal to 7, display "The variable number is not equal to 7</w:t>
+      </w:r>
+      <w:r>
+        <w:rPr>
+          <w:rFonts w:ascii="Nunito" w:hAnsi="Nunito"/>
+          <w:sz w:val="28"/>
+          <w:szCs w:val="28"/>
+        </w:rPr>
+        <w:t xml:space="preserve">”</w:t>
       </w:r>
       <w:r>
         <w:rPr>
@@ -1595,7 +1563,6 @@
           <w:sz w:val="28"/>
           <w:szCs w:val="28"/>
         </w:rPr>
-        <w:t xml:space="preserve">d) Print "This is a Java program" on one line in the command window. Use method System.out.println. </w:t>
       </w:r>
       <w:r>
         <w:rPr>
@@ -1619,36 +1586,36 @@
         <w:ind/>
         <w:rPr>
           <w:rFonts w:ascii="Nunito" w:hAnsi="Nunito"/>
-          <w:sz w:val="28"/>
-          <w:szCs w:val="28"/>
-        </w:rPr>
-      </w:pPr>
-      <w:r>
-        <w:rPr>
-          <w:rFonts w:ascii="Nunito" w:hAnsi="Nunito"/>
-          <w:sz w:val="28"/>
-          <w:szCs w:val="28"/>
-        </w:rPr>
-        <w:t xml:space="preserve">Answer: </w:t>
-      </w:r>
-      <w:r>
-        <w:rPr>
-          <w:rFonts w:ascii="Nunito" w:hAnsi="Nunito"/>
-          <w:sz w:val="28"/>
-          <w:szCs w:val="28"/>
-        </w:rPr>
-        <w:t xml:space="preserve">System.out.println("This is a Java program");</w:t>
-      </w:r>
-      <w:r>
-        <w:rPr>
-          <w:rFonts w:ascii="Nunito" w:hAnsi="Nunito"/>
-          <w:sz w:val="28"/>
-          <w:szCs w:val="28"/>
-        </w:rPr>
-      </w:r>
-      <w:r>
-        <w:rPr>
-          <w:rFonts w:ascii="Nunito" w:hAnsi="Nunito"/>
+          <w:b/>
+          <w:bCs/>
+          <w:sz w:val="28"/>
+          <w:szCs w:val="28"/>
+        </w:rPr>
+      </w:pPr>
+      <w:r>
+        <w:rPr>
+          <w:rFonts w:ascii="Nunito" w:hAnsi="Nunito"/>
+          <w:b/>
+          <w:bCs/>
+          <w:sz w:val="28"/>
+          <w:szCs w:val="28"/>
+        </w:rPr>
+        <w:t xml:space="preserve">2.4 Identify and correct the errors in each of the following statements: </w:t>
+      </w:r>
+      <w:r>
+        <w:rPr>
+          <w:rFonts w:ascii="Nunito" w:hAnsi="Nunito"/>
+          <w:b/>
+          <w:bCs/>
+          <w:sz w:val="28"/>
+          <w:szCs w:val="28"/>
+        </w:rPr>
+      </w:r>
+      <w:r>
+        <w:rPr>
+          <w:rFonts w:ascii="Nunito" w:hAnsi="Nunito"/>
+          <w:b/>
+          <w:bCs/>
           <w:sz w:val="28"/>
           <w:szCs w:val="28"/>
         </w:rPr>
@@ -1671,7 +1638,7 @@
           <w:sz w:val="28"/>
           <w:szCs w:val="28"/>
         </w:rPr>
-        <w:t xml:space="preserve">e) Print "This is a Java program" on two lines in the command window. The first line should end with Java. Use method System.out.printf and two %s format specifiers. </w:t>
+        <w:t xml:space="preserve">a) if (c &lt; 7); System.out.println("c is less than 7"); </w:t>
       </w:r>
       <w:r>
         <w:rPr>
@@ -1705,15 +1672,7 @@
           <w:sz w:val="28"/>
           <w:szCs w:val="28"/>
         </w:rPr>
-        <w:t xml:space="preserve">Answer; </w:t>
-      </w:r>
-      <w:r>
-        <w:rPr>
-          <w:rFonts w:ascii="Nunito" w:hAnsi="Nunito"/>
-          <w:sz w:val="28"/>
-          <w:szCs w:val="28"/>
-        </w:rPr>
-        <w:t xml:space="preserve">System.out.printf("%s%n%s%n", "This is a", "Java program");</w:t>
+        <w:t xml:space="preserve">b) if (c =&gt; 7) System.out.println("c is equal to or greater than 7");</w:t>
       </w:r>
       <w:r>
         <w:rPr>
@@ -1747,15 +1706,6 @@
           <w:sz w:val="28"/>
           <w:szCs w:val="28"/>
         </w:rPr>
-        <w:t xml:space="preserve">f) If the variable number is not equal to 7, display "The variable number is not equal to 7</w:t>
-      </w:r>
-      <w:r>
-        <w:rPr>
-          <w:rFonts w:ascii="Nunito" w:hAnsi="Nunito"/>
-          <w:sz w:val="28"/>
-          <w:szCs w:val="28"/>
-        </w:rPr>
-        <w:t xml:space="preserve">”</w:t>
       </w:r>
       <w:r>
         <w:rPr>
@@ -1779,36 +1729,36 @@
         <w:ind/>
         <w:rPr>
           <w:rFonts w:ascii="Nunito" w:hAnsi="Nunito"/>
-          <w:sz w:val="28"/>
-          <w:szCs w:val="28"/>
-        </w:rPr>
-      </w:pPr>
-      <w:r>
-        <w:rPr>
-          <w:rFonts w:ascii="Nunito" w:hAnsi="Nunito"/>
-          <w:sz w:val="28"/>
-          <w:szCs w:val="28"/>
-        </w:rPr>
-        <w:t xml:space="preserve">Answer: </w:t>
-      </w:r>
-      <w:r>
-        <w:rPr>
-          <w:rFonts w:ascii="Nunito" w:hAnsi="Nunito"/>
-          <w:sz w:val="28"/>
-          <w:szCs w:val="28"/>
-        </w:rPr>
-        <w:t xml:space="preserve">if (number != 7) {</w:t>
-      </w:r>
-      <w:r>
-        <w:rPr>
-          <w:rFonts w:ascii="Nunito" w:hAnsi="Nunito"/>
-          <w:sz w:val="28"/>
-          <w:szCs w:val="28"/>
-        </w:rPr>
-      </w:r>
-      <w:r>
-        <w:rPr>
-          <w:rFonts w:ascii="Nunito" w:hAnsi="Nunito"/>
+          <w:b/>
+          <w:bCs/>
+          <w:sz w:val="28"/>
+          <w:szCs w:val="28"/>
+        </w:rPr>
+      </w:pPr>
+      <w:r>
+        <w:rPr>
+          <w:rFonts w:ascii="Nunito" w:hAnsi="Nunito"/>
+          <w:b/>
+          <w:bCs/>
+          <w:sz w:val="28"/>
+          <w:szCs w:val="28"/>
+        </w:rPr>
+        <w:t xml:space="preserve">2.5 Write declarations, statements or comments that accomplish each of the following tasks: </w:t>
+      </w:r>
+      <w:r>
+        <w:rPr>
+          <w:rFonts w:ascii="Nunito" w:hAnsi="Nunito"/>
+          <w:b/>
+          <w:bCs/>
+          <w:sz w:val="28"/>
+          <w:szCs w:val="28"/>
+        </w:rPr>
+      </w:r>
+      <w:r>
+        <w:rPr>
+          <w:rFonts w:ascii="Nunito" w:hAnsi="Nunito"/>
+          <w:b/>
+          <w:bCs/>
           <w:sz w:val="28"/>
           <w:szCs w:val="28"/>
         </w:rPr>
@@ -1831,7 +1781,7 @@
           <w:sz w:val="28"/>
           <w:szCs w:val="28"/>
         </w:rPr>
-        <w:t xml:space="preserve">    System.out.println("The variable number is not equal to 7");</w:t>
+        <w:t xml:space="preserve">a) State that a program will calculate the product of three integers. </w:t>
       </w:r>
       <w:r>
         <w:rPr>
@@ -1865,7 +1815,15 @@
           <w:sz w:val="28"/>
           <w:szCs w:val="28"/>
         </w:rPr>
-        <w:t xml:space="preserve">}</w:t>
+        <w:t xml:space="preserve">Answer:</w:t>
+      </w:r>
+      <w:r>
+        <w:rPr>
+          <w:rFonts w:ascii="Nunito" w:hAnsi="Nunito"/>
+          <w:sz w:val="28"/>
+          <w:szCs w:val="28"/>
+        </w:rPr>
+        <w:t xml:space="preserve"> // Program calculates the product of three integers</w:t>
       </w:r>
       <w:r>
         <w:rPr>
@@ -1899,6 +1857,7 @@
           <w:sz w:val="28"/>
           <w:szCs w:val="28"/>
         </w:rPr>
+        <w:t xml:space="preserve">b) Create a Scanner called input that reads values from the standard input.</w:t>
       </w:r>
       <w:r>
         <w:rPr>
@@ -1922,36 +1881,36 @@
         <w:ind/>
         <w:rPr>
           <w:rFonts w:ascii="Nunito" w:hAnsi="Nunito"/>
-          <w:b/>
-          <w:bCs/>
-          <w:sz w:val="28"/>
-          <w:szCs w:val="28"/>
-        </w:rPr>
-      </w:pPr>
-      <w:r>
-        <w:rPr>
-          <w:rFonts w:ascii="Nunito" w:hAnsi="Nunito"/>
-          <w:b/>
-          <w:bCs/>
-          <w:sz w:val="28"/>
-          <w:szCs w:val="28"/>
-        </w:rPr>
-        <w:t xml:space="preserve">2.4 Identify and correct the errors in each of the following statements: </w:t>
-      </w:r>
-      <w:r>
-        <w:rPr>
-          <w:rFonts w:ascii="Nunito" w:hAnsi="Nunito"/>
-          <w:b/>
-          <w:bCs/>
-          <w:sz w:val="28"/>
-          <w:szCs w:val="28"/>
-        </w:rPr>
-      </w:r>
-      <w:r>
-        <w:rPr>
-          <w:rFonts w:ascii="Nunito" w:hAnsi="Nunito"/>
-          <w:b/>
-          <w:bCs/>
+          <w:sz w:val="28"/>
+          <w:szCs w:val="28"/>
+        </w:rPr>
+      </w:pPr>
+      <w:r>
+        <w:rPr>
+          <w:rFonts w:ascii="Nunito" w:hAnsi="Nunito"/>
+          <w:sz w:val="28"/>
+          <w:szCs w:val="28"/>
+        </w:rPr>
+        <w:t xml:space="preserve">Answer: </w:t>
+      </w:r>
+      <w:r>
+        <w:rPr>
+          <w:rFonts w:ascii="Nunito" w:hAnsi="Nunito"/>
+          <w:sz w:val="28"/>
+          <w:szCs w:val="28"/>
+        </w:rPr>
+        <w:t xml:space="preserve">Scanner input = new Scanner(System.in);</w:t>
+      </w:r>
+      <w:r>
+        <w:rPr>
+          <w:rFonts w:ascii="Nunito" w:hAnsi="Nunito"/>
+          <w:sz w:val="28"/>
+          <w:szCs w:val="28"/>
+        </w:rPr>
+      </w:r>
+      <w:r>
+        <w:rPr>
+          <w:rFonts w:ascii="Nunito" w:hAnsi="Nunito"/>
           <w:sz w:val="28"/>
           <w:szCs w:val="28"/>
         </w:rPr>
@@ -1974,7 +1933,7 @@
           <w:sz w:val="28"/>
           <w:szCs w:val="28"/>
         </w:rPr>
-        <w:t xml:space="preserve">a) if (c &lt; 7); System.out.println("c is less than 7"); </w:t>
+        <w:t xml:space="preserve">c) Declare the variables x, y, z and result to be of type int. </w:t>
       </w:r>
       <w:r>
         <w:rPr>
@@ -2008,7 +1967,15 @@
           <w:sz w:val="28"/>
           <w:szCs w:val="28"/>
         </w:rPr>
-        <w:t xml:space="preserve">b) if (c =&gt; 7) System.out.println("c is equal to or greater than 7");</w:t>
+        <w:t xml:space="preserve">Answer: </w:t>
+      </w:r>
+      <w:r>
+        <w:rPr>
+          <w:rFonts w:ascii="Nunito" w:hAnsi="Nunito"/>
+          <w:sz w:val="28"/>
+          <w:szCs w:val="28"/>
+        </w:rPr>
+        <w:t xml:space="preserve">int x, y, z, result;</w:t>
       </w:r>
       <w:r>
         <w:rPr>
@@ -2042,7 +2009,7 @@
           <w:sz w:val="28"/>
           <w:szCs w:val="28"/>
         </w:rPr>
-        <w:t xml:space="preserve">Answer:</w:t>
+        <w:t xml:space="preserve">d) Prompt the user to enter the first integer. </w:t>
       </w:r>
       <w:r>
         <w:rPr>
@@ -2076,15 +2043,15 @@
           <w:sz w:val="28"/>
           <w:szCs w:val="28"/>
         </w:rPr>
-        <w:t xml:space="preserve">a)</w:t>
-      </w:r>
-      <w:r>
-        <w:rPr>
-          <w:rFonts w:ascii="Nunito" w:hAnsi="Nunito"/>
-          <w:sz w:val="28"/>
-          <w:szCs w:val="28"/>
-        </w:rPr>
-        <w:t xml:space="preserve">​Error: There is a semicolon after the if condition.</w:t>
+        <w:t xml:space="preserve">Answer: </w:t>
+      </w:r>
+      <w:r>
+        <w:rPr>
+          <w:rFonts w:ascii="Nunito" w:hAnsi="Nunito"/>
+          <w:sz w:val="28"/>
+          <w:szCs w:val="28"/>
+        </w:rPr>
+        <w:t xml:space="preserve">System.out.print("Enter first integer: ");</w:t>
       </w:r>
       <w:r>
         <w:rPr>
@@ -2118,7 +2085,7 @@
           <w:sz w:val="28"/>
           <w:szCs w:val="28"/>
         </w:rPr>
-        <w:t xml:space="preserve">Correction: Remove the semicolon. It should be: if (c &lt; 7) System.out.println("c is less than 7");</w:t>
+        <w:t xml:space="preserve">e) Read the first integer from the user and store it in the variable x. </w:t>
       </w:r>
       <w:r>
         <w:rPr>
@@ -2152,15 +2119,15 @@
           <w:sz w:val="28"/>
           <w:szCs w:val="28"/>
         </w:rPr>
-        <w:t xml:space="preserve">b)</w:t>
-      </w:r>
-      <w:r>
-        <w:rPr>
-          <w:rFonts w:ascii="Nunito" w:hAnsi="Nunito"/>
-          <w:sz w:val="28"/>
-          <w:szCs w:val="28"/>
-        </w:rPr>
-        <w:t xml:space="preserve">Error: The operator =&gt; is incorrect.</w:t>
+        <w:t xml:space="preserve">Answer: </w:t>
+      </w:r>
+      <w:r>
+        <w:rPr>
+          <w:rFonts w:ascii="Nunito" w:hAnsi="Nunito"/>
+          <w:sz w:val="28"/>
+          <w:szCs w:val="28"/>
+        </w:rPr>
+        <w:t xml:space="preserve">x = input.nextInt();</w:t>
       </w:r>
       <w:r>
         <w:rPr>
@@ -2194,7 +2161,7 @@
           <w:sz w:val="28"/>
           <w:szCs w:val="28"/>
         </w:rPr>
-        <w:t xml:space="preserve">​Correction: Use &gt;= instead. It should be: if (c &gt;= 7) System.out.println("c is equal to or greater than 7");</w:t>
+        <w:t xml:space="preserve">f) Prompt the user to enter the second integer. </w:t>
       </w:r>
       <w:r>
         <w:rPr>
@@ -2228,6 +2195,15 @@
           <w:sz w:val="28"/>
           <w:szCs w:val="28"/>
         </w:rPr>
+        <w:t xml:space="preserve">Answer: </w:t>
+      </w:r>
+      <w:r>
+        <w:rPr>
+          <w:rFonts w:ascii="Nunito" w:hAnsi="Nunito"/>
+          <w:sz w:val="28"/>
+          <w:szCs w:val="28"/>
+        </w:rPr>
+        <w:t xml:space="preserve">System.out.print("Enter second integer: ");</w:t>
       </w:r>
       <w:r>
         <w:rPr>
@@ -2251,36 +2227,28 @@
         <w:ind/>
         <w:rPr>
           <w:rFonts w:ascii="Nunito" w:hAnsi="Nunito"/>
-          <w:b/>
-          <w:bCs/>
-          <w:sz w:val="28"/>
-          <w:szCs w:val="28"/>
-        </w:rPr>
-      </w:pPr>
-      <w:r>
-        <w:rPr>
-          <w:rFonts w:ascii="Nunito" w:hAnsi="Nunito"/>
-          <w:b/>
-          <w:bCs/>
-          <w:sz w:val="28"/>
-          <w:szCs w:val="28"/>
-        </w:rPr>
-        <w:t xml:space="preserve">2.5 Write declarations, statements or comments that accomplish each of the following tasks: </w:t>
-      </w:r>
-      <w:r>
-        <w:rPr>
-          <w:rFonts w:ascii="Nunito" w:hAnsi="Nunito"/>
-          <w:b/>
-          <w:bCs/>
-          <w:sz w:val="28"/>
-          <w:szCs w:val="28"/>
-        </w:rPr>
-      </w:r>
-      <w:r>
-        <w:rPr>
-          <w:rFonts w:ascii="Nunito" w:hAnsi="Nunito"/>
-          <w:b/>
-          <w:bCs/>
+          <w:sz w:val="28"/>
+          <w:szCs w:val="28"/>
+        </w:rPr>
+      </w:pPr>
+      <w:r>
+        <w:rPr>
+          <w:rFonts w:ascii="Nunito" w:hAnsi="Nunito"/>
+          <w:sz w:val="28"/>
+          <w:szCs w:val="28"/>
+        </w:rPr>
+        <w:t xml:space="preserve">g) Read the second integer from the user and store it in the variable y.</w:t>
+      </w:r>
+      <w:r>
+        <w:rPr>
+          <w:rFonts w:ascii="Nunito" w:hAnsi="Nunito"/>
+          <w:sz w:val="28"/>
+          <w:szCs w:val="28"/>
+        </w:rPr>
+      </w:r>
+      <w:r>
+        <w:rPr>
+          <w:rFonts w:ascii="Nunito" w:hAnsi="Nunito"/>
           <w:sz w:val="28"/>
           <w:szCs w:val="28"/>
         </w:rPr>
@@ -2303,7 +2271,15 @@
           <w:sz w:val="28"/>
           <w:szCs w:val="28"/>
         </w:rPr>
-        <w:t xml:space="preserve">a) State that a program will calculate the product of three integers. </w:t>
+        <w:t xml:space="preserve">Answer: </w:t>
+      </w:r>
+      <w:r>
+        <w:rPr>
+          <w:rFonts w:ascii="Nunito" w:hAnsi="Nunito"/>
+          <w:sz w:val="28"/>
+          <w:szCs w:val="28"/>
+        </w:rPr>
+        <w:t xml:space="preserve">y = input.nextInt();</w:t>
       </w:r>
       <w:r>
         <w:rPr>
@@ -2337,15 +2313,7 @@
           <w:sz w:val="28"/>
           <w:szCs w:val="28"/>
         </w:rPr>
-        <w:t xml:space="preserve">Answer:</w:t>
-      </w:r>
-      <w:r>
-        <w:rPr>
-          <w:rFonts w:ascii="Nunito" w:hAnsi="Nunito"/>
-          <w:sz w:val="28"/>
-          <w:szCs w:val="28"/>
-        </w:rPr>
-        <w:t xml:space="preserve"> // Program calculates the product of three integers</w:t>
+        <w:t xml:space="preserve">h) Prompt the user to enter the third integer. </w:t>
       </w:r>
       <w:r>
         <w:rPr>
@@ -2379,7 +2347,23 @@
           <w:sz w:val="28"/>
           <w:szCs w:val="28"/>
         </w:rPr>
-        <w:t xml:space="preserve">b) Create a Scanner called input that reads values from the standard input.</w:t>
+        <w:t xml:space="preserve">Answer:</w:t>
+      </w:r>
+      <w:r>
+        <w:rPr>
+          <w:rFonts w:ascii="Nunito" w:hAnsi="Nunito"/>
+          <w:sz w:val="28"/>
+          <w:szCs w:val="28"/>
+        </w:rPr>
+        <w:t xml:space="preserve"> </w:t>
+      </w:r>
+      <w:r>
+        <w:rPr>
+          <w:rFonts w:ascii="Nunito" w:hAnsi="Nunito"/>
+          <w:sz w:val="28"/>
+          <w:szCs w:val="28"/>
+        </w:rPr>
+        <w:t xml:space="preserve">System.out.print("Enter third integer: ");</w:t>
       </w:r>
       <w:r>
         <w:rPr>
@@ -2413,15 +2397,15 @@
           <w:sz w:val="28"/>
           <w:szCs w:val="28"/>
         </w:rPr>
-        <w:t xml:space="preserve">Answer: </w:t>
-      </w:r>
-      <w:r>
-        <w:rPr>
-          <w:rFonts w:ascii="Nunito" w:hAnsi="Nunito"/>
-          <w:sz w:val="28"/>
-          <w:szCs w:val="28"/>
-        </w:rPr>
-        <w:t xml:space="preserve">Scanner input = new Scanner(System.in);</w:t>
+        <w:t xml:space="preserve">i</w:t>
+      </w:r>
+      <w:r>
+        <w:rPr>
+          <w:rFonts w:ascii="Nunito" w:hAnsi="Nunito"/>
+          <w:sz w:val="28"/>
+          <w:szCs w:val="28"/>
+        </w:rPr>
+        <w:t xml:space="preserve">) Read the third integer from the user and store it in the variable z.</w:t>
       </w:r>
       <w:r>
         <w:rPr>
@@ -2455,7 +2439,23 @@
           <w:sz w:val="28"/>
           <w:szCs w:val="28"/>
         </w:rPr>
-        <w:t xml:space="preserve">c) Declare the variables x, y, z and result to be of type int. </w:t>
+        <w:t xml:space="preserve">Answer:</w:t>
+      </w:r>
+      <w:r>
+        <w:rPr>
+          <w:rFonts w:ascii="Nunito" w:hAnsi="Nunito"/>
+          <w:sz w:val="28"/>
+          <w:szCs w:val="28"/>
+        </w:rPr>
+        <w:t xml:space="preserve"> </w:t>
+      </w:r>
+      <w:r>
+        <w:rPr>
+          <w:rFonts w:ascii="Nunito" w:hAnsi="Nunito"/>
+          <w:sz w:val="28"/>
+          <w:szCs w:val="28"/>
+        </w:rPr>
+        <w:t xml:space="preserve">z = input.nextInt();</w:t>
       </w:r>
       <w:r>
         <w:rPr>
@@ -2481,70 +2481,62 @@
           <w:rFonts w:ascii="Nunito" w:hAnsi="Nunito"/>
           <w:sz w:val="28"/>
           <w:szCs w:val="28"/>
-        </w:rPr>
-      </w:pPr>
-      <w:r>
-        <w:rPr>
-          <w:rFonts w:ascii="Nunito" w:hAnsi="Nunito"/>
-          <w:sz w:val="28"/>
-          <w:szCs w:val="28"/>
-        </w:rPr>
-        <w:t xml:space="preserve">Answer: </w:t>
-      </w:r>
-      <w:r>
-        <w:rPr>
-          <w:rFonts w:ascii="Nunito" w:hAnsi="Nunito"/>
-          <w:sz w:val="28"/>
-          <w:szCs w:val="28"/>
-        </w:rPr>
-        <w:t xml:space="preserve">int x, y, z, result;</w:t>
-      </w:r>
-      <w:r>
-        <w:rPr>
-          <w:rFonts w:ascii="Nunito" w:hAnsi="Nunito"/>
-          <w:sz w:val="28"/>
-          <w:szCs w:val="28"/>
-        </w:rPr>
-      </w:r>
-      <w:r>
-        <w:rPr>
-          <w:rFonts w:ascii="Nunito" w:hAnsi="Nunito"/>
-          <w:sz w:val="28"/>
-          <w:szCs w:val="28"/>
+          <w:highlight w:val="none"/>
+        </w:rPr>
+      </w:pPr>
+      <w:r>
+        <w:rPr>
+          <w:rFonts w:ascii="Nunito" w:hAnsi="Nunito"/>
+          <w:sz w:val="28"/>
+          <w:szCs w:val="28"/>
+        </w:rPr>
+        <w:t xml:space="preserve"> j) Compute the product of the three integers contained in variables x, y and z, and assign the result to the variable result. </w:t>
+      </w:r>
+      <w:r>
+        <w:rPr>
+          <w:rFonts w:ascii="Nunito" w:hAnsi="Nunito"/>
+          <w:sz w:val="28"/>
+          <w:szCs w:val="28"/>
+          <w:highlight w:val="none"/>
         </w:rPr>
       </w:r>
     </w:p>
     <w:p>
       <w:pPr>
         <w:pBdr/>
-        <w:spacing/>
-        <w:ind/>
-        <w:rPr>
-          <w:rFonts w:ascii="Nunito" w:hAnsi="Nunito"/>
-          <w:sz w:val="28"/>
-          <w:szCs w:val="28"/>
-        </w:rPr>
-      </w:pPr>
-      <w:r>
-        <w:rPr>
-          <w:rFonts w:ascii="Nunito" w:hAnsi="Nunito"/>
-          <w:sz w:val="28"/>
-          <w:szCs w:val="28"/>
-        </w:rPr>
-        <w:t xml:space="preserve">d) Prompt the user to enter the first integer. </w:t>
-      </w:r>
-      <w:r>
-        <w:rPr>
-          <w:rFonts w:ascii="Nunito" w:hAnsi="Nunito"/>
-          <w:sz w:val="28"/>
-          <w:szCs w:val="28"/>
-        </w:rPr>
-      </w:r>
-      <w:r>
-        <w:rPr>
-          <w:rFonts w:ascii="Nunito" w:hAnsi="Nunito"/>
-          <w:sz w:val="28"/>
-          <w:szCs w:val="28"/>
+        <w:shd w:val="nil"/>
+        <w:spacing/>
+        <w:ind/>
+        <w:rPr>
+          <w:rFonts w:ascii="Nunito" w:hAnsi="Nunito"/>
+          <w:sz w:val="28"/>
+          <w:szCs w:val="28"/>
+          <w:highlight w:val="none"/>
+        </w:rPr>
+      </w:pPr>
+      <w:r>
+        <w:rPr>
+          <w:rFonts w:ascii="Nunito" w:hAnsi="Nunito"/>
+          <w:sz w:val="28"/>
+          <w:szCs w:val="28"/>
+          <w:highlight w:val="none"/>
+        </w:rPr>
+        <w:br w:type="page" w:clear="all"/>
+      </w:r>
+      <w:r>
+        <w:rPr>
+          <w:rFonts w:ascii="Nunito" w:hAnsi="Nunito"/>
+          <w:sz w:val="28"/>
+          <w:szCs w:val="28"/>
+          <w:highlight w:val="none"/>
+        </w:rPr>
+      </w:r>
+      <w:r>
+        <w:rPr>
+          <w:rFonts w:ascii="Nunito" w:hAnsi="Nunito"/>
+          <w:sz w:val="28"/>
+          <w:szCs w:val="28"/>
+          <w:highlight w:val="none"/>
         </w:rPr>
       </w:r>
     </w:p>
@@ -2557,68 +2549,72 @@
           <w:rFonts w:ascii="Nunito" w:hAnsi="Nunito"/>
           <w:sz w:val="28"/>
           <w:szCs w:val="28"/>
-        </w:rPr>
-      </w:pPr>
-      <w:r>
-        <w:rPr>
-          <w:rFonts w:ascii="Nunito" w:hAnsi="Nunito"/>
-          <w:sz w:val="28"/>
-          <w:szCs w:val="28"/>
-        </w:rPr>
-        <w:t xml:space="preserve">Answer: </w:t>
-      </w:r>
-      <w:r>
-        <w:rPr>
-          <w:rFonts w:ascii="Nunito" w:hAnsi="Nunito"/>
-          <w:sz w:val="28"/>
-          <w:szCs w:val="28"/>
-        </w:rPr>
-        <w:t xml:space="preserve">System.out.print("Enter first integer: ");</w:t>
-      </w:r>
-      <w:r>
-        <w:rPr>
-          <w:rFonts w:ascii="Nunito" w:hAnsi="Nunito"/>
-          <w:sz w:val="28"/>
-          <w:szCs w:val="28"/>
-        </w:rPr>
-      </w:r>
-      <w:r>
-        <w:rPr>
-          <w:rFonts w:ascii="Nunito" w:hAnsi="Nunito"/>
-          <w:sz w:val="28"/>
-          <w:szCs w:val="28"/>
+          <w:highlight w:val="none"/>
+        </w:rPr>
+      </w:pPr>
+      <w:r>
+        <w:rPr>
+          <w:rFonts w:ascii="Nunito" w:hAnsi="Nunito"/>
+          <w:sz w:val="28"/>
+          <w:szCs w:val="28"/>
+          <w:highlight w:val="none"/>
+        </w:rPr>
+        <w:t xml:space="preserve">Answer:</w:t>
+      </w:r>
+      <w:r>
+        <w:rPr>
+          <w:rFonts w:ascii="Nunito" w:hAnsi="Nunito"/>
+          <w:sz w:val="28"/>
+          <w:szCs w:val="28"/>
+          <w:highlight w:val="none"/>
         </w:rPr>
       </w:r>
     </w:p>
     <w:p>
       <w:pPr>
-        <w:pBdr/>
-        <w:spacing/>
-        <w:ind/>
-        <w:rPr>
-          <w:rFonts w:ascii="Nunito" w:hAnsi="Nunito"/>
-          <w:sz w:val="28"/>
-          <w:szCs w:val="28"/>
-        </w:rPr>
-      </w:pPr>
-      <w:r>
-        <w:rPr>
-          <w:rFonts w:ascii="Nunito" w:hAnsi="Nunito"/>
-          <w:sz w:val="28"/>
-          <w:szCs w:val="28"/>
-        </w:rPr>
-        <w:t xml:space="preserve">e) Read the first integer from the user and store it in the variable x. </w:t>
-      </w:r>
-      <w:r>
-        <w:rPr>
-          <w:rFonts w:ascii="Nunito" w:hAnsi="Nunito"/>
-          <w:sz w:val="28"/>
-          <w:szCs w:val="28"/>
-        </w:rPr>
-      </w:r>
-      <w:r>
-        <w:rPr>
-          <w:rFonts w:ascii="Nunito" w:hAnsi="Nunito"/>
+        <w:pBdr>
+          <w:top w:val="none" w:color="000000" w:sz="4" w:space="0"/>
+          <w:left w:val="none" w:color="000000" w:sz="4" w:space="0"/>
+          <w:bottom w:val="none" w:color="000000" w:sz="4" w:space="0"/>
+          <w:right w:val="none" w:color="000000" w:sz="4" w:space="0"/>
+        </w:pBdr>
+        <w:spacing/>
+        <w:ind w:right="0" w:firstLine="0" w:left="0"/>
+        <w:rPr>
+          <w:rFonts w:ascii="Nunito" w:hAnsi="Nunito" w:cs="Nunito"/>
+          <w:sz w:val="28"/>
+          <w:szCs w:val="28"/>
+        </w:rPr>
+      </w:pPr>
+      <w:r>
+        <w:rPr>
+          <w:rFonts w:ascii="Nunito" w:hAnsi="Nunito" w:eastAsia="Nunito" w:cs="Nunito"/>
+          <w:color w:val="000000"/>
+          <w:sz w:val="28"/>
+          <w:szCs w:val="28"/>
+        </w:rPr>
+        <w:t xml:space="preserve">int x, y, z, </w:t>
+      </w:r>
+      <w:r>
+        <w:rPr>
+          <w:rFonts w:ascii="Nunito" w:hAnsi="Nunito" w:eastAsia="Nunito" w:cs="Nunito"/>
+          <w:color w:val="000000"/>
+          <w:sz w:val="28"/>
+          <w:szCs w:val="28"/>
+        </w:rPr>
+        <w:t xml:space="preserve">result</w:t>
+      </w:r>
+      <w:r>
+        <w:rPr>
+          <w:rFonts w:ascii="Nunito" w:hAnsi="Nunito" w:eastAsia="Nunito" w:cs="Nunito"/>
+          <w:sz w:val="28"/>
+          <w:szCs w:val="28"/>
+        </w:rPr>
+        <w:t xml:space="preserve">;</w:t>
+      </w:r>
+      <w:r>
+        <w:rPr>
+          <w:rFonts w:ascii="Nunito" w:hAnsi="Nunito" w:eastAsia="Nunito" w:cs="Nunito"/>
           <w:sz w:val="28"/>
           <w:szCs w:val="28"/>
         </w:rPr>
@@ -2630,431 +2626,11 @@
         <w:spacing/>
         <w:ind/>
         <w:rPr>
-          <w:rFonts w:ascii="Nunito" w:hAnsi="Nunito"/>
-          <w:sz w:val="28"/>
-          <w:szCs w:val="28"/>
-        </w:rPr>
-      </w:pPr>
-      <w:r>
-        <w:rPr>
-          <w:rFonts w:ascii="Nunito" w:hAnsi="Nunito"/>
-          <w:sz w:val="28"/>
-          <w:szCs w:val="28"/>
-        </w:rPr>
-        <w:t xml:space="preserve">Answer: </w:t>
-      </w:r>
-      <w:r>
-        <w:rPr>
-          <w:rFonts w:ascii="Nunito" w:hAnsi="Nunito"/>
-          <w:sz w:val="28"/>
-          <w:szCs w:val="28"/>
-        </w:rPr>
-        <w:t xml:space="preserve">x = input.nextInt();</w:t>
-      </w:r>
-      <w:r>
-        <w:rPr>
-          <w:rFonts w:ascii="Nunito" w:hAnsi="Nunito"/>
-          <w:sz w:val="28"/>
-          <w:szCs w:val="28"/>
-        </w:rPr>
-      </w:r>
-      <w:r>
-        <w:rPr>
-          <w:rFonts w:ascii="Nunito" w:hAnsi="Nunito"/>
-          <w:sz w:val="28"/>
-          <w:szCs w:val="28"/>
-        </w:rPr>
-      </w:r>
-    </w:p>
-    <w:p>
-      <w:pPr>
-        <w:pBdr/>
-        <w:spacing/>
-        <w:ind/>
-        <w:rPr>
-          <w:rFonts w:ascii="Nunito" w:hAnsi="Nunito"/>
-          <w:sz w:val="28"/>
-          <w:szCs w:val="28"/>
-        </w:rPr>
-      </w:pPr>
-      <w:r>
-        <w:rPr>
-          <w:rFonts w:ascii="Nunito" w:hAnsi="Nunito"/>
-          <w:sz w:val="28"/>
-          <w:szCs w:val="28"/>
-        </w:rPr>
-        <w:t xml:space="preserve">f) Prompt the user to enter the second integer. </w:t>
-      </w:r>
-      <w:r>
-        <w:rPr>
-          <w:rFonts w:ascii="Nunito" w:hAnsi="Nunito"/>
-          <w:sz w:val="28"/>
-          <w:szCs w:val="28"/>
-        </w:rPr>
-      </w:r>
-      <w:r>
-        <w:rPr>
-          <w:rFonts w:ascii="Nunito" w:hAnsi="Nunito"/>
-          <w:sz w:val="28"/>
-          <w:szCs w:val="28"/>
-        </w:rPr>
-      </w:r>
-    </w:p>
-    <w:p>
-      <w:pPr>
-        <w:pBdr/>
-        <w:spacing/>
-        <w:ind/>
-        <w:rPr>
-          <w:rFonts w:ascii="Nunito" w:hAnsi="Nunito"/>
-          <w:sz w:val="28"/>
-          <w:szCs w:val="28"/>
-        </w:rPr>
-      </w:pPr>
-      <w:r>
-        <w:rPr>
-          <w:rFonts w:ascii="Nunito" w:hAnsi="Nunito"/>
-          <w:sz w:val="28"/>
-          <w:szCs w:val="28"/>
-        </w:rPr>
-        <w:t xml:space="preserve">Answer: </w:t>
-      </w:r>
-      <w:r>
-        <w:rPr>
-          <w:rFonts w:ascii="Nunito" w:hAnsi="Nunito"/>
-          <w:sz w:val="28"/>
-          <w:szCs w:val="28"/>
-        </w:rPr>
-        <w:t xml:space="preserve">System.out.print("Enter second integer: ");</w:t>
-      </w:r>
-      <w:r>
-        <w:rPr>
-          <w:rFonts w:ascii="Nunito" w:hAnsi="Nunito"/>
-          <w:sz w:val="28"/>
-          <w:szCs w:val="28"/>
-        </w:rPr>
-      </w:r>
-      <w:r>
-        <w:rPr>
-          <w:rFonts w:ascii="Nunito" w:hAnsi="Nunito"/>
-          <w:sz w:val="28"/>
-          <w:szCs w:val="28"/>
-        </w:rPr>
-      </w:r>
-    </w:p>
-    <w:p>
-      <w:pPr>
-        <w:pBdr/>
-        <w:spacing/>
-        <w:ind/>
-        <w:rPr>
-          <w:rFonts w:ascii="Nunito" w:hAnsi="Nunito"/>
-          <w:sz w:val="28"/>
-          <w:szCs w:val="28"/>
-        </w:rPr>
-      </w:pPr>
-      <w:r>
-        <w:rPr>
-          <w:rFonts w:ascii="Nunito" w:hAnsi="Nunito"/>
-          <w:sz w:val="28"/>
-          <w:szCs w:val="28"/>
-        </w:rPr>
-        <w:t xml:space="preserve">g) Read the second integer from the user and store it in the variable y.</w:t>
-      </w:r>
-      <w:r>
-        <w:rPr>
-          <w:rFonts w:ascii="Nunito" w:hAnsi="Nunito"/>
-          <w:sz w:val="28"/>
-          <w:szCs w:val="28"/>
-        </w:rPr>
-      </w:r>
-      <w:r>
-        <w:rPr>
-          <w:rFonts w:ascii="Nunito" w:hAnsi="Nunito"/>
-          <w:sz w:val="28"/>
-          <w:szCs w:val="28"/>
-        </w:rPr>
-      </w:r>
-    </w:p>
-    <w:p>
-      <w:pPr>
-        <w:pBdr/>
-        <w:spacing/>
-        <w:ind/>
-        <w:rPr>
-          <w:rFonts w:ascii="Nunito" w:hAnsi="Nunito"/>
-          <w:sz w:val="28"/>
-          <w:szCs w:val="28"/>
-        </w:rPr>
-      </w:pPr>
-      <w:r>
-        <w:rPr>
-          <w:rFonts w:ascii="Nunito" w:hAnsi="Nunito"/>
-          <w:sz w:val="28"/>
-          <w:szCs w:val="28"/>
-        </w:rPr>
-        <w:t xml:space="preserve">Answer: </w:t>
-      </w:r>
-      <w:r>
-        <w:rPr>
-          <w:rFonts w:ascii="Nunito" w:hAnsi="Nunito"/>
-          <w:sz w:val="28"/>
-          <w:szCs w:val="28"/>
-        </w:rPr>
-        <w:t xml:space="preserve">y = input.nextInt();</w:t>
-      </w:r>
-      <w:r>
-        <w:rPr>
-          <w:rFonts w:ascii="Nunito" w:hAnsi="Nunito"/>
-          <w:sz w:val="28"/>
-          <w:szCs w:val="28"/>
-        </w:rPr>
-      </w:r>
-      <w:r>
-        <w:rPr>
-          <w:rFonts w:ascii="Nunito" w:hAnsi="Nunito"/>
-          <w:sz w:val="28"/>
-          <w:szCs w:val="28"/>
-        </w:rPr>
-      </w:r>
-    </w:p>
-    <w:p>
-      <w:pPr>
-        <w:pBdr/>
-        <w:spacing/>
-        <w:ind/>
-        <w:rPr>
-          <w:rFonts w:ascii="Nunito" w:hAnsi="Nunito"/>
-          <w:sz w:val="28"/>
-          <w:szCs w:val="28"/>
-        </w:rPr>
-      </w:pPr>
-      <w:r>
-        <w:rPr>
-          <w:rFonts w:ascii="Nunito" w:hAnsi="Nunito"/>
-          <w:sz w:val="28"/>
-          <w:szCs w:val="28"/>
-        </w:rPr>
-        <w:t xml:space="preserve">h) Prompt the user to enter the third integer. </w:t>
-      </w:r>
-      <w:r>
-        <w:rPr>
-          <w:rFonts w:ascii="Nunito" w:hAnsi="Nunito"/>
-          <w:sz w:val="28"/>
-          <w:szCs w:val="28"/>
-        </w:rPr>
-      </w:r>
-      <w:r>
-        <w:rPr>
-          <w:rFonts w:ascii="Nunito" w:hAnsi="Nunito"/>
-          <w:sz w:val="28"/>
-          <w:szCs w:val="28"/>
-        </w:rPr>
-      </w:r>
-    </w:p>
-    <w:p>
-      <w:pPr>
-        <w:pBdr/>
-        <w:spacing/>
-        <w:ind/>
-        <w:rPr>
-          <w:rFonts w:ascii="Nunito" w:hAnsi="Nunito"/>
-          <w:sz w:val="28"/>
-          <w:szCs w:val="28"/>
-        </w:rPr>
-      </w:pPr>
-      <w:r>
-        <w:rPr>
-          <w:rFonts w:ascii="Nunito" w:hAnsi="Nunito"/>
-          <w:sz w:val="28"/>
-          <w:szCs w:val="28"/>
-        </w:rPr>
-        <w:t xml:space="preserve">Answer:</w:t>
-      </w:r>
-      <w:r>
-        <w:rPr>
-          <w:rFonts w:ascii="Nunito" w:hAnsi="Nunito"/>
-          <w:sz w:val="28"/>
-          <w:szCs w:val="28"/>
-        </w:rPr>
-        <w:t xml:space="preserve"> </w:t>
-      </w:r>
-      <w:r>
-        <w:rPr>
-          <w:rFonts w:ascii="Nunito" w:hAnsi="Nunito"/>
-          <w:sz w:val="28"/>
-          <w:szCs w:val="28"/>
-        </w:rPr>
-        <w:t xml:space="preserve">System.out.print("Enter third integer: ");</w:t>
-      </w:r>
-      <w:r>
-        <w:rPr>
-          <w:rFonts w:ascii="Nunito" w:hAnsi="Nunito"/>
-          <w:sz w:val="28"/>
-          <w:szCs w:val="28"/>
-        </w:rPr>
-      </w:r>
-      <w:r>
-        <w:rPr>
-          <w:rFonts w:ascii="Nunito" w:hAnsi="Nunito"/>
-          <w:sz w:val="28"/>
-          <w:szCs w:val="28"/>
-        </w:rPr>
-      </w:r>
-    </w:p>
-    <w:p>
-      <w:pPr>
-        <w:pBdr/>
-        <w:spacing/>
-        <w:ind/>
-        <w:rPr>
-          <w:rFonts w:ascii="Nunito" w:hAnsi="Nunito"/>
-          <w:sz w:val="28"/>
-          <w:szCs w:val="28"/>
-        </w:rPr>
-      </w:pPr>
-      <w:r>
-        <w:rPr>
-          <w:rFonts w:ascii="Nunito" w:hAnsi="Nunito"/>
-          <w:sz w:val="28"/>
-          <w:szCs w:val="28"/>
-        </w:rPr>
-        <w:t xml:space="preserve">i</w:t>
-      </w:r>
-      <w:r>
-        <w:rPr>
-          <w:rFonts w:ascii="Nunito" w:hAnsi="Nunito"/>
-          <w:sz w:val="28"/>
-          <w:szCs w:val="28"/>
-        </w:rPr>
-        <w:t xml:space="preserve">) Read the third integer from the user and store it in the variable z.</w:t>
-      </w:r>
-      <w:r>
-        <w:rPr>
-          <w:rFonts w:ascii="Nunito" w:hAnsi="Nunito"/>
-          <w:sz w:val="28"/>
-          <w:szCs w:val="28"/>
-        </w:rPr>
-      </w:r>
-      <w:r>
-        <w:rPr>
-          <w:rFonts w:ascii="Nunito" w:hAnsi="Nunito"/>
-          <w:sz w:val="28"/>
-          <w:szCs w:val="28"/>
-        </w:rPr>
-      </w:r>
-    </w:p>
-    <w:p>
-      <w:pPr>
-        <w:pBdr/>
-        <w:spacing/>
-        <w:ind/>
-        <w:rPr>
-          <w:rFonts w:ascii="Nunito" w:hAnsi="Nunito"/>
-          <w:sz w:val="28"/>
-          <w:szCs w:val="28"/>
-        </w:rPr>
-      </w:pPr>
-      <w:r>
-        <w:rPr>
-          <w:rFonts w:ascii="Nunito" w:hAnsi="Nunito"/>
-          <w:sz w:val="28"/>
-          <w:szCs w:val="28"/>
-        </w:rPr>
-        <w:t xml:space="preserve">Answer:</w:t>
-      </w:r>
-      <w:r>
-        <w:rPr>
-          <w:rFonts w:ascii="Nunito" w:hAnsi="Nunito"/>
-          <w:sz w:val="28"/>
-          <w:szCs w:val="28"/>
-        </w:rPr>
-        <w:t xml:space="preserve"> </w:t>
-      </w:r>
-      <w:r>
-        <w:rPr>
-          <w:rFonts w:ascii="Nunito" w:hAnsi="Nunito"/>
-          <w:sz w:val="28"/>
-          <w:szCs w:val="28"/>
-        </w:rPr>
-        <w:t xml:space="preserve">z = input.nextInt();</w:t>
-      </w:r>
-      <w:r>
-        <w:rPr>
-          <w:rFonts w:ascii="Nunito" w:hAnsi="Nunito"/>
-          <w:sz w:val="28"/>
-          <w:szCs w:val="28"/>
-        </w:rPr>
-      </w:r>
-      <w:r>
-        <w:rPr>
-          <w:rFonts w:ascii="Nunito" w:hAnsi="Nunito"/>
-          <w:sz w:val="28"/>
-          <w:szCs w:val="28"/>
-        </w:rPr>
-      </w:r>
-    </w:p>
-    <w:p>
-      <w:pPr>
-        <w:pBdr/>
-        <w:spacing/>
-        <w:ind/>
-        <w:rPr>
-          <w:rFonts w:ascii="Nunito" w:hAnsi="Nunito"/>
-          <w:sz w:val="28"/>
-          <w:szCs w:val="28"/>
-        </w:rPr>
-      </w:pPr>
-      <w:r>
-        <w:rPr>
-          <w:rFonts w:ascii="Nunito" w:hAnsi="Nunito"/>
-          <w:sz w:val="28"/>
-          <w:szCs w:val="28"/>
-        </w:rPr>
-        <w:t xml:space="preserve"> j) Compute the product of the three integers contained in variables x, y and z, and assign the result to the variable result. </w:t>
-      </w:r>
-      <w:r>
-        <w:rPr>
-          <w:rFonts w:ascii="Nunito" w:hAnsi="Nunito"/>
-          <w:sz w:val="28"/>
-          <w:szCs w:val="28"/>
-        </w:rPr>
-      </w:r>
-      <w:r>
-        <w:rPr>
-          <w:rFonts w:ascii="Nunito" w:hAnsi="Nunito"/>
-          <w:sz w:val="28"/>
-          <w:szCs w:val="28"/>
-        </w:rPr>
-      </w:r>
-    </w:p>
-    <w:p>
-      <w:pPr>
-        <w:pBdr/>
-        <w:spacing/>
-        <w:ind/>
-        <w:rPr>
-          <w:rFonts w:ascii="Nunito" w:hAnsi="Nunito"/>
-          <w:sz w:val="28"/>
-          <w:szCs w:val="28"/>
-        </w:rPr>
-      </w:pPr>
-      <w:r>
-        <w:rPr>
-          <w:rFonts w:ascii="Nunito" w:hAnsi="Nunito"/>
-          <w:sz w:val="28"/>
-          <w:szCs w:val="28"/>
-        </w:rPr>
-        <w:t xml:space="preserve">Answer:</w:t>
-      </w:r>
-      <w:r>
-        <w:rPr>
-          <w:rFonts w:ascii="Nunito" w:hAnsi="Nunito"/>
-          <w:sz w:val="28"/>
-          <w:szCs w:val="28"/>
-        </w:rPr>
-        <w:t xml:space="preserve"> </w:t>
-      </w:r>
+          <w:rFonts w:ascii="Nirmala UI" w:hAnsi="Nirmala UI" w:cs="Nirmala UI"/>
+          <w:sz w:val="28"/>
+          <w:szCs w:val="28"/>
+        </w:rPr>
+      </w:pPr>
       <w:r>
         <w:rPr>
           <w:rFonts w:ascii="Nunito" w:hAnsi="Nunito"/>
@@ -3072,7 +2648,14 @@
       </w:r>
       <w:r>
         <w:rPr>
-          <w:rFonts w:ascii="Nunito" w:hAnsi="Nunito"/>
+          <w:rFonts w:ascii="Nirmala UI" w:hAnsi="Nirmala UI" w:eastAsia="Nirmala UI" w:cs="Nirmala UI"/>
+          <w:sz w:val="28"/>
+          <w:szCs w:val="28"/>
+        </w:rPr>
+      </w:r>
+      <w:r>
+        <w:rPr>
+          <w:rFonts w:ascii="Nirmala UI" w:hAnsi="Nirmala UI" w:cs="Nirmala UI"/>
           <w:sz w:val="28"/>
           <w:szCs w:val="28"/>
         </w:rPr>
@@ -6565,7 +6148,7 @@
                       <pic:spPr bwMode="auto">
                         <a:xfrm>
                           <a:off x="0" y="0"/>
-                          <a:ext cx="6178108" cy="1678527"/>
+                          <a:ext cx="6178108" cy="1678526"/>
                         </a:xfrm>
                         <a:prstGeom prst="rect">
                           <a:avLst/>
@@ -7623,13 +7206,13 @@
                       </pic:nvPicPr>
                       <pic:blipFill rotWithShape="1">
                         <a:blip r:embed="rId9"/>
-                        <a:srcRect l="15400" t="48137" r="16486" b="22153"/>
+                        <a:srcRect l="15400" t="48137" r="16486" b="22152"/>
                         <a:stretch/>
                       </pic:blipFill>
                       <pic:spPr bwMode="auto">
                         <a:xfrm>
                           <a:off x="0" y="0"/>
-                          <a:ext cx="6148611" cy="1408527"/>
+                          <a:ext cx="6148611" cy="1408526"/>
                         </a:xfrm>
                         <a:prstGeom prst="rect">
                           <a:avLst/>
@@ -9155,7 +8738,6 @@
         <w:ind/>
         <w:rPr/>
       </w:pPr>
-      <w:r/>
       <w:r>
         <w:separator/>
       </w:r>
@@ -9170,7 +8752,6 @@
         <w:ind/>
         <w:rPr/>
       </w:pPr>
-      <w:r/>
       <w:r>
         <w:continuationSeparator/>
       </w:r>
@@ -9190,7 +8771,6 @@
         <w:ind/>
         <w:rPr/>
       </w:pPr>
-      <w:r/>
       <w:r>
         <w:separator/>
       </w:r>
@@ -9205,7 +8785,6 @@
         <w:ind/>
         <w:rPr/>
       </w:pPr>
-      <w:r/>
       <w:r>
         <w:continuationSeparator/>
       </w:r>
@@ -9373,9 +8952,9 @@
     <w:lsdException w:name="Bibliography" w:uiPriority="37"/>
     <w:lsdException w:name="TOC Heading" w:uiPriority="39" w:qFormat="1"/>
   </w:latentStyles>
-  <w:style w:type="table" w:styleId="12">
+  <w:style w:type="table" w:styleId="701">
     <w:name w:val="Table Grid"/>
-    <w:basedOn w:val="665"/>
+    <w:basedOn w:val="887"/>
     <w:uiPriority w:val="59"/>
     <w:pPr>
       <w:pBdr/>
@@ -9572,9 +9151,9 @@
       </w:tcPr>
     </w:tblStylePr>
   </w:style>
-  <w:style w:type="table" w:styleId="13">
+  <w:style w:type="table" w:styleId="702">
     <w:name w:val="Table Grid Light"/>
-    <w:basedOn w:val="665"/>
+    <w:basedOn w:val="887"/>
     <w:uiPriority w:val="59"/>
     <w:pPr>
       <w:pBdr/>
@@ -9771,9 +9350,9 @@
       </w:tcPr>
     </w:tblStylePr>
   </w:style>
-  <w:style w:type="table" w:styleId="14">
+  <w:style w:type="table" w:styleId="703">
     <w:name w:val="Plain Table 1"/>
-    <w:basedOn w:val="665"/>
+    <w:basedOn w:val="887"/>
     <w:uiPriority w:val="59"/>
     <w:pPr>
       <w:pBdr/>
@@ -9996,9 +9575,9 @@
       </w:tcPr>
     </w:tblStylePr>
   </w:style>
-  <w:style w:type="table" w:styleId="15">
+  <w:style w:type="table" w:styleId="704">
     <w:name w:val="Plain Table 2"/>
-    <w:basedOn w:val="665"/>
+    <w:basedOn w:val="887"/>
     <w:uiPriority w:val="59"/>
     <w:pPr>
       <w:pBdr/>
@@ -10229,9 +9808,9 @@
       </w:tcPr>
     </w:tblStylePr>
   </w:style>
-  <w:style w:type="table" w:styleId="16">
+  <w:style w:type="table" w:styleId="705">
     <w:name w:val="Plain Table 3"/>
-    <w:basedOn w:val="665"/>
+    <w:basedOn w:val="887"/>
     <w:uiPriority w:val="99"/>
     <w:pPr>
       <w:pBdr/>
@@ -10459,9 +10038,9 @@
       </w:tcPr>
     </w:tblStylePr>
   </w:style>
-  <w:style w:type="table" w:styleId="17">
+  <w:style w:type="table" w:styleId="706">
     <w:name w:val="Plain Table 4"/>
-    <w:basedOn w:val="665"/>
+    <w:basedOn w:val="887"/>
     <w:uiPriority w:val="99"/>
     <w:pPr>
       <w:pBdr/>
@@ -10675,9 +10254,9 @@
       </w:tcPr>
     </w:tblStylePr>
   </w:style>
-  <w:style w:type="table" w:styleId="18">
+  <w:style w:type="table" w:styleId="707">
     <w:name w:val="Plain Table 5"/>
-    <w:basedOn w:val="665"/>
+    <w:basedOn w:val="887"/>
     <w:uiPriority w:val="99"/>
     <w:pPr>
       <w:pBdr/>
@@ -10908,9 +10487,9 @@
       </w:tcPr>
     </w:tblStylePr>
   </w:style>
-  <w:style w:type="table" w:styleId="19">
+  <w:style w:type="table" w:styleId="708">
     <w:name w:val="Grid Table 1 Light"/>
-    <w:basedOn w:val="665"/>
+    <w:basedOn w:val="887"/>
     <w:uiPriority w:val="99"/>
     <w:pPr>
       <w:pBdr/>
@@ -11131,9 +10710,9 @@
       </w:tcPr>
     </w:tblStylePr>
   </w:style>
-  <w:style w:type="table" w:styleId="20">
+  <w:style w:type="table" w:styleId="709">
     <w:name w:val="Grid Table 1 Light - Accent 1"/>
-    <w:basedOn w:val="665"/>
+    <w:basedOn w:val="887"/>
     <w:uiPriority w:val="99"/>
     <w:pPr>
       <w:pBdr/>
@@ -11354,9 +10933,9 @@
       </w:tcPr>
     </w:tblStylePr>
   </w:style>
-  <w:style w:type="table" w:styleId="21">
+  <w:style w:type="table" w:styleId="710">
     <w:name w:val="Grid Table 1 Light - Accent 2"/>
-    <w:basedOn w:val="665"/>
+    <w:basedOn w:val="887"/>
     <w:uiPriority w:val="99"/>
     <w:pPr>
       <w:pBdr/>
@@ -11577,9 +11156,9 @@
       </w:tcPr>
     </w:tblStylePr>
   </w:style>
-  <w:style w:type="table" w:styleId="22">
+  <w:style w:type="table" w:styleId="711">
     <w:name w:val="Grid Table 1 Light - Accent 3"/>
-    <w:basedOn w:val="665"/>
+    <w:basedOn w:val="887"/>
     <w:uiPriority w:val="99"/>
     <w:pPr>
       <w:pBdr/>
@@ -11800,9 +11379,9 @@
       </w:tcPr>
     </w:tblStylePr>
   </w:style>
-  <w:style w:type="table" w:styleId="23">
+  <w:style w:type="table" w:styleId="712">
     <w:name w:val="Grid Table 1 Light - Accent 4"/>
-    <w:basedOn w:val="665"/>
+    <w:basedOn w:val="887"/>
     <w:uiPriority w:val="99"/>
     <w:pPr>
       <w:pBdr/>
@@ -12023,9 +11602,9 @@
       </w:tcPr>
     </w:tblStylePr>
   </w:style>
-  <w:style w:type="table" w:styleId="24">
+  <w:style w:type="table" w:styleId="713">
     <w:name w:val="Grid Table 1 Light - Accent 5"/>
-    <w:basedOn w:val="665"/>
+    <w:basedOn w:val="887"/>
     <w:uiPriority w:val="99"/>
     <w:pPr>
       <w:pBdr/>
@@ -12246,9 +11825,9 @@
       </w:tcPr>
     </w:tblStylePr>
   </w:style>
-  <w:style w:type="table" w:styleId="25">
+  <w:style w:type="table" w:styleId="714">
     <w:name w:val="Grid Table 1 Light - Accent 6"/>
-    <w:basedOn w:val="665"/>
+    <w:basedOn w:val="887"/>
     <w:uiPriority w:val="99"/>
     <w:pPr>
       <w:pBdr/>
@@ -12469,9 +12048,9 @@
       </w:tcPr>
     </w:tblStylePr>
   </w:style>
-  <w:style w:type="table" w:styleId="26">
+  <w:style w:type="table" w:styleId="715">
     <w:name w:val="Grid Table 2"/>
-    <w:basedOn w:val="665"/>
+    <w:basedOn w:val="887"/>
     <w:uiPriority w:val="99"/>
     <w:pPr>
       <w:pBdr/>
@@ -12701,9 +12280,9 @@
       </w:tcPr>
     </w:tblStylePr>
   </w:style>
-  <w:style w:type="table" w:styleId="27">
+  <w:style w:type="table" w:styleId="716">
     <w:name w:val="Grid Table 2 - Accent 1"/>
-    <w:basedOn w:val="665"/>
+    <w:basedOn w:val="887"/>
     <w:uiPriority w:val="99"/>
     <w:pPr>
       <w:pBdr/>
@@ -12933,9 +12512,9 @@
       </w:tcPr>
     </w:tblStylePr>
   </w:style>
-  <w:style w:type="table" w:styleId="28">
+  <w:style w:type="table" w:styleId="717">
     <w:name w:val="Grid Table 2 - Accent 2"/>
-    <w:basedOn w:val="665"/>
+    <w:basedOn w:val="887"/>
     <w:uiPriority w:val="99"/>
     <w:pPr>
       <w:pBdr/>
@@ -13165,9 +12744,9 @@
       </w:tcPr>
     </w:tblStylePr>
   </w:style>
-  <w:style w:type="table" w:styleId="29">
+  <w:style w:type="table" w:styleId="718">
     <w:name w:val="Grid Table 2 - Accent 3"/>
-    <w:basedOn w:val="665"/>
+    <w:basedOn w:val="887"/>
     <w:uiPriority w:val="99"/>
     <w:pPr>
       <w:pBdr/>
@@ -13397,9 +12976,9 @@
       </w:tcPr>
     </w:tblStylePr>
   </w:style>
-  <w:style w:type="table" w:styleId="30">
+  <w:style w:type="table" w:styleId="719">
     <w:name w:val="Grid Table 2 - Accent 4"/>
-    <w:basedOn w:val="665"/>
+    <w:basedOn w:val="887"/>
     <w:uiPriority w:val="99"/>
     <w:pPr>
       <w:pBdr/>
@@ -13629,9 +13208,9 @@
       </w:tcPr>
     </w:tblStylePr>
   </w:style>
-  <w:style w:type="table" w:styleId="31">
+  <w:style w:type="table" w:styleId="720">
     <w:name w:val="Grid Table 2 - Accent 5"/>
-    <w:basedOn w:val="665"/>
+    <w:basedOn w:val="887"/>
     <w:uiPriority w:val="99"/>
     <w:pPr>
       <w:pBdr/>
@@ -13861,9 +13440,9 @@
       </w:tcPr>
     </w:tblStylePr>
   </w:style>
-  <w:style w:type="table" w:styleId="32">
+  <w:style w:type="table" w:styleId="721">
     <w:name w:val="Grid Table 2 - Accent 6"/>
-    <w:basedOn w:val="665"/>
+    <w:basedOn w:val="887"/>
     <w:uiPriority w:val="99"/>
     <w:pPr>
       <w:pBdr/>
@@ -14093,9 +13672,9 @@
       </w:tcPr>
     </w:tblStylePr>
   </w:style>
-  <w:style w:type="table" w:styleId="33">
+  <w:style w:type="table" w:styleId="722">
     <w:name w:val="Grid Table 3"/>
-    <w:basedOn w:val="665"/>
+    <w:basedOn w:val="887"/>
     <w:uiPriority w:val="99"/>
     <w:pPr>
       <w:pBdr/>
@@ -14194,29 +13773,6 @@
         <w:tblBorders/>
       </w:tblPr>
       <w:tcPr>
-        <w:shd w:color="ffffff"/>
-        <w:tcBorders>
-          <w:top w:val="none" w:color="000000" w:sz="4" w:space="0"/>
-          <w:left w:val="none" w:color="000000" w:sz="4" w:space="0"/>
-          <w:bottom w:val="none" w:color="000000" w:sz="4" w:space="0"/>
-          <w:right w:val="none" w:color="000000" w:sz="4" w:space="0"/>
-        </w:tcBorders>
-      </w:tcPr>
-    </w:tblStylePr>
-    <w:tblStylePr w:type="firstRow">
-      <w:rPr>
-        <w:b/>
-        <w:color w:val="404040"/>
-      </w:rPr>
-      <w:pPr>
-        <w:pBdr/>
-        <w:spacing/>
-        <w:ind/>
-      </w:pPr>
-      <w:tblPr>
-        <w:tblBorders/>
-      </w:tblPr>
-      <w:tcPr>
         <w:shd w:val="clear" w:color="ffffff"/>
         <w:tcBorders>
           <w:top w:val="none" w:color="000000" w:sz="4" w:space="0"/>
@@ -14226,30 +13782,7 @@
         </w:tcBorders>
       </w:tcPr>
     </w:tblStylePr>
-    <w:tblStylePr w:type="lastCol">
-      <w:rPr>
-        <w:i/>
-        <w:color w:val="404040"/>
-      </w:rPr>
-      <w:pPr>
-        <w:pBdr/>
-        <w:spacing/>
-        <w:ind/>
-      </w:pPr>
-      <w:tblPr>
-        <w:tblBorders/>
-      </w:tblPr>
-      <w:tcPr>
-        <w:shd w:color="ffffff"/>
-        <w:tcBorders>
-          <w:top w:val="none" w:color="000000" w:sz="4" w:space="0"/>
-          <w:left w:val="none" w:color="000000" w:sz="4" w:space="0"/>
-          <w:bottom w:val="none" w:color="000000" w:sz="4" w:space="0"/>
-          <w:right w:val="none" w:color="000000" w:sz="4" w:space="0"/>
-        </w:tcBorders>
-      </w:tcPr>
-    </w:tblStylePr>
-    <w:tblStylePr w:type="lastRow">
+    <w:tblStylePr w:type="firstRow">
       <w:rPr>
         <w:b/>
         <w:color w:val="404040"/>
@@ -14272,6 +13805,52 @@
         </w:tcBorders>
       </w:tcPr>
     </w:tblStylePr>
+    <w:tblStylePr w:type="lastCol">
+      <w:rPr>
+        <w:i/>
+        <w:color w:val="404040"/>
+      </w:rPr>
+      <w:pPr>
+        <w:pBdr/>
+        <w:spacing/>
+        <w:ind/>
+      </w:pPr>
+      <w:tblPr>
+        <w:tblBorders/>
+      </w:tblPr>
+      <w:tcPr>
+        <w:shd w:val="clear" w:color="ffffff"/>
+        <w:tcBorders>
+          <w:top w:val="none" w:color="000000" w:sz="4" w:space="0"/>
+          <w:left w:val="none" w:color="000000" w:sz="4" w:space="0"/>
+          <w:bottom w:val="none" w:color="000000" w:sz="4" w:space="0"/>
+          <w:right w:val="none" w:color="000000" w:sz="4" w:space="0"/>
+        </w:tcBorders>
+      </w:tcPr>
+    </w:tblStylePr>
+    <w:tblStylePr w:type="lastRow">
+      <w:rPr>
+        <w:b/>
+        <w:color w:val="404040"/>
+      </w:rPr>
+      <w:pPr>
+        <w:pBdr/>
+        <w:spacing/>
+        <w:ind/>
+      </w:pPr>
+      <w:tblPr>
+        <w:tblBorders/>
+      </w:tblPr>
+      <w:tcPr>
+        <w:shd w:val="clear" w:color="ffffff"/>
+        <w:tcBorders>
+          <w:top w:val="none" w:color="000000" w:sz="4" w:space="0"/>
+          <w:left w:val="none" w:color="000000" w:sz="4" w:space="0"/>
+          <w:bottom w:val="none" w:color="000000" w:sz="4" w:space="0"/>
+          <w:right w:val="none" w:color="000000" w:sz="4" w:space="0"/>
+        </w:tcBorders>
+      </w:tcPr>
+    </w:tblStylePr>
     <w:tblStylePr w:type="nwCell">
       <w:pPr>
         <w:pBdr/>
@@ -14338,9 +13917,9 @@
       </w:tcPr>
     </w:tblStylePr>
   </w:style>
-  <w:style w:type="table" w:styleId="34">
+  <w:style w:type="table" w:styleId="723">
     <w:name w:val="Grid Table 3 - Accent 1"/>
-    <w:basedOn w:val="665"/>
+    <w:basedOn w:val="887"/>
     <w:uiPriority w:val="99"/>
     <w:pPr>
       <w:pBdr/>
@@ -14439,29 +14018,6 @@
         <w:tblBorders/>
       </w:tblPr>
       <w:tcPr>
-        <w:shd w:color="ffffff"/>
-        <w:tcBorders>
-          <w:top w:val="none" w:color="000000" w:sz="4" w:space="0"/>
-          <w:left w:val="none" w:color="000000" w:sz="4" w:space="0"/>
-          <w:bottom w:val="none" w:color="000000" w:sz="4" w:space="0"/>
-          <w:right w:val="none" w:color="000000" w:sz="4" w:space="0"/>
-        </w:tcBorders>
-      </w:tcPr>
-    </w:tblStylePr>
-    <w:tblStylePr w:type="firstRow">
-      <w:rPr>
-        <w:b/>
-        <w:color w:val="404040"/>
-      </w:rPr>
-      <w:pPr>
-        <w:pBdr/>
-        <w:spacing/>
-        <w:ind/>
-      </w:pPr>
-      <w:tblPr>
-        <w:tblBorders/>
-      </w:tblPr>
-      <w:tcPr>
         <w:shd w:val="clear" w:color="ffffff"/>
         <w:tcBorders>
           <w:top w:val="none" w:color="000000" w:sz="4" w:space="0"/>
@@ -14471,30 +14027,7 @@
         </w:tcBorders>
       </w:tcPr>
     </w:tblStylePr>
-    <w:tblStylePr w:type="lastCol">
-      <w:rPr>
-        <w:i/>
-        <w:color w:val="404040"/>
-      </w:rPr>
-      <w:pPr>
-        <w:pBdr/>
-        <w:spacing/>
-        <w:ind/>
-      </w:pPr>
-      <w:tblPr>
-        <w:tblBorders/>
-      </w:tblPr>
-      <w:tcPr>
-        <w:shd w:color="ffffff"/>
-        <w:tcBorders>
-          <w:top w:val="none" w:color="000000" w:sz="4" w:space="0"/>
-          <w:left w:val="none" w:color="000000" w:sz="4" w:space="0"/>
-          <w:bottom w:val="none" w:color="000000" w:sz="4" w:space="0"/>
-          <w:right w:val="none" w:color="000000" w:sz="4" w:space="0"/>
-        </w:tcBorders>
-      </w:tcPr>
-    </w:tblStylePr>
-    <w:tblStylePr w:type="lastRow">
+    <w:tblStylePr w:type="firstRow">
       <w:rPr>
         <w:b/>
         <w:color w:val="404040"/>
@@ -14517,6 +14050,52 @@
         </w:tcBorders>
       </w:tcPr>
     </w:tblStylePr>
+    <w:tblStylePr w:type="lastCol">
+      <w:rPr>
+        <w:i/>
+        <w:color w:val="404040"/>
+      </w:rPr>
+      <w:pPr>
+        <w:pBdr/>
+        <w:spacing/>
+        <w:ind/>
+      </w:pPr>
+      <w:tblPr>
+        <w:tblBorders/>
+      </w:tblPr>
+      <w:tcPr>
+        <w:shd w:val="clear" w:color="ffffff"/>
+        <w:tcBorders>
+          <w:top w:val="none" w:color="000000" w:sz="4" w:space="0"/>
+          <w:left w:val="none" w:color="000000" w:sz="4" w:space="0"/>
+          <w:bottom w:val="none" w:color="000000" w:sz="4" w:space="0"/>
+          <w:right w:val="none" w:color="000000" w:sz="4" w:space="0"/>
+        </w:tcBorders>
+      </w:tcPr>
+    </w:tblStylePr>
+    <w:tblStylePr w:type="lastRow">
+      <w:rPr>
+        <w:b/>
+        <w:color w:val="404040"/>
+      </w:rPr>
+      <w:pPr>
+        <w:pBdr/>
+        <w:spacing/>
+        <w:ind/>
+      </w:pPr>
+      <w:tblPr>
+        <w:tblBorders/>
+      </w:tblPr>
+      <w:tcPr>
+        <w:shd w:val="clear" w:color="ffffff"/>
+        <w:tcBorders>
+          <w:top w:val="none" w:color="000000" w:sz="4" w:space="0"/>
+          <w:left w:val="none" w:color="000000" w:sz="4" w:space="0"/>
+          <w:bottom w:val="none" w:color="000000" w:sz="4" w:space="0"/>
+          <w:right w:val="none" w:color="000000" w:sz="4" w:space="0"/>
+        </w:tcBorders>
+      </w:tcPr>
+    </w:tblStylePr>
     <w:tblStylePr w:type="nwCell">
       <w:pPr>
         <w:pBdr/>
@@ -14583,9 +14162,9 @@
       </w:tcPr>
     </w:tblStylePr>
   </w:style>
-  <w:style w:type="table" w:styleId="35">
+  <w:style w:type="table" w:styleId="724">
     <w:name w:val="Grid Table 3 - Accent 2"/>
-    <w:basedOn w:val="665"/>
+    <w:basedOn w:val="887"/>
     <w:uiPriority w:val="99"/>
     <w:pPr>
       <w:pBdr/>
@@ -14684,29 +14263,6 @@
         <w:tblBorders/>
       </w:tblPr>
       <w:tcPr>
-        <w:shd w:color="ffffff"/>
-        <w:tcBorders>
-          <w:top w:val="none" w:color="000000" w:sz="4" w:space="0"/>
-          <w:left w:val="none" w:color="000000" w:sz="4" w:space="0"/>
-          <w:bottom w:val="none" w:color="000000" w:sz="4" w:space="0"/>
-          <w:right w:val="none" w:color="000000" w:sz="4" w:space="0"/>
-        </w:tcBorders>
-      </w:tcPr>
-    </w:tblStylePr>
-    <w:tblStylePr w:type="firstRow">
-      <w:rPr>
-        <w:b/>
-        <w:color w:val="404040"/>
-      </w:rPr>
-      <w:pPr>
-        <w:pBdr/>
-        <w:spacing/>
-        <w:ind/>
-      </w:pPr>
-      <w:tblPr>
-        <w:tblBorders/>
-      </w:tblPr>
-      <w:tcPr>
         <w:shd w:val="clear" w:color="ffffff"/>
         <w:tcBorders>
           <w:top w:val="none" w:color="000000" w:sz="4" w:space="0"/>
@@ -14716,30 +14272,7 @@
         </w:tcBorders>
       </w:tcPr>
     </w:tblStylePr>
-    <w:tblStylePr w:type="lastCol">
-      <w:rPr>
-        <w:i/>
-        <w:color w:val="404040"/>
-      </w:rPr>
-      <w:pPr>
-        <w:pBdr/>
-        <w:spacing/>
-        <w:ind/>
-      </w:pPr>
-      <w:tblPr>
-        <w:tblBorders/>
-      </w:tblPr>
-      <w:tcPr>
-        <w:shd w:color="ffffff"/>
-        <w:tcBorders>
-          <w:top w:val="none" w:color="000000" w:sz="4" w:space="0"/>
-          <w:left w:val="none" w:color="000000" w:sz="4" w:space="0"/>
-          <w:bottom w:val="none" w:color="000000" w:sz="4" w:space="0"/>
-          <w:right w:val="none" w:color="000000" w:sz="4" w:space="0"/>
-        </w:tcBorders>
-      </w:tcPr>
-    </w:tblStylePr>
-    <w:tblStylePr w:type="lastRow">
+    <w:tblStylePr w:type="firstRow">
       <w:rPr>
         <w:b/>
         <w:color w:val="404040"/>
@@ -14762,6 +14295,52 @@
         </w:tcBorders>
       </w:tcPr>
     </w:tblStylePr>
+    <w:tblStylePr w:type="lastCol">
+      <w:rPr>
+        <w:i/>
+        <w:color w:val="404040"/>
+      </w:rPr>
+      <w:pPr>
+        <w:pBdr/>
+        <w:spacing/>
+        <w:ind/>
+      </w:pPr>
+      <w:tblPr>
+        <w:tblBorders/>
+      </w:tblPr>
+      <w:tcPr>
+        <w:shd w:val="clear" w:color="ffffff"/>
+        <w:tcBorders>
+          <w:top w:val="none" w:color="000000" w:sz="4" w:space="0"/>
+          <w:left w:val="none" w:color="000000" w:sz="4" w:space="0"/>
+          <w:bottom w:val="none" w:color="000000" w:sz="4" w:space="0"/>
+          <w:right w:val="none" w:color="000000" w:sz="4" w:space="0"/>
+        </w:tcBorders>
+      </w:tcPr>
+    </w:tblStylePr>
+    <w:tblStylePr w:type="lastRow">
+      <w:rPr>
+        <w:b/>
+        <w:color w:val="404040"/>
+      </w:rPr>
+      <w:pPr>
+        <w:pBdr/>
+        <w:spacing/>
+        <w:ind/>
+      </w:pPr>
+      <w:tblPr>
+        <w:tblBorders/>
+      </w:tblPr>
+      <w:tcPr>
+        <w:shd w:val="clear" w:color="ffffff"/>
+        <w:tcBorders>
+          <w:top w:val="none" w:color="000000" w:sz="4" w:space="0"/>
+          <w:left w:val="none" w:color="000000" w:sz="4" w:space="0"/>
+          <w:bottom w:val="none" w:color="000000" w:sz="4" w:space="0"/>
+          <w:right w:val="none" w:color="000000" w:sz="4" w:space="0"/>
+        </w:tcBorders>
+      </w:tcPr>
+    </w:tblStylePr>
     <w:tblStylePr w:type="nwCell">
       <w:pPr>
         <w:pBdr/>
@@ -14828,9 +14407,9 @@
       </w:tcPr>
     </w:tblStylePr>
   </w:style>
-  <w:style w:type="table" w:styleId="36">
+  <w:style w:type="table" w:styleId="725">
     <w:name w:val="Grid Table 3 - Accent 3"/>
-    <w:basedOn w:val="665"/>
+    <w:basedOn w:val="887"/>
     <w:uiPriority w:val="99"/>
     <w:pPr>
       <w:pBdr/>
@@ -14929,29 +14508,6 @@
         <w:tblBorders/>
       </w:tblPr>
       <w:tcPr>
-        <w:shd w:color="ffffff"/>
-        <w:tcBorders>
-          <w:top w:val="none" w:color="000000" w:sz="4" w:space="0"/>
-          <w:left w:val="none" w:color="000000" w:sz="4" w:space="0"/>
-          <w:bottom w:val="none" w:color="000000" w:sz="4" w:space="0"/>
-          <w:right w:val="none" w:color="000000" w:sz="4" w:space="0"/>
-        </w:tcBorders>
-      </w:tcPr>
-    </w:tblStylePr>
-    <w:tblStylePr w:type="firstRow">
-      <w:rPr>
-        <w:b/>
-        <w:color w:val="404040"/>
-      </w:rPr>
-      <w:pPr>
-        <w:pBdr/>
-        <w:spacing/>
-        <w:ind/>
-      </w:pPr>
-      <w:tblPr>
-        <w:tblBorders/>
-      </w:tblPr>
-      <w:tcPr>
         <w:shd w:val="clear" w:color="ffffff"/>
         <w:tcBorders>
           <w:top w:val="none" w:color="000000" w:sz="4" w:space="0"/>
@@ -14961,30 +14517,7 @@
         </w:tcBorders>
       </w:tcPr>
     </w:tblStylePr>
-    <w:tblStylePr w:type="lastCol">
-      <w:rPr>
-        <w:i/>
-        <w:color w:val="404040"/>
-      </w:rPr>
-      <w:pPr>
-        <w:pBdr/>
-        <w:spacing/>
-        <w:ind/>
-      </w:pPr>
-      <w:tblPr>
-        <w:tblBorders/>
-      </w:tblPr>
-      <w:tcPr>
-        <w:shd w:color="ffffff"/>
-        <w:tcBorders>
-          <w:top w:val="none" w:color="000000" w:sz="4" w:space="0"/>
-          <w:left w:val="none" w:color="000000" w:sz="4" w:space="0"/>
-          <w:bottom w:val="none" w:color="000000" w:sz="4" w:space="0"/>
-          <w:right w:val="none" w:color="000000" w:sz="4" w:space="0"/>
-        </w:tcBorders>
-      </w:tcPr>
-    </w:tblStylePr>
-    <w:tblStylePr w:type="lastRow">
+    <w:tblStylePr w:type="firstRow">
       <w:rPr>
         <w:b/>
         <w:color w:val="404040"/>
@@ -15007,6 +14540,52 @@
         </w:tcBorders>
       </w:tcPr>
     </w:tblStylePr>
+    <w:tblStylePr w:type="lastCol">
+      <w:rPr>
+        <w:i/>
+        <w:color w:val="404040"/>
+      </w:rPr>
+      <w:pPr>
+        <w:pBdr/>
+        <w:spacing/>
+        <w:ind/>
+      </w:pPr>
+      <w:tblPr>
+        <w:tblBorders/>
+      </w:tblPr>
+      <w:tcPr>
+        <w:shd w:val="clear" w:color="ffffff"/>
+        <w:tcBorders>
+          <w:top w:val="none" w:color="000000" w:sz="4" w:space="0"/>
+          <w:left w:val="none" w:color="000000" w:sz="4" w:space="0"/>
+          <w:bottom w:val="none" w:color="000000" w:sz="4" w:space="0"/>
+          <w:right w:val="none" w:color="000000" w:sz="4" w:space="0"/>
+        </w:tcBorders>
+      </w:tcPr>
+    </w:tblStylePr>
+    <w:tblStylePr w:type="lastRow">
+      <w:rPr>
+        <w:b/>
+        <w:color w:val="404040"/>
+      </w:rPr>
+      <w:pPr>
+        <w:pBdr/>
+        <w:spacing/>
+        <w:ind/>
+      </w:pPr>
+      <w:tblPr>
+        <w:tblBorders/>
+      </w:tblPr>
+      <w:tcPr>
+        <w:shd w:val="clear" w:color="ffffff"/>
+        <w:tcBorders>
+          <w:top w:val="none" w:color="000000" w:sz="4" w:space="0"/>
+          <w:left w:val="none" w:color="000000" w:sz="4" w:space="0"/>
+          <w:bottom w:val="none" w:color="000000" w:sz="4" w:space="0"/>
+          <w:right w:val="none" w:color="000000" w:sz="4" w:space="0"/>
+        </w:tcBorders>
+      </w:tcPr>
+    </w:tblStylePr>
     <w:tblStylePr w:type="nwCell">
       <w:pPr>
         <w:pBdr/>
@@ -15073,9 +14652,9 @@
       </w:tcPr>
     </w:tblStylePr>
   </w:style>
-  <w:style w:type="table" w:styleId="37">
+  <w:style w:type="table" w:styleId="726">
     <w:name w:val="Grid Table 3 - Accent 4"/>
-    <w:basedOn w:val="665"/>
+    <w:basedOn w:val="887"/>
     <w:uiPriority w:val="99"/>
     <w:pPr>
       <w:pBdr/>
@@ -15174,29 +14753,6 @@
         <w:tblBorders/>
       </w:tblPr>
       <w:tcPr>
-        <w:shd w:color="ffffff"/>
-        <w:tcBorders>
-          <w:top w:val="none" w:color="000000" w:sz="4" w:space="0"/>
-          <w:left w:val="none" w:color="000000" w:sz="4" w:space="0"/>
-          <w:bottom w:val="none" w:color="000000" w:sz="4" w:space="0"/>
-          <w:right w:val="none" w:color="000000" w:sz="4" w:space="0"/>
-        </w:tcBorders>
-      </w:tcPr>
-    </w:tblStylePr>
-    <w:tblStylePr w:type="firstRow">
-      <w:rPr>
-        <w:b/>
-        <w:color w:val="404040"/>
-      </w:rPr>
-      <w:pPr>
-        <w:pBdr/>
-        <w:spacing/>
-        <w:ind/>
-      </w:pPr>
-      <w:tblPr>
-        <w:tblBorders/>
-      </w:tblPr>
-      <w:tcPr>
         <w:shd w:val="clear" w:color="ffffff"/>
         <w:tcBorders>
           <w:top w:val="none" w:color="000000" w:sz="4" w:space="0"/>
@@ -15206,30 +14762,7 @@
         </w:tcBorders>
       </w:tcPr>
     </w:tblStylePr>
-    <w:tblStylePr w:type="lastCol">
-      <w:rPr>
-        <w:i/>
-        <w:color w:val="404040"/>
-      </w:rPr>
-      <w:pPr>
-        <w:pBdr/>
-        <w:spacing/>
-        <w:ind/>
-      </w:pPr>
-      <w:tblPr>
-        <w:tblBorders/>
-      </w:tblPr>
-      <w:tcPr>
-        <w:shd w:color="ffffff"/>
-        <w:tcBorders>
-          <w:top w:val="none" w:color="000000" w:sz="4" w:space="0"/>
-          <w:left w:val="none" w:color="000000" w:sz="4" w:space="0"/>
-          <w:bottom w:val="none" w:color="000000" w:sz="4" w:space="0"/>
-          <w:right w:val="none" w:color="000000" w:sz="4" w:space="0"/>
-        </w:tcBorders>
-      </w:tcPr>
-    </w:tblStylePr>
-    <w:tblStylePr w:type="lastRow">
+    <w:tblStylePr w:type="firstRow">
       <w:rPr>
         <w:b/>
         <w:color w:val="404040"/>
@@ -15252,6 +14785,52 @@
         </w:tcBorders>
       </w:tcPr>
     </w:tblStylePr>
+    <w:tblStylePr w:type="lastCol">
+      <w:rPr>
+        <w:i/>
+        <w:color w:val="404040"/>
+      </w:rPr>
+      <w:pPr>
+        <w:pBdr/>
+        <w:spacing/>
+        <w:ind/>
+      </w:pPr>
+      <w:tblPr>
+        <w:tblBorders/>
+      </w:tblPr>
+      <w:tcPr>
+        <w:shd w:val="clear" w:color="ffffff"/>
+        <w:tcBorders>
+          <w:top w:val="none" w:color="000000" w:sz="4" w:space="0"/>
+          <w:left w:val="none" w:color="000000" w:sz="4" w:space="0"/>
+          <w:bottom w:val="none" w:color="000000" w:sz="4" w:space="0"/>
+          <w:right w:val="none" w:color="000000" w:sz="4" w:space="0"/>
+        </w:tcBorders>
+      </w:tcPr>
+    </w:tblStylePr>
+    <w:tblStylePr w:type="lastRow">
+      <w:rPr>
+        <w:b/>
+        <w:color w:val="404040"/>
+      </w:rPr>
+      <w:pPr>
+        <w:pBdr/>
+        <w:spacing/>
+        <w:ind/>
+      </w:pPr>
+      <w:tblPr>
+        <w:tblBorders/>
+      </w:tblPr>
+      <w:tcPr>
+        <w:shd w:val="clear" w:color="ffffff"/>
+        <w:tcBorders>
+          <w:top w:val="none" w:color="000000" w:sz="4" w:space="0"/>
+          <w:left w:val="none" w:color="000000" w:sz="4" w:space="0"/>
+          <w:bottom w:val="none" w:color="000000" w:sz="4" w:space="0"/>
+          <w:right w:val="none" w:color="000000" w:sz="4" w:space="0"/>
+        </w:tcBorders>
+      </w:tcPr>
+    </w:tblStylePr>
     <w:tblStylePr w:type="nwCell">
       <w:pPr>
         <w:pBdr/>
@@ -15318,9 +14897,9 @@
       </w:tcPr>
     </w:tblStylePr>
   </w:style>
-  <w:style w:type="table" w:styleId="38">
+  <w:style w:type="table" w:styleId="727">
     <w:name w:val="Grid Table 3 - Accent 5"/>
-    <w:basedOn w:val="665"/>
+    <w:basedOn w:val="887"/>
     <w:uiPriority w:val="99"/>
     <w:pPr>
       <w:pBdr/>
@@ -15419,29 +14998,6 @@
         <w:tblBorders/>
       </w:tblPr>
       <w:tcPr>
-        <w:shd w:color="ffffff"/>
-        <w:tcBorders>
-          <w:top w:val="none" w:color="000000" w:sz="4" w:space="0"/>
-          <w:left w:val="none" w:color="000000" w:sz="4" w:space="0"/>
-          <w:bottom w:val="none" w:color="000000" w:sz="4" w:space="0"/>
-          <w:right w:val="none" w:color="000000" w:sz="4" w:space="0"/>
-        </w:tcBorders>
-      </w:tcPr>
-    </w:tblStylePr>
-    <w:tblStylePr w:type="firstRow">
-      <w:rPr>
-        <w:b/>
-        <w:color w:val="404040"/>
-      </w:rPr>
-      <w:pPr>
-        <w:pBdr/>
-        <w:spacing/>
-        <w:ind/>
-      </w:pPr>
-      <w:tblPr>
-        <w:tblBorders/>
-      </w:tblPr>
-      <w:tcPr>
         <w:shd w:val="clear" w:color="ffffff"/>
         <w:tcBorders>
           <w:top w:val="none" w:color="000000" w:sz="4" w:space="0"/>
@@ -15451,30 +15007,7 @@
         </w:tcBorders>
       </w:tcPr>
     </w:tblStylePr>
-    <w:tblStylePr w:type="lastCol">
-      <w:rPr>
-        <w:i/>
-        <w:color w:val="404040"/>
-      </w:rPr>
-      <w:pPr>
-        <w:pBdr/>
-        <w:spacing/>
-        <w:ind/>
-      </w:pPr>
-      <w:tblPr>
-        <w:tblBorders/>
-      </w:tblPr>
-      <w:tcPr>
-        <w:shd w:color="ffffff"/>
-        <w:tcBorders>
-          <w:top w:val="none" w:color="000000" w:sz="4" w:space="0"/>
-          <w:left w:val="none" w:color="000000" w:sz="4" w:space="0"/>
-          <w:bottom w:val="none" w:color="000000" w:sz="4" w:space="0"/>
-          <w:right w:val="none" w:color="000000" w:sz="4" w:space="0"/>
-        </w:tcBorders>
-      </w:tcPr>
-    </w:tblStylePr>
-    <w:tblStylePr w:type="lastRow">
+    <w:tblStylePr w:type="firstRow">
       <w:rPr>
         <w:b/>
         <w:color w:val="404040"/>
@@ -15497,6 +15030,52 @@
         </w:tcBorders>
       </w:tcPr>
     </w:tblStylePr>
+    <w:tblStylePr w:type="lastCol">
+      <w:rPr>
+        <w:i/>
+        <w:color w:val="404040"/>
+      </w:rPr>
+      <w:pPr>
+        <w:pBdr/>
+        <w:spacing/>
+        <w:ind/>
+      </w:pPr>
+      <w:tblPr>
+        <w:tblBorders/>
+      </w:tblPr>
+      <w:tcPr>
+        <w:shd w:val="clear" w:color="ffffff"/>
+        <w:tcBorders>
+          <w:top w:val="none" w:color="000000" w:sz="4" w:space="0"/>
+          <w:left w:val="none" w:color="000000" w:sz="4" w:space="0"/>
+          <w:bottom w:val="none" w:color="000000" w:sz="4" w:space="0"/>
+          <w:right w:val="none" w:color="000000" w:sz="4" w:space="0"/>
+        </w:tcBorders>
+      </w:tcPr>
+    </w:tblStylePr>
+    <w:tblStylePr w:type="lastRow">
+      <w:rPr>
+        <w:b/>
+        <w:color w:val="404040"/>
+      </w:rPr>
+      <w:pPr>
+        <w:pBdr/>
+        <w:spacing/>
+        <w:ind/>
+      </w:pPr>
+      <w:tblPr>
+        <w:tblBorders/>
+      </w:tblPr>
+      <w:tcPr>
+        <w:shd w:val="clear" w:color="ffffff"/>
+        <w:tcBorders>
+          <w:top w:val="none" w:color="000000" w:sz="4" w:space="0"/>
+          <w:left w:val="none" w:color="000000" w:sz="4" w:space="0"/>
+          <w:bottom w:val="none" w:color="000000" w:sz="4" w:space="0"/>
+          <w:right w:val="none" w:color="000000" w:sz="4" w:space="0"/>
+        </w:tcBorders>
+      </w:tcPr>
+    </w:tblStylePr>
     <w:tblStylePr w:type="nwCell">
       <w:pPr>
         <w:pBdr/>
@@ -15563,9 +15142,9 @@
       </w:tcPr>
     </w:tblStylePr>
   </w:style>
-  <w:style w:type="table" w:styleId="39">
+  <w:style w:type="table" w:styleId="728">
     <w:name w:val="Grid Table 3 - Accent 6"/>
-    <w:basedOn w:val="665"/>
+    <w:basedOn w:val="887"/>
     <w:uiPriority w:val="99"/>
     <w:pPr>
       <w:pBdr/>
@@ -15664,29 +15243,6 @@
         <w:tblBorders/>
       </w:tblPr>
       <w:tcPr>
-        <w:shd w:color="ffffff"/>
-        <w:tcBorders>
-          <w:top w:val="none" w:color="000000" w:sz="4" w:space="0"/>
-          <w:left w:val="none" w:color="000000" w:sz="4" w:space="0"/>
-          <w:bottom w:val="none" w:color="000000" w:sz="4" w:space="0"/>
-          <w:right w:val="none" w:color="000000" w:sz="4" w:space="0"/>
-        </w:tcBorders>
-      </w:tcPr>
-    </w:tblStylePr>
-    <w:tblStylePr w:type="firstRow">
-      <w:rPr>
-        <w:b/>
-        <w:color w:val="404040"/>
-      </w:rPr>
-      <w:pPr>
-        <w:pBdr/>
-        <w:spacing/>
-        <w:ind/>
-      </w:pPr>
-      <w:tblPr>
-        <w:tblBorders/>
-      </w:tblPr>
-      <w:tcPr>
         <w:shd w:val="clear" w:color="ffffff"/>
         <w:tcBorders>
           <w:top w:val="none" w:color="000000" w:sz="4" w:space="0"/>
@@ -15696,30 +15252,7 @@
         </w:tcBorders>
       </w:tcPr>
     </w:tblStylePr>
-    <w:tblStylePr w:type="lastCol">
-      <w:rPr>
-        <w:i/>
-        <w:color w:val="404040"/>
-      </w:rPr>
-      <w:pPr>
-        <w:pBdr/>
-        <w:spacing/>
-        <w:ind/>
-      </w:pPr>
-      <w:tblPr>
-        <w:tblBorders/>
-      </w:tblPr>
-      <w:tcPr>
-        <w:shd w:color="ffffff"/>
-        <w:tcBorders>
-          <w:top w:val="none" w:color="000000" w:sz="4" w:space="0"/>
-          <w:left w:val="none" w:color="000000" w:sz="4" w:space="0"/>
-          <w:bottom w:val="none" w:color="000000" w:sz="4" w:space="0"/>
-          <w:right w:val="none" w:color="000000" w:sz="4" w:space="0"/>
-        </w:tcBorders>
-      </w:tcPr>
-    </w:tblStylePr>
-    <w:tblStylePr w:type="lastRow">
+    <w:tblStylePr w:type="firstRow">
       <w:rPr>
         <w:b/>
         <w:color w:val="404040"/>
@@ -15742,6 +15275,52 @@
         </w:tcBorders>
       </w:tcPr>
     </w:tblStylePr>
+    <w:tblStylePr w:type="lastCol">
+      <w:rPr>
+        <w:i/>
+        <w:color w:val="404040"/>
+      </w:rPr>
+      <w:pPr>
+        <w:pBdr/>
+        <w:spacing/>
+        <w:ind/>
+      </w:pPr>
+      <w:tblPr>
+        <w:tblBorders/>
+      </w:tblPr>
+      <w:tcPr>
+        <w:shd w:val="clear" w:color="ffffff"/>
+        <w:tcBorders>
+          <w:top w:val="none" w:color="000000" w:sz="4" w:space="0"/>
+          <w:left w:val="none" w:color="000000" w:sz="4" w:space="0"/>
+          <w:bottom w:val="none" w:color="000000" w:sz="4" w:space="0"/>
+          <w:right w:val="none" w:color="000000" w:sz="4" w:space="0"/>
+        </w:tcBorders>
+      </w:tcPr>
+    </w:tblStylePr>
+    <w:tblStylePr w:type="lastRow">
+      <w:rPr>
+        <w:b/>
+        <w:color w:val="404040"/>
+      </w:rPr>
+      <w:pPr>
+        <w:pBdr/>
+        <w:spacing/>
+        <w:ind/>
+      </w:pPr>
+      <w:tblPr>
+        <w:tblBorders/>
+      </w:tblPr>
+      <w:tcPr>
+        <w:shd w:val="clear" w:color="ffffff"/>
+        <w:tcBorders>
+          <w:top w:val="none" w:color="000000" w:sz="4" w:space="0"/>
+          <w:left w:val="none" w:color="000000" w:sz="4" w:space="0"/>
+          <w:bottom w:val="none" w:color="000000" w:sz="4" w:space="0"/>
+          <w:right w:val="none" w:color="000000" w:sz="4" w:space="0"/>
+        </w:tcBorders>
+      </w:tcPr>
+    </w:tblStylePr>
     <w:tblStylePr w:type="nwCell">
       <w:pPr>
         <w:pBdr/>
@@ -15808,9 +15387,9 @@
       </w:tcPr>
     </w:tblStylePr>
   </w:style>
-  <w:style w:type="table" w:styleId="40">
+  <w:style w:type="table" w:styleId="729">
     <w:name w:val="Grid Table 4"/>
-    <w:basedOn w:val="665"/>
+    <w:basedOn w:val="887"/>
     <w:uiPriority w:val="59"/>
     <w:pPr>
       <w:pBdr/>
@@ -16041,9 +15620,9 @@
       </w:tcPr>
     </w:tblStylePr>
   </w:style>
-  <w:style w:type="table" w:styleId="41">
+  <w:style w:type="table" w:styleId="730">
     <w:name w:val="Grid Table 4 - Accent 1"/>
-    <w:basedOn w:val="665"/>
+    <w:basedOn w:val="887"/>
     <w:uiPriority w:val="59"/>
     <w:pPr>
       <w:pBdr/>
@@ -16274,9 +15853,9 @@
       </w:tcPr>
     </w:tblStylePr>
   </w:style>
-  <w:style w:type="table" w:styleId="42">
+  <w:style w:type="table" w:styleId="731">
     <w:name w:val="Grid Table 4 - Accent 2"/>
-    <w:basedOn w:val="665"/>
+    <w:basedOn w:val="887"/>
     <w:uiPriority w:val="59"/>
     <w:pPr>
       <w:pBdr/>
@@ -16507,9 +16086,9 @@
       </w:tcPr>
     </w:tblStylePr>
   </w:style>
-  <w:style w:type="table" w:styleId="43">
+  <w:style w:type="table" w:styleId="732">
     <w:name w:val="Grid Table 4 - Accent 3"/>
-    <w:basedOn w:val="665"/>
+    <w:basedOn w:val="887"/>
     <w:uiPriority w:val="59"/>
     <w:pPr>
       <w:pBdr/>
@@ -16740,9 +16319,9 @@
       </w:tcPr>
     </w:tblStylePr>
   </w:style>
-  <w:style w:type="table" w:styleId="44">
+  <w:style w:type="table" w:styleId="733">
     <w:name w:val="Grid Table 4 - Accent 4"/>
-    <w:basedOn w:val="665"/>
+    <w:basedOn w:val="887"/>
     <w:uiPriority w:val="59"/>
     <w:pPr>
       <w:pBdr/>
@@ -16973,9 +16552,9 @@
       </w:tcPr>
     </w:tblStylePr>
   </w:style>
-  <w:style w:type="table" w:styleId="45">
+  <w:style w:type="table" w:styleId="734">
     <w:name w:val="Grid Table 4 - Accent 5"/>
-    <w:basedOn w:val="665"/>
+    <w:basedOn w:val="887"/>
     <w:uiPriority w:val="59"/>
     <w:pPr>
       <w:pBdr/>
@@ -17206,9 +16785,9 @@
       </w:tcPr>
     </w:tblStylePr>
   </w:style>
-  <w:style w:type="table" w:styleId="46">
+  <w:style w:type="table" w:styleId="735">
     <w:name w:val="Grid Table 4 - Accent 6"/>
-    <w:basedOn w:val="665"/>
+    <w:basedOn w:val="887"/>
     <w:uiPriority w:val="59"/>
     <w:pPr>
       <w:pBdr/>
@@ -17439,9 +17018,9 @@
       </w:tcPr>
     </w:tblStylePr>
   </w:style>
-  <w:style w:type="table" w:styleId="47">
+  <w:style w:type="table" w:styleId="736">
     <w:name w:val="Grid Table 5 Dark"/>
-    <w:basedOn w:val="665"/>
+    <w:basedOn w:val="887"/>
     <w:uiPriority w:val="99"/>
     <w:pPr>
       <w:pBdr/>
@@ -17667,9 +17246,9 @@
       </w:tcPr>
     </w:tblStylePr>
   </w:style>
-  <w:style w:type="table" w:styleId="48">
+  <w:style w:type="table" w:styleId="737">
     <w:name w:val="Grid Table 5 Dark- Accent 1"/>
-    <w:basedOn w:val="665"/>
+    <w:basedOn w:val="887"/>
     <w:uiPriority w:val="99"/>
     <w:pPr>
       <w:pBdr/>
@@ -17895,9 +17474,9 @@
       </w:tcPr>
     </w:tblStylePr>
   </w:style>
-  <w:style w:type="table" w:styleId="49">
+  <w:style w:type="table" w:styleId="738">
     <w:name w:val="Grid Table 5 Dark - Accent 2"/>
-    <w:basedOn w:val="665"/>
+    <w:basedOn w:val="887"/>
     <w:uiPriority w:val="99"/>
     <w:pPr>
       <w:pBdr/>
@@ -18123,9 +17702,9 @@
       </w:tcPr>
     </w:tblStylePr>
   </w:style>
-  <w:style w:type="table" w:styleId="50">
+  <w:style w:type="table" w:styleId="739">
     <w:name w:val="Grid Table 5 Dark - Accent 3"/>
-    <w:basedOn w:val="665"/>
+    <w:basedOn w:val="887"/>
     <w:uiPriority w:val="99"/>
     <w:pPr>
       <w:pBdr/>
@@ -18351,9 +17930,9 @@
       </w:tcPr>
     </w:tblStylePr>
   </w:style>
-  <w:style w:type="table" w:styleId="51">
+  <w:style w:type="table" w:styleId="740">
     <w:name w:val="Grid Table 5 Dark- Accent 4"/>
-    <w:basedOn w:val="665"/>
+    <w:basedOn w:val="887"/>
     <w:uiPriority w:val="99"/>
     <w:pPr>
       <w:pBdr/>
@@ -18579,9 +18158,9 @@
       </w:tcPr>
     </w:tblStylePr>
   </w:style>
-  <w:style w:type="table" w:styleId="52">
+  <w:style w:type="table" w:styleId="741">
     <w:name w:val="Grid Table 5 Dark - Accent 5"/>
-    <w:basedOn w:val="665"/>
+    <w:basedOn w:val="887"/>
     <w:uiPriority w:val="99"/>
     <w:pPr>
       <w:pBdr/>
@@ -18807,9 +18386,9 @@
       </w:tcPr>
     </w:tblStylePr>
   </w:style>
-  <w:style w:type="table" w:styleId="53">
+  <w:style w:type="table" w:styleId="742">
     <w:name w:val="Grid Table 5 Dark - Accent 6"/>
-    <w:basedOn w:val="665"/>
+    <w:basedOn w:val="887"/>
     <w:uiPriority w:val="99"/>
     <w:pPr>
       <w:pBdr/>
@@ -19035,9 +18614,9 @@
       </w:tcPr>
     </w:tblStylePr>
   </w:style>
-  <w:style w:type="table" w:styleId="54">
+  <w:style w:type="table" w:styleId="743">
     <w:name w:val="Grid Table 6 Colorful"/>
-    <w:basedOn w:val="665"/>
+    <w:basedOn w:val="887"/>
     <w:uiPriority w:val="99"/>
     <w:pPr>
       <w:pBdr/>
@@ -19265,9 +18844,9 @@
       </w:tcPr>
     </w:tblStylePr>
   </w:style>
-  <w:style w:type="table" w:styleId="55">
+  <w:style w:type="table" w:styleId="744">
     <w:name w:val="Grid Table 6 Colorful - Accent 1"/>
-    <w:basedOn w:val="665"/>
+    <w:basedOn w:val="887"/>
     <w:uiPriority w:val="99"/>
     <w:pPr>
       <w:pBdr/>
@@ -19495,9 +19074,9 @@
       </w:tcPr>
     </w:tblStylePr>
   </w:style>
-  <w:style w:type="table" w:styleId="56">
+  <w:style w:type="table" w:styleId="745">
     <w:name w:val="Grid Table 6 Colorful - Accent 2"/>
-    <w:basedOn w:val="665"/>
+    <w:basedOn w:val="887"/>
     <w:uiPriority w:val="99"/>
     <w:pPr>
       <w:pBdr/>
@@ -19725,9 +19304,9 @@
       </w:tcPr>
     </w:tblStylePr>
   </w:style>
-  <w:style w:type="table" w:styleId="57">
+  <w:style w:type="table" w:styleId="746">
     <w:name w:val="Grid Table 6 Colorful - Accent 3"/>
-    <w:basedOn w:val="665"/>
+    <w:basedOn w:val="887"/>
     <w:uiPriority w:val="99"/>
     <w:pPr>
       <w:pBdr/>
@@ -19955,9 +19534,9 @@
       </w:tcPr>
     </w:tblStylePr>
   </w:style>
-  <w:style w:type="table" w:styleId="58">
+  <w:style w:type="table" w:styleId="747">
     <w:name w:val="Grid Table 6 Colorful - Accent 4"/>
-    <w:basedOn w:val="665"/>
+    <w:basedOn w:val="887"/>
     <w:uiPriority w:val="99"/>
     <w:pPr>
       <w:pBdr/>
@@ -20185,9 +19764,9 @@
       </w:tcPr>
     </w:tblStylePr>
   </w:style>
-  <w:style w:type="table" w:styleId="59">
+  <w:style w:type="table" w:styleId="748">
     <w:name w:val="Grid Table 6 Colorful - Accent 5"/>
-    <w:basedOn w:val="665"/>
+    <w:basedOn w:val="887"/>
     <w:uiPriority w:val="99"/>
     <w:pPr>
       <w:pBdr/>
@@ -20415,9 +19994,9 @@
       </w:tcPr>
     </w:tblStylePr>
   </w:style>
-  <w:style w:type="table" w:styleId="60">
+  <w:style w:type="table" w:styleId="749">
     <w:name w:val="Grid Table 6 Colorful - Accent 6"/>
-    <w:basedOn w:val="665"/>
+    <w:basedOn w:val="887"/>
     <w:uiPriority w:val="99"/>
     <w:pPr>
       <w:pBdr/>
@@ -20645,9 +20224,9 @@
       </w:tcPr>
     </w:tblStylePr>
   </w:style>
-  <w:style w:type="table" w:styleId="61">
+  <w:style w:type="table" w:styleId="750">
     <w:name w:val="Grid Table 7 Colorful"/>
-    <w:basedOn w:val="665"/>
+    <w:basedOn w:val="887"/>
     <w:uiPriority w:val="99"/>
     <w:pPr>
       <w:pBdr/>
@@ -20749,11 +20328,11 @@
         <w:tblBorders/>
       </w:tblPr>
       <w:tcPr>
-        <w:shd w:color="ffffff"/>
+        <w:shd w:val="clear" w:color="ffffff"/>
         <w:tcBorders>
-          <w:top w:val="none"/>
-          <w:left w:val="none"/>
-          <w:bottom w:val="none"/>
+          <w:top w:val="none" w:color="000000" w:sz="4" w:space="0"/>
+          <w:left w:val="none" w:color="000000" w:sz="4" w:space="0"/>
+          <w:bottom w:val="none" w:color="000000" w:sz="4" w:space="0"/>
           <w:right w:val="single" w:color="000000" w:themeColor="text1" w:themeTint="80" w:sz="4" w:space="0"/>
         </w:tcBorders>
       </w:tcPr>
@@ -20776,10 +20355,10 @@
       <w:tcPr>
         <w:shd w:val="clear" w:color="ffffff" w:themeColor="light1" w:fill="ffffff" w:themeFill="light1"/>
         <w:tcBorders>
-          <w:top w:val="none"/>
-          <w:left w:val="none"/>
+          <w:top w:val="none" w:color="000000" w:sz="4" w:space="0"/>
+          <w:left w:val="none" w:color="000000" w:sz="4" w:space="0"/>
           <w:bottom w:val="single" w:color="000000" w:themeColor="text1" w:themeTint="80" w:sz="4" w:space="0"/>
-          <w:right w:val="none"/>
+          <w:right w:val="none" w:color="000000" w:sz="4" w:space="0"/>
         </w:tcBorders>
       </w:tcPr>
     </w:tblStylePr>
@@ -20799,12 +20378,12 @@
         <w:tblBorders/>
       </w:tblPr>
       <w:tcPr>
-        <w:shd w:color="ffffff"/>
+        <w:shd w:val="clear" w:color="ffffff"/>
         <w:tcBorders>
-          <w:top w:val="none"/>
+          <w:top w:val="none" w:color="000000" w:sz="4" w:space="0"/>
           <w:left w:val="single" w:color="000000" w:themeColor="text1" w:themeTint="80" w:sz="4" w:space="0"/>
-          <w:bottom w:val="none"/>
-          <w:right w:val="none"/>
+          <w:bottom w:val="none" w:color="000000" w:sz="4" w:space="0"/>
+          <w:right w:val="none" w:color="000000" w:sz="4" w:space="0"/>
         </w:tcBorders>
       </w:tcPr>
     </w:tblStylePr>
@@ -20827,9 +20406,9 @@
         <w:shd w:val="clear" w:color="ffffff" w:themeColor="light1" w:fill="ffffff" w:themeFill="light1"/>
         <w:tcBorders>
           <w:top w:val="single" w:color="000000" w:themeColor="text1" w:themeTint="80" w:sz="4" w:space="0"/>
-          <w:left w:val="none"/>
-          <w:bottom w:val="none"/>
-          <w:right w:val="none"/>
+          <w:left w:val="none" w:color="000000" w:sz="4" w:space="0"/>
+          <w:bottom w:val="none" w:color="000000" w:sz="4" w:space="0"/>
+          <w:right w:val="none" w:color="000000" w:sz="4" w:space="0"/>
         </w:tcBorders>
       </w:tcPr>
     </w:tblStylePr>
@@ -20899,9 +20478,9 @@
       </w:tcPr>
     </w:tblStylePr>
   </w:style>
-  <w:style w:type="table" w:styleId="62">
+  <w:style w:type="table" w:styleId="751">
     <w:name w:val="Grid Table 7 Colorful - Accent 1"/>
-    <w:basedOn w:val="665"/>
+    <w:basedOn w:val="887"/>
     <w:uiPriority w:val="99"/>
     <w:pPr>
       <w:pBdr/>
@@ -21003,11 +20582,11 @@
         <w:tblBorders/>
       </w:tblPr>
       <w:tcPr>
-        <w:shd w:color="ffffff"/>
+        <w:shd w:val="clear" w:color="ffffff"/>
         <w:tcBorders>
-          <w:top w:val="none"/>
-          <w:left w:val="none"/>
-          <w:bottom w:val="none"/>
+          <w:top w:val="none" w:color="000000" w:sz="4" w:space="0"/>
+          <w:left w:val="none" w:color="000000" w:sz="4" w:space="0"/>
+          <w:bottom w:val="none" w:color="000000" w:sz="4" w:space="0"/>
           <w:right w:val="single" w:color="000000" w:themeColor="accent1" w:themeTint="80" w:sz="4" w:space="0"/>
         </w:tcBorders>
       </w:tcPr>
@@ -21030,10 +20609,10 @@
       <w:tcPr>
         <w:shd w:val="clear" w:color="ffffff" w:themeColor="light1" w:fill="ffffff" w:themeFill="light1"/>
         <w:tcBorders>
-          <w:top w:val="none"/>
-          <w:left w:val="none"/>
+          <w:top w:val="none" w:color="000000" w:sz="4" w:space="0"/>
+          <w:left w:val="none" w:color="000000" w:sz="4" w:space="0"/>
           <w:bottom w:val="single" w:color="000000" w:themeColor="accent1" w:themeTint="80" w:sz="4" w:space="0"/>
-          <w:right w:val="none"/>
+          <w:right w:val="none" w:color="000000" w:sz="4" w:space="0"/>
         </w:tcBorders>
       </w:tcPr>
     </w:tblStylePr>
@@ -21053,12 +20632,12 @@
         <w:tblBorders/>
       </w:tblPr>
       <w:tcPr>
-        <w:shd w:color="ffffff"/>
+        <w:shd w:val="clear" w:color="ffffff"/>
         <w:tcBorders>
-          <w:top w:val="none"/>
+          <w:top w:val="none" w:color="000000" w:sz="4" w:space="0"/>
           <w:left w:val="single" w:color="000000" w:themeColor="accent1" w:themeTint="80" w:sz="4" w:space="0"/>
-          <w:bottom w:val="none"/>
-          <w:right w:val="none"/>
+          <w:bottom w:val="none" w:color="000000" w:sz="4" w:space="0"/>
+          <w:right w:val="none" w:color="000000" w:sz="4" w:space="0"/>
         </w:tcBorders>
       </w:tcPr>
     </w:tblStylePr>
@@ -21081,9 +20660,9 @@
         <w:shd w:val="clear" w:color="ffffff" w:themeColor="light1" w:fill="ffffff" w:themeFill="light1"/>
         <w:tcBorders>
           <w:top w:val="single" w:color="000000" w:themeColor="accent1" w:themeTint="80" w:sz="4" w:space="0"/>
-          <w:left w:val="none"/>
-          <w:bottom w:val="none"/>
-          <w:right w:val="none"/>
+          <w:left w:val="none" w:color="000000" w:sz="4" w:space="0"/>
+          <w:bottom w:val="none" w:color="000000" w:sz="4" w:space="0"/>
+          <w:right w:val="none" w:color="000000" w:sz="4" w:space="0"/>
         </w:tcBorders>
       </w:tcPr>
     </w:tblStylePr>
@@ -21153,9 +20732,9 @@
       </w:tcPr>
     </w:tblStylePr>
   </w:style>
-  <w:style w:type="table" w:styleId="63">
+  <w:style w:type="table" w:styleId="752">
     <w:name w:val="Grid Table 7 Colorful - Accent 2"/>
-    <w:basedOn w:val="665"/>
+    <w:basedOn w:val="887"/>
     <w:uiPriority w:val="99"/>
     <w:pPr>
       <w:pBdr/>
@@ -21257,11 +20836,11 @@
         <w:tblBorders/>
       </w:tblPr>
       <w:tcPr>
-        <w:shd w:color="ffffff"/>
+        <w:shd w:val="clear" w:color="ffffff"/>
         <w:tcBorders>
-          <w:top w:val="none"/>
-          <w:left w:val="none"/>
-          <w:bottom w:val="none"/>
+          <w:top w:val="none" w:color="000000" w:sz="4" w:space="0"/>
+          <w:left w:val="none" w:color="000000" w:sz="4" w:space="0"/>
+          <w:bottom w:val="none" w:color="000000" w:sz="4" w:space="0"/>
           <w:right w:val="single" w:color="000000" w:themeColor="accent2" w:themeTint="97" w:sz="4" w:space="0"/>
         </w:tcBorders>
       </w:tcPr>
@@ -21284,10 +20863,10 @@
       <w:tcPr>
         <w:shd w:val="clear" w:color="ffffff" w:themeColor="light1" w:fill="ffffff" w:themeFill="light1"/>
         <w:tcBorders>
-          <w:top w:val="none"/>
-          <w:left w:val="none"/>
+          <w:top w:val="none" w:color="000000" w:sz="4" w:space="0"/>
+          <w:left w:val="none" w:color="000000" w:sz="4" w:space="0"/>
           <w:bottom w:val="single" w:color="000000" w:themeColor="accent2" w:themeTint="97" w:sz="4" w:space="0"/>
-          <w:right w:val="none"/>
+          <w:right w:val="none" w:color="000000" w:sz="4" w:space="0"/>
         </w:tcBorders>
       </w:tcPr>
     </w:tblStylePr>
@@ -21307,12 +20886,12 @@
         <w:tblBorders/>
       </w:tblPr>
       <w:tcPr>
-        <w:shd w:color="ffffff"/>
+        <w:shd w:val="clear" w:color="ffffff"/>
         <w:tcBorders>
-          <w:top w:val="none"/>
+          <w:top w:val="none" w:color="000000" w:sz="4" w:space="0"/>
           <w:left w:val="single" w:color="000000" w:themeColor="accent2" w:themeTint="97" w:sz="4" w:space="0"/>
-          <w:bottom w:val="none"/>
-          <w:right w:val="none"/>
+          <w:bottom w:val="none" w:color="000000" w:sz="4" w:space="0"/>
+          <w:right w:val="none" w:color="000000" w:sz="4" w:space="0"/>
         </w:tcBorders>
       </w:tcPr>
     </w:tblStylePr>
@@ -21335,9 +20914,9 @@
         <w:shd w:val="clear" w:color="ffffff" w:themeColor="light1" w:fill="ffffff" w:themeFill="light1"/>
         <w:tcBorders>
           <w:top w:val="single" w:color="000000" w:themeColor="accent2" w:themeTint="97" w:sz="4" w:space="0"/>
-          <w:left w:val="none"/>
-          <w:bottom w:val="none"/>
-          <w:right w:val="none"/>
+          <w:left w:val="none" w:color="000000" w:sz="4" w:space="0"/>
+          <w:bottom w:val="none" w:color="000000" w:sz="4" w:space="0"/>
+          <w:right w:val="none" w:color="000000" w:sz="4" w:space="0"/>
         </w:tcBorders>
       </w:tcPr>
     </w:tblStylePr>
@@ -21407,9 +20986,9 @@
       </w:tcPr>
     </w:tblStylePr>
   </w:style>
-  <w:style w:type="table" w:styleId="64">
+  <w:style w:type="table" w:styleId="753">
     <w:name w:val="Grid Table 7 Colorful - Accent 3"/>
-    <w:basedOn w:val="665"/>
+    <w:basedOn w:val="887"/>
     <w:uiPriority w:val="99"/>
     <w:pPr>
       <w:pBdr/>
@@ -21511,11 +21090,11 @@
         <w:tblBorders/>
       </w:tblPr>
       <w:tcPr>
-        <w:shd w:color="ffffff"/>
+        <w:shd w:val="clear" w:color="ffffff"/>
         <w:tcBorders>
-          <w:top w:val="none"/>
-          <w:left w:val="none"/>
-          <w:bottom w:val="none"/>
+          <w:top w:val="none" w:color="000000" w:sz="4" w:space="0"/>
+          <w:left w:val="none" w:color="000000" w:sz="4" w:space="0"/>
+          <w:bottom w:val="none" w:color="000000" w:sz="4" w:space="0"/>
           <w:right w:val="single" w:color="000000" w:themeColor="accent3" w:themeTint="FE" w:sz="4" w:space="0"/>
         </w:tcBorders>
       </w:tcPr>
@@ -21538,10 +21117,10 @@
       <w:tcPr>
         <w:shd w:val="clear" w:color="ffffff" w:themeColor="light1" w:fill="ffffff" w:themeFill="light1"/>
         <w:tcBorders>
-          <w:top w:val="none"/>
-          <w:left w:val="none"/>
+          <w:top w:val="none" w:color="000000" w:sz="4" w:space="0"/>
+          <w:left w:val="none" w:color="000000" w:sz="4" w:space="0"/>
           <w:bottom w:val="single" w:color="000000" w:themeColor="accent3" w:themeTint="FE" w:sz="4" w:space="0"/>
-          <w:right w:val="none"/>
+          <w:right w:val="none" w:color="000000" w:sz="4" w:space="0"/>
         </w:tcBorders>
       </w:tcPr>
     </w:tblStylePr>
@@ -21561,12 +21140,12 @@
         <w:tblBorders/>
       </w:tblPr>
       <w:tcPr>
-        <w:shd w:color="ffffff"/>
+        <w:shd w:val="clear" w:color="ffffff"/>
         <w:tcBorders>
-          <w:top w:val="none"/>
+          <w:top w:val="none" w:color="000000" w:sz="4" w:space="0"/>
           <w:left w:val="single" w:color="000000" w:themeColor="accent3" w:themeTint="FE" w:sz="4" w:space="0"/>
-          <w:bottom w:val="none"/>
-          <w:right w:val="none"/>
+          <w:bottom w:val="none" w:color="000000" w:sz="4" w:space="0"/>
+          <w:right w:val="none" w:color="000000" w:sz="4" w:space="0"/>
         </w:tcBorders>
       </w:tcPr>
     </w:tblStylePr>
@@ -21589,9 +21168,9 @@
         <w:shd w:val="clear" w:color="ffffff" w:themeColor="light1" w:fill="ffffff" w:themeFill="light1"/>
         <w:tcBorders>
           <w:top w:val="single" w:color="000000" w:themeColor="accent3" w:themeTint="FE" w:sz="4" w:space="0"/>
-          <w:left w:val="none"/>
-          <w:bottom w:val="none"/>
-          <w:right w:val="none"/>
+          <w:left w:val="none" w:color="000000" w:sz="4" w:space="0"/>
+          <w:bottom w:val="none" w:color="000000" w:sz="4" w:space="0"/>
+          <w:right w:val="none" w:color="000000" w:sz="4" w:space="0"/>
         </w:tcBorders>
       </w:tcPr>
     </w:tblStylePr>
@@ -21661,9 +21240,9 @@
       </w:tcPr>
     </w:tblStylePr>
   </w:style>
-  <w:style w:type="table" w:styleId="65">
+  <w:style w:type="table" w:styleId="754">
     <w:name w:val="Grid Table 7 Colorful - Accent 4"/>
-    <w:basedOn w:val="665"/>
+    <w:basedOn w:val="887"/>
     <w:uiPriority w:val="99"/>
     <w:pPr>
       <w:pBdr/>
@@ -21765,11 +21344,11 @@
         <w:tblBorders/>
       </w:tblPr>
       <w:tcPr>
-        <w:shd w:color="ffffff"/>
+        <w:shd w:val="clear" w:color="ffffff"/>
         <w:tcBorders>
-          <w:top w:val="none"/>
-          <w:left w:val="none"/>
-          <w:bottom w:val="none"/>
+          <w:top w:val="none" w:color="000000" w:sz="4" w:space="0"/>
+          <w:left w:val="none" w:color="000000" w:sz="4" w:space="0"/>
+          <w:bottom w:val="none" w:color="000000" w:sz="4" w:space="0"/>
           <w:right w:val="single" w:color="000000" w:themeColor="accent4" w:themeTint="9A" w:sz="4" w:space="0"/>
         </w:tcBorders>
       </w:tcPr>
@@ -21792,10 +21371,10 @@
       <w:tcPr>
         <w:shd w:val="clear" w:color="ffffff" w:themeColor="light1" w:fill="ffffff" w:themeFill="light1"/>
         <w:tcBorders>
-          <w:top w:val="none"/>
-          <w:left w:val="none"/>
+          <w:top w:val="none" w:color="000000" w:sz="4" w:space="0"/>
+          <w:left w:val="none" w:color="000000" w:sz="4" w:space="0"/>
           <w:bottom w:val="single" w:color="000000" w:themeColor="accent4" w:themeTint="9A" w:sz="4" w:space="0"/>
-          <w:right w:val="none"/>
+          <w:right w:val="none" w:color="000000" w:sz="4" w:space="0"/>
         </w:tcBorders>
       </w:tcPr>
     </w:tblStylePr>
@@ -21815,12 +21394,12 @@
         <w:tblBorders/>
       </w:tblPr>
       <w:tcPr>
-        <w:shd w:color="ffffff"/>
+        <w:shd w:val="clear" w:color="ffffff"/>
         <w:tcBorders>
-          <w:top w:val="none"/>
+          <w:top w:val="none" w:color="000000" w:sz="4" w:space="0"/>
           <w:left w:val="single" w:color="000000" w:themeColor="accent4" w:themeTint="9A" w:sz="4" w:space="0"/>
-          <w:bottom w:val="none"/>
-          <w:right w:val="none"/>
+          <w:bottom w:val="none" w:color="000000" w:sz="4" w:space="0"/>
+          <w:right w:val="none" w:color="000000" w:sz="4" w:space="0"/>
         </w:tcBorders>
       </w:tcPr>
     </w:tblStylePr>
@@ -21843,9 +21422,9 @@
         <w:shd w:val="clear" w:color="ffffff" w:themeColor="light1" w:fill="ffffff" w:themeFill="light1"/>
         <w:tcBorders>
           <w:top w:val="single" w:color="000000" w:themeColor="accent4" w:themeTint="9A" w:sz="4" w:space="0"/>
-          <w:left w:val="none"/>
-          <w:bottom w:val="none"/>
-          <w:right w:val="none"/>
+          <w:left w:val="none" w:color="000000" w:sz="4" w:space="0"/>
+          <w:bottom w:val="none" w:color="000000" w:sz="4" w:space="0"/>
+          <w:right w:val="none" w:color="000000" w:sz="4" w:space="0"/>
         </w:tcBorders>
       </w:tcPr>
     </w:tblStylePr>
@@ -21915,9 +21494,9 @@
       </w:tcPr>
     </w:tblStylePr>
   </w:style>
-  <w:style w:type="table" w:styleId="66">
+  <w:style w:type="table" w:styleId="755">
     <w:name w:val="Grid Table 7 Colorful - Accent 5"/>
-    <w:basedOn w:val="665"/>
+    <w:basedOn w:val="887"/>
     <w:uiPriority w:val="99"/>
     <w:pPr>
       <w:pBdr/>
@@ -22019,11 +21598,11 @@
         <w:tblBorders/>
       </w:tblPr>
       <w:tcPr>
-        <w:shd w:color="ffffff"/>
+        <w:shd w:val="clear" w:color="ffffff"/>
         <w:tcBorders>
-          <w:top w:val="none"/>
-          <w:left w:val="none"/>
-          <w:bottom w:val="none"/>
+          <w:top w:val="none" w:color="000000" w:sz="4" w:space="0"/>
+          <w:left w:val="none" w:color="000000" w:sz="4" w:space="0"/>
+          <w:bottom w:val="none" w:color="000000" w:sz="4" w:space="0"/>
           <w:right w:val="single" w:color="000000" w:themeColor="accent5" w:themeTint="90" w:sz="4" w:space="0"/>
         </w:tcBorders>
       </w:tcPr>
@@ -22046,10 +21625,10 @@
       <w:tcPr>
         <w:shd w:val="clear" w:color="ffffff" w:themeColor="light1" w:fill="ffffff" w:themeFill="light1"/>
         <w:tcBorders>
-          <w:top w:val="none"/>
-          <w:left w:val="none"/>
+          <w:top w:val="none" w:color="000000" w:sz="4" w:space="0"/>
+          <w:left w:val="none" w:color="000000" w:sz="4" w:space="0"/>
           <w:bottom w:val="single" w:color="000000" w:themeColor="accent5" w:themeTint="90" w:sz="4" w:space="0"/>
-          <w:right w:val="none"/>
+          <w:right w:val="none" w:color="000000" w:sz="4" w:space="0"/>
         </w:tcBorders>
       </w:tcPr>
     </w:tblStylePr>
@@ -22069,12 +21648,12 @@
         <w:tblBorders/>
       </w:tblPr>
       <w:tcPr>
-        <w:shd w:color="ffffff"/>
+        <w:shd w:val="clear" w:color="ffffff"/>
         <w:tcBorders>
-          <w:top w:val="none"/>
+          <w:top w:val="none" w:color="000000" w:sz="4" w:space="0"/>
           <w:left w:val="single" w:color="000000" w:themeColor="accent5" w:themeTint="90" w:sz="4" w:space="0"/>
-          <w:bottom w:val="none"/>
-          <w:right w:val="none"/>
+          <w:bottom w:val="none" w:color="000000" w:sz="4" w:space="0"/>
+          <w:right w:val="none" w:color="000000" w:sz="4" w:space="0"/>
         </w:tcBorders>
       </w:tcPr>
     </w:tblStylePr>
@@ -22097,9 +21676,9 @@
         <w:shd w:val="clear" w:color="ffffff" w:themeColor="light1" w:fill="ffffff" w:themeFill="light1"/>
         <w:tcBorders>
           <w:top w:val="single" w:color="000000" w:themeColor="accent5" w:themeTint="90" w:sz="4" w:space="0"/>
-          <w:left w:val="none"/>
-          <w:bottom w:val="none"/>
-          <w:right w:val="none"/>
+          <w:left w:val="none" w:color="000000" w:sz="4" w:space="0"/>
+          <w:bottom w:val="none" w:color="000000" w:sz="4" w:space="0"/>
+          <w:right w:val="none" w:color="000000" w:sz="4" w:space="0"/>
         </w:tcBorders>
       </w:tcPr>
     </w:tblStylePr>
@@ -22169,9 +21748,9 @@
       </w:tcPr>
     </w:tblStylePr>
   </w:style>
-  <w:style w:type="table" w:styleId="67">
+  <w:style w:type="table" w:styleId="756">
     <w:name w:val="Grid Table 7 Colorful - Accent 6"/>
-    <w:basedOn w:val="665"/>
+    <w:basedOn w:val="887"/>
     <w:uiPriority w:val="99"/>
     <w:pPr>
       <w:pBdr/>
@@ -22273,11 +21852,11 @@
         <w:tblBorders/>
       </w:tblPr>
       <w:tcPr>
-        <w:shd w:color="ffffff"/>
+        <w:shd w:val="clear" w:color="ffffff"/>
         <w:tcBorders>
-          <w:top w:val="none"/>
-          <w:left w:val="none"/>
-          <w:bottom w:val="none"/>
+          <w:top w:val="none" w:color="000000" w:sz="4" w:space="0"/>
+          <w:left w:val="none" w:color="000000" w:sz="4" w:space="0"/>
+          <w:bottom w:val="none" w:color="000000" w:sz="4" w:space="0"/>
           <w:right w:val="single" w:color="000000" w:themeColor="accent6" w:themeTint="90" w:sz="4" w:space="0"/>
         </w:tcBorders>
       </w:tcPr>
@@ -22300,10 +21879,10 @@
       <w:tcPr>
         <w:shd w:val="clear" w:color="ffffff" w:themeColor="light1" w:fill="ffffff" w:themeFill="light1"/>
         <w:tcBorders>
-          <w:top w:val="none"/>
-          <w:left w:val="none"/>
+          <w:top w:val="none" w:color="000000" w:sz="4" w:space="0"/>
+          <w:left w:val="none" w:color="000000" w:sz="4" w:space="0"/>
           <w:bottom w:val="single" w:color="000000" w:themeColor="accent6" w:themeTint="90" w:sz="4" w:space="0"/>
-          <w:right w:val="none"/>
+          <w:right w:val="none" w:color="000000" w:sz="4" w:space="0"/>
         </w:tcBorders>
       </w:tcPr>
     </w:tblStylePr>
@@ -22323,12 +21902,12 @@
         <w:tblBorders/>
       </w:tblPr>
       <w:tcPr>
-        <w:shd w:color="ffffff"/>
+        <w:shd w:val="clear" w:color="ffffff"/>
         <w:tcBorders>
-          <w:top w:val="none"/>
+          <w:top w:val="none" w:color="000000" w:sz="4" w:space="0"/>
           <w:left w:val="single" w:color="000000" w:themeColor="accent6" w:themeTint="90" w:sz="4" w:space="0"/>
-          <w:bottom w:val="none"/>
-          <w:right w:val="none"/>
+          <w:bottom w:val="none" w:color="000000" w:sz="4" w:space="0"/>
+          <w:right w:val="none" w:color="000000" w:sz="4" w:space="0"/>
         </w:tcBorders>
       </w:tcPr>
     </w:tblStylePr>
@@ -22351,9 +21930,9 @@
         <w:shd w:val="clear" w:color="ffffff" w:themeColor="light1" w:fill="ffffff" w:themeFill="light1"/>
         <w:tcBorders>
           <w:top w:val="single" w:color="000000" w:themeColor="accent6" w:themeTint="90" w:sz="4" w:space="0"/>
-          <w:left w:val="none"/>
-          <w:bottom w:val="none"/>
-          <w:right w:val="none"/>
+          <w:left w:val="none" w:color="000000" w:sz="4" w:space="0"/>
+          <w:bottom w:val="none" w:color="000000" w:sz="4" w:space="0"/>
+          <w:right w:val="none" w:color="000000" w:sz="4" w:space="0"/>
         </w:tcBorders>
       </w:tcPr>
     </w:tblStylePr>
@@ -22423,9 +22002,9 @@
       </w:tcPr>
     </w:tblStylePr>
   </w:style>
-  <w:style w:type="table" w:styleId="68">
+  <w:style w:type="table" w:styleId="757">
     <w:name w:val="List Table 1 Light"/>
-    <w:basedOn w:val="665"/>
+    <w:basedOn w:val="887"/>
     <w:uiPriority w:val="99"/>
     <w:pPr>
       <w:pBdr/>
@@ -22639,9 +22218,9 @@
       </w:tcPr>
     </w:tblStylePr>
   </w:style>
-  <w:style w:type="table" w:styleId="69">
+  <w:style w:type="table" w:styleId="758">
     <w:name w:val="List Table 1 Light - Accent 1"/>
-    <w:basedOn w:val="665"/>
+    <w:basedOn w:val="887"/>
     <w:uiPriority w:val="99"/>
     <w:pPr>
       <w:pBdr/>
@@ -22855,9 +22434,9 @@
       </w:tcPr>
     </w:tblStylePr>
   </w:style>
-  <w:style w:type="table" w:styleId="70">
+  <w:style w:type="table" w:styleId="759">
     <w:name w:val="List Table 1 Light - Accent 2"/>
-    <w:basedOn w:val="665"/>
+    <w:basedOn w:val="887"/>
     <w:uiPriority w:val="99"/>
     <w:pPr>
       <w:pBdr/>
@@ -23071,9 +22650,9 @@
       </w:tcPr>
     </w:tblStylePr>
   </w:style>
-  <w:style w:type="table" w:styleId="71">
+  <w:style w:type="table" w:styleId="760">
     <w:name w:val="List Table 1 Light - Accent 3"/>
-    <w:basedOn w:val="665"/>
+    <w:basedOn w:val="887"/>
     <w:uiPriority w:val="99"/>
     <w:pPr>
       <w:pBdr/>
@@ -23287,9 +22866,9 @@
       </w:tcPr>
     </w:tblStylePr>
   </w:style>
-  <w:style w:type="table" w:styleId="72">
+  <w:style w:type="table" w:styleId="761">
     <w:name w:val="List Table 1 Light - Accent 4"/>
-    <w:basedOn w:val="665"/>
+    <w:basedOn w:val="887"/>
     <w:uiPriority w:val="99"/>
     <w:pPr>
       <w:pBdr/>
@@ -23503,9 +23082,9 @@
       </w:tcPr>
     </w:tblStylePr>
   </w:style>
-  <w:style w:type="table" w:styleId="73">
+  <w:style w:type="table" w:styleId="762">
     <w:name w:val="List Table 1 Light - Accent 5"/>
-    <w:basedOn w:val="665"/>
+    <w:basedOn w:val="887"/>
     <w:uiPriority w:val="99"/>
     <w:pPr>
       <w:pBdr/>
@@ -23719,9 +23298,9 @@
       </w:tcPr>
     </w:tblStylePr>
   </w:style>
-  <w:style w:type="table" w:styleId="74">
+  <w:style w:type="table" w:styleId="763">
     <w:name w:val="List Table 1 Light - Accent 6"/>
-    <w:basedOn w:val="665"/>
+    <w:basedOn w:val="887"/>
     <w:uiPriority w:val="99"/>
     <w:pPr>
       <w:pBdr/>
@@ -23935,9 +23514,9 @@
       </w:tcPr>
     </w:tblStylePr>
   </w:style>
-  <w:style w:type="table" w:styleId="75">
+  <w:style w:type="table" w:styleId="764">
     <w:name w:val="List Table 2"/>
-    <w:basedOn w:val="665"/>
+    <w:basedOn w:val="887"/>
     <w:uiPriority w:val="99"/>
     <w:pPr>
       <w:pBdr/>
@@ -24173,9 +23752,9 @@
       </w:tcPr>
     </w:tblStylePr>
   </w:style>
-  <w:style w:type="table" w:styleId="76">
+  <w:style w:type="table" w:styleId="765">
     <w:name w:val="List Table 2 - Accent 1"/>
-    <w:basedOn w:val="665"/>
+    <w:basedOn w:val="887"/>
     <w:uiPriority w:val="99"/>
     <w:pPr>
       <w:pBdr/>
@@ -24411,9 +23990,9 @@
       </w:tcPr>
     </w:tblStylePr>
   </w:style>
-  <w:style w:type="table" w:styleId="77">
+  <w:style w:type="table" w:styleId="766">
     <w:name w:val="List Table 2 - Accent 2"/>
-    <w:basedOn w:val="665"/>
+    <w:basedOn w:val="887"/>
     <w:uiPriority w:val="99"/>
     <w:pPr>
       <w:pBdr/>
@@ -24649,9 +24228,9 @@
       </w:tcPr>
     </w:tblStylePr>
   </w:style>
-  <w:style w:type="table" w:styleId="78">
+  <w:style w:type="table" w:styleId="767">
     <w:name w:val="List Table 2 - Accent 3"/>
-    <w:basedOn w:val="665"/>
+    <w:basedOn w:val="887"/>
     <w:uiPriority w:val="99"/>
     <w:pPr>
       <w:pBdr/>
@@ -24887,9 +24466,9 @@
       </w:tcPr>
     </w:tblStylePr>
   </w:style>
-  <w:style w:type="table" w:styleId="79">
+  <w:style w:type="table" w:styleId="768">
     <w:name w:val="List Table 2 - Accent 4"/>
-    <w:basedOn w:val="665"/>
+    <w:basedOn w:val="887"/>
     <w:uiPriority w:val="99"/>
     <w:pPr>
       <w:pBdr/>
@@ -25125,9 +24704,9 @@
       </w:tcPr>
     </w:tblStylePr>
   </w:style>
-  <w:style w:type="table" w:styleId="80">
+  <w:style w:type="table" w:styleId="769">
     <w:name w:val="List Table 2 - Accent 5"/>
-    <w:basedOn w:val="665"/>
+    <w:basedOn w:val="887"/>
     <w:uiPriority w:val="99"/>
     <w:pPr>
       <w:pBdr/>
@@ -25363,9 +24942,9 @@
       </w:tcPr>
     </w:tblStylePr>
   </w:style>
-  <w:style w:type="table" w:styleId="81">
+  <w:style w:type="table" w:styleId="770">
     <w:name w:val="List Table 2 - Accent 6"/>
-    <w:basedOn w:val="665"/>
+    <w:basedOn w:val="887"/>
     <w:uiPriority w:val="99"/>
     <w:pPr>
       <w:pBdr/>
@@ -25601,9 +25180,9 @@
       </w:tcPr>
     </w:tblStylePr>
   </w:style>
-  <w:style w:type="table" w:styleId="82">
+  <w:style w:type="table" w:styleId="771">
     <w:name w:val="List Table 3"/>
-    <w:basedOn w:val="665"/>
+    <w:basedOn w:val="887"/>
     <w:uiPriority w:val="99"/>
     <w:pPr>
       <w:pBdr/>
@@ -25829,9 +25408,9 @@
       </w:tcPr>
     </w:tblStylePr>
   </w:style>
-  <w:style w:type="table" w:styleId="83">
+  <w:style w:type="table" w:styleId="772">
     <w:name w:val="List Table 3 - Accent 1"/>
-    <w:basedOn w:val="665"/>
+    <w:basedOn w:val="887"/>
     <w:uiPriority w:val="99"/>
     <w:pPr>
       <w:pBdr/>
@@ -26057,9 +25636,9 @@
       </w:tcPr>
     </w:tblStylePr>
   </w:style>
-  <w:style w:type="table" w:styleId="84">
+  <w:style w:type="table" w:styleId="773">
     <w:name w:val="List Table 3 - Accent 2"/>
-    <w:basedOn w:val="665"/>
+    <w:basedOn w:val="887"/>
     <w:uiPriority w:val="99"/>
     <w:pPr>
       <w:pBdr/>
@@ -26285,9 +25864,9 @@
       </w:tcPr>
     </w:tblStylePr>
   </w:style>
-  <w:style w:type="table" w:styleId="85">
+  <w:style w:type="table" w:styleId="774">
     <w:name w:val="List Table 3 - Accent 3"/>
-    <w:basedOn w:val="665"/>
+    <w:basedOn w:val="887"/>
     <w:uiPriority w:val="99"/>
     <w:pPr>
       <w:pBdr/>
@@ -26513,9 +26092,9 @@
       </w:tcPr>
     </w:tblStylePr>
   </w:style>
-  <w:style w:type="table" w:styleId="86">
+  <w:style w:type="table" w:styleId="775">
     <w:name w:val="List Table 3 - Accent 4"/>
-    <w:basedOn w:val="665"/>
+    <w:basedOn w:val="887"/>
     <w:uiPriority w:val="99"/>
     <w:pPr>
       <w:pBdr/>
@@ -26741,9 +26320,9 @@
       </w:tcPr>
     </w:tblStylePr>
   </w:style>
-  <w:style w:type="table" w:styleId="87">
+  <w:style w:type="table" w:styleId="776">
     <w:name w:val="List Table 3 - Accent 5"/>
-    <w:basedOn w:val="665"/>
+    <w:basedOn w:val="887"/>
     <w:uiPriority w:val="99"/>
     <w:pPr>
       <w:pBdr/>
@@ -26969,9 +26548,9 @@
       </w:tcPr>
     </w:tblStylePr>
   </w:style>
-  <w:style w:type="table" w:styleId="88">
+  <w:style w:type="table" w:styleId="777">
     <w:name w:val="List Table 3 - Accent 6"/>
-    <w:basedOn w:val="665"/>
+    <w:basedOn w:val="887"/>
     <w:uiPriority w:val="99"/>
     <w:pPr>
       <w:pBdr/>
@@ -27197,9 +26776,9 @@
       </w:tcPr>
     </w:tblStylePr>
   </w:style>
-  <w:style w:type="table" w:styleId="89">
+  <w:style w:type="table" w:styleId="778">
     <w:name w:val="List Table 4"/>
-    <w:basedOn w:val="665"/>
+    <w:basedOn w:val="887"/>
     <w:uiPriority w:val="99"/>
     <w:pPr>
       <w:pBdr/>
@@ -27422,9 +27001,9 @@
       </w:tcPr>
     </w:tblStylePr>
   </w:style>
-  <w:style w:type="table" w:styleId="90">
+  <w:style w:type="table" w:styleId="779">
     <w:name w:val="List Table 4 - Accent 1"/>
-    <w:basedOn w:val="665"/>
+    <w:basedOn w:val="887"/>
     <w:uiPriority w:val="99"/>
     <w:pPr>
       <w:pBdr/>
@@ -27647,9 +27226,9 @@
       </w:tcPr>
     </w:tblStylePr>
   </w:style>
-  <w:style w:type="table" w:styleId="91">
+  <w:style w:type="table" w:styleId="780">
     <w:name w:val="List Table 4 - Accent 2"/>
-    <w:basedOn w:val="665"/>
+    <w:basedOn w:val="887"/>
     <w:uiPriority w:val="99"/>
     <w:pPr>
       <w:pBdr/>
@@ -27872,9 +27451,9 @@
       </w:tcPr>
     </w:tblStylePr>
   </w:style>
-  <w:style w:type="table" w:styleId="92">
+  <w:style w:type="table" w:styleId="781">
     <w:name w:val="List Table 4 - Accent 3"/>
-    <w:basedOn w:val="665"/>
+    <w:basedOn w:val="887"/>
     <w:uiPriority w:val="99"/>
     <w:pPr>
       <w:pBdr/>
@@ -28097,9 +27676,9 @@
       </w:tcPr>
     </w:tblStylePr>
   </w:style>
-  <w:style w:type="table" w:styleId="93">
+  <w:style w:type="table" w:styleId="782">
     <w:name w:val="List Table 4 - Accent 4"/>
-    <w:basedOn w:val="665"/>
+    <w:basedOn w:val="887"/>
     <w:uiPriority w:val="99"/>
     <w:pPr>
       <w:pBdr/>
@@ -28322,9 +27901,9 @@
       </w:tcPr>
     </w:tblStylePr>
   </w:style>
-  <w:style w:type="table" w:styleId="94">
+  <w:style w:type="table" w:styleId="783">
     <w:name w:val="List Table 4 - Accent 5"/>
-    <w:basedOn w:val="665"/>
+    <w:basedOn w:val="887"/>
     <w:uiPriority w:val="99"/>
     <w:pPr>
       <w:pBdr/>
@@ -28547,9 +28126,9 @@
       </w:tcPr>
     </w:tblStylePr>
   </w:style>
-  <w:style w:type="table" w:styleId="95">
+  <w:style w:type="table" w:styleId="784">
     <w:name w:val="List Table 4 - Accent 6"/>
-    <w:basedOn w:val="665"/>
+    <w:basedOn w:val="887"/>
     <w:uiPriority w:val="99"/>
     <w:pPr>
       <w:pBdr/>
@@ -28772,9 +28351,9 @@
       </w:tcPr>
     </w:tblStylePr>
   </w:style>
-  <w:style w:type="table" w:styleId="96">
+  <w:style w:type="table" w:styleId="785">
     <w:name w:val="List Table 5 Dark"/>
-    <w:basedOn w:val="665"/>
+    <w:basedOn w:val="887"/>
     <w:uiPriority w:val="99"/>
     <w:pPr>
       <w:pBdr/>
@@ -29014,9 +28593,9 @@
       </w:tcPr>
     </w:tblStylePr>
   </w:style>
-  <w:style w:type="table" w:styleId="97">
+  <w:style w:type="table" w:styleId="786">
     <w:name w:val="List Table 5 Dark - Accent 1"/>
-    <w:basedOn w:val="665"/>
+    <w:basedOn w:val="887"/>
     <w:uiPriority w:val="99"/>
     <w:pPr>
       <w:pBdr/>
@@ -29256,9 +28835,9 @@
       </w:tcPr>
     </w:tblStylePr>
   </w:style>
-  <w:style w:type="table" w:styleId="98">
+  <w:style w:type="table" w:styleId="787">
     <w:name w:val="List Table 5 Dark - Accent 2"/>
-    <w:basedOn w:val="665"/>
+    <w:basedOn w:val="887"/>
     <w:uiPriority w:val="99"/>
     <w:pPr>
       <w:pBdr/>
@@ -29498,9 +29077,9 @@
       </w:tcPr>
     </w:tblStylePr>
   </w:style>
-  <w:style w:type="table" w:styleId="99">
+  <w:style w:type="table" w:styleId="788">
     <w:name w:val="List Table 5 Dark - Accent 3"/>
-    <w:basedOn w:val="665"/>
+    <w:basedOn w:val="887"/>
     <w:uiPriority w:val="99"/>
     <w:pPr>
       <w:pBdr/>
@@ -29740,9 +29319,9 @@
       </w:tcPr>
     </w:tblStylePr>
   </w:style>
-  <w:style w:type="table" w:styleId="100">
+  <w:style w:type="table" w:styleId="789">
     <w:name w:val="List Table 5 Dark - Accent 4"/>
-    <w:basedOn w:val="665"/>
+    <w:basedOn w:val="887"/>
     <w:uiPriority w:val="99"/>
     <w:pPr>
       <w:pBdr/>
@@ -29982,9 +29561,9 @@
       </w:tcPr>
     </w:tblStylePr>
   </w:style>
-  <w:style w:type="table" w:styleId="101">
+  <w:style w:type="table" w:styleId="790">
     <w:name w:val="List Table 5 Dark - Accent 5"/>
-    <w:basedOn w:val="665"/>
+    <w:basedOn w:val="887"/>
     <w:uiPriority w:val="99"/>
     <w:pPr>
       <w:pBdr/>
@@ -30224,9 +29803,9 @@
       </w:tcPr>
     </w:tblStylePr>
   </w:style>
-  <w:style w:type="table" w:styleId="102">
+  <w:style w:type="table" w:styleId="791">
     <w:name w:val="List Table 5 Dark - Accent 6"/>
-    <w:basedOn w:val="665"/>
+    <w:basedOn w:val="887"/>
     <w:uiPriority w:val="99"/>
     <w:pPr>
       <w:pBdr/>
@@ -30466,9 +30045,9 @@
       </w:tcPr>
     </w:tblStylePr>
   </w:style>
-  <w:style w:type="table" w:styleId="103">
+  <w:style w:type="table" w:styleId="792">
     <w:name w:val="List Table 6 Colorful"/>
-    <w:basedOn w:val="665"/>
+    <w:basedOn w:val="887"/>
     <w:uiPriority w:val="99"/>
     <w:pPr>
       <w:pBdr/>
@@ -30689,9 +30268,9 @@
       </w:tcPr>
     </w:tblStylePr>
   </w:style>
-  <w:style w:type="table" w:styleId="104">
+  <w:style w:type="table" w:styleId="793">
     <w:name w:val="List Table 6 Colorful - Accent 1"/>
-    <w:basedOn w:val="665"/>
+    <w:basedOn w:val="887"/>
     <w:uiPriority w:val="99"/>
     <w:pPr>
       <w:pBdr/>
@@ -30912,9 +30491,9 @@
       </w:tcPr>
     </w:tblStylePr>
   </w:style>
-  <w:style w:type="table" w:styleId="105">
+  <w:style w:type="table" w:styleId="794">
     <w:name w:val="List Table 6 Colorful - Accent 2"/>
-    <w:basedOn w:val="665"/>
+    <w:basedOn w:val="887"/>
     <w:uiPriority w:val="99"/>
     <w:pPr>
       <w:pBdr/>
@@ -31135,9 +30714,9 @@
       </w:tcPr>
     </w:tblStylePr>
   </w:style>
-  <w:style w:type="table" w:styleId="106">
+  <w:style w:type="table" w:styleId="795">
     <w:name w:val="List Table 6 Colorful - Accent 3"/>
-    <w:basedOn w:val="665"/>
+    <w:basedOn w:val="887"/>
     <w:uiPriority w:val="99"/>
     <w:pPr>
       <w:pBdr/>
@@ -31358,9 +30937,9 @@
       </w:tcPr>
     </w:tblStylePr>
   </w:style>
-  <w:style w:type="table" w:styleId="107">
+  <w:style w:type="table" w:styleId="796">
     <w:name w:val="List Table 6 Colorful - Accent 4"/>
-    <w:basedOn w:val="665"/>
+    <w:basedOn w:val="887"/>
     <w:uiPriority w:val="99"/>
     <w:pPr>
       <w:pBdr/>
@@ -31581,9 +31160,9 @@
       </w:tcPr>
     </w:tblStylePr>
   </w:style>
-  <w:style w:type="table" w:styleId="108">
+  <w:style w:type="table" w:styleId="797">
     <w:name w:val="List Table 6 Colorful - Accent 5"/>
-    <w:basedOn w:val="665"/>
+    <w:basedOn w:val="887"/>
     <w:uiPriority w:val="99"/>
     <w:pPr>
       <w:pBdr/>
@@ -31804,9 +31383,9 @@
       </w:tcPr>
     </w:tblStylePr>
   </w:style>
-  <w:style w:type="table" w:styleId="109">
+  <w:style w:type="table" w:styleId="798">
     <w:name w:val="List Table 6 Colorful - Accent 6"/>
-    <w:basedOn w:val="665"/>
+    <w:basedOn w:val="887"/>
     <w:uiPriority w:val="99"/>
     <w:pPr>
       <w:pBdr/>
@@ -32027,9 +31606,9 @@
       </w:tcPr>
     </w:tblStylePr>
   </w:style>
-  <w:style w:type="table" w:styleId="110">
+  <w:style w:type="table" w:styleId="799">
     <w:name w:val="List Table 7 Colorful"/>
-    <w:basedOn w:val="665"/>
+    <w:basedOn w:val="887"/>
     <w:uiPriority w:val="99"/>
     <w:pPr>
       <w:pBdr/>
@@ -32128,11 +31707,11 @@
         <w:tblBorders/>
       </w:tblPr>
       <w:tcPr>
-        <w:shd w:color="ffffff"/>
+        <w:shd w:val="clear" w:color="ffffff"/>
         <w:tcBorders>
-          <w:top w:val="none"/>
-          <w:left w:val="none"/>
-          <w:bottom w:val="none"/>
+          <w:top w:val="none" w:color="000000" w:sz="4" w:space="0"/>
+          <w:left w:val="none" w:color="000000" w:sz="4" w:space="0"/>
+          <w:bottom w:val="none" w:color="000000" w:sz="4" w:space="0"/>
           <w:right w:val="single" w:color="000000" w:themeColor="text1" w:themeTint="80" w:sz="4" w:space="0"/>
         </w:tcBorders>
       </w:tcPr>
@@ -32155,10 +31734,10 @@
       <w:tcPr>
         <w:shd w:val="clear" w:color="ffffff" w:themeColor="light1" w:fill="ffffff" w:themeFill="light1"/>
         <w:tcBorders>
-          <w:top w:val="none"/>
-          <w:left w:val="none"/>
+          <w:top w:val="none" w:color="000000" w:sz="4" w:space="0"/>
+          <w:left w:val="none" w:color="000000" w:sz="4" w:space="0"/>
           <w:bottom w:val="single" w:color="000000" w:themeColor="text1" w:themeTint="80" w:sz="4" w:space="0"/>
-          <w:right w:val="none"/>
+          <w:right w:val="none" w:color="000000" w:sz="4" w:space="0"/>
         </w:tcBorders>
       </w:tcPr>
     </w:tblStylePr>
@@ -32178,12 +31757,12 @@
         <w:tblBorders/>
       </w:tblPr>
       <w:tcPr>
-        <w:shd w:color="ffffff"/>
+        <w:shd w:val="clear" w:color="ffffff"/>
         <w:tcBorders>
-          <w:top w:val="none"/>
+          <w:top w:val="none" w:color="000000" w:sz="4" w:space="0"/>
           <w:left w:val="single" w:color="000000" w:themeColor="text1" w:themeTint="80" w:sz="4" w:space="0"/>
-          <w:bottom w:val="none"/>
-          <w:right w:val="none"/>
+          <w:bottom w:val="none" w:color="000000" w:sz="4" w:space="0"/>
+          <w:right w:val="none" w:color="000000" w:sz="4" w:space="0"/>
         </w:tcBorders>
       </w:tcPr>
     </w:tblStylePr>
@@ -32206,9 +31785,9 @@
         <w:shd w:val="clear" w:color="ffffff" w:themeColor="light1" w:fill="ffffff" w:themeFill="light1"/>
         <w:tcBorders>
           <w:top w:val="single" w:color="000000" w:themeColor="text1" w:themeTint="80" w:sz="4" w:space="0"/>
-          <w:left w:val="none"/>
-          <w:bottom w:val="none"/>
-          <w:right w:val="none"/>
+          <w:left w:val="none" w:color="000000" w:sz="4" w:space="0"/>
+          <w:bottom w:val="none" w:color="000000" w:sz="4" w:space="0"/>
+          <w:right w:val="none" w:color="000000" w:sz="4" w:space="0"/>
         </w:tcBorders>
       </w:tcPr>
     </w:tblStylePr>
@@ -32283,9 +31862,9 @@
       </w:tcPr>
     </w:tblStylePr>
   </w:style>
-  <w:style w:type="table" w:styleId="111">
+  <w:style w:type="table" w:styleId="800">
     <w:name w:val="List Table 7 Colorful - Accent 1"/>
-    <w:basedOn w:val="665"/>
+    <w:basedOn w:val="887"/>
     <w:uiPriority w:val="99"/>
     <w:pPr>
       <w:pBdr/>
@@ -32384,11 +31963,11 @@
         <w:tblBorders/>
       </w:tblPr>
       <w:tcPr>
-        <w:shd w:color="ffffff"/>
+        <w:shd w:val="clear" w:color="ffffff"/>
         <w:tcBorders>
-          <w:top w:val="none"/>
-          <w:left w:val="none"/>
-          <w:bottom w:val="none"/>
+          <w:top w:val="none" w:color="000000" w:sz="4" w:space="0"/>
+          <w:left w:val="none" w:color="000000" w:sz="4" w:space="0"/>
+          <w:bottom w:val="none" w:color="000000" w:sz="4" w:space="0"/>
           <w:right w:val="single" w:color="000000" w:themeColor="accent1" w:sz="4" w:space="0"/>
         </w:tcBorders>
       </w:tcPr>
@@ -32411,10 +31990,10 @@
       <w:tcPr>
         <w:shd w:val="clear" w:color="ffffff" w:themeColor="light1" w:fill="ffffff" w:themeFill="light1"/>
         <w:tcBorders>
-          <w:top w:val="none"/>
-          <w:left w:val="none"/>
+          <w:top w:val="none" w:color="000000" w:sz="4" w:space="0"/>
+          <w:left w:val="none" w:color="000000" w:sz="4" w:space="0"/>
           <w:bottom w:val="single" w:color="000000" w:themeColor="accent1" w:sz="4" w:space="0"/>
-          <w:right w:val="none"/>
+          <w:right w:val="none" w:color="000000" w:sz="4" w:space="0"/>
         </w:tcBorders>
       </w:tcPr>
     </w:tblStylePr>
@@ -32434,12 +32013,12 @@
         <w:tblBorders/>
       </w:tblPr>
       <w:tcPr>
-        <w:shd w:color="ffffff"/>
+        <w:shd w:val="clear" w:color="ffffff"/>
         <w:tcBorders>
-          <w:top w:val="none"/>
+          <w:top w:val="none" w:color="000000" w:sz="4" w:space="0"/>
           <w:left w:val="single" w:color="000000" w:themeColor="accent1" w:sz="4" w:space="0"/>
-          <w:bottom w:val="none"/>
-          <w:right w:val="none"/>
+          <w:bottom w:val="none" w:color="000000" w:sz="4" w:space="0"/>
+          <w:right w:val="none" w:color="000000" w:sz="4" w:space="0"/>
         </w:tcBorders>
       </w:tcPr>
     </w:tblStylePr>
@@ -32462,9 +32041,9 @@
         <w:shd w:val="clear" w:color="ffffff" w:themeColor="light1" w:fill="ffffff" w:themeFill="light1"/>
         <w:tcBorders>
           <w:top w:val="single" w:color="000000" w:themeColor="accent1" w:sz="4" w:space="0"/>
-          <w:left w:val="none"/>
-          <w:bottom w:val="none"/>
-          <w:right w:val="none"/>
+          <w:left w:val="none" w:color="000000" w:sz="4" w:space="0"/>
+          <w:bottom w:val="none" w:color="000000" w:sz="4" w:space="0"/>
+          <w:right w:val="none" w:color="000000" w:sz="4" w:space="0"/>
         </w:tcBorders>
       </w:tcPr>
     </w:tblStylePr>
@@ -32539,9 +32118,9 @@
       </w:tcPr>
     </w:tblStylePr>
   </w:style>
-  <w:style w:type="table" w:styleId="112">
+  <w:style w:type="table" w:styleId="801">
     <w:name w:val="List Table 7 Colorful - Accent 2"/>
-    <w:basedOn w:val="665"/>
+    <w:basedOn w:val="887"/>
     <w:uiPriority w:val="99"/>
     <w:pPr>
       <w:pBdr/>
@@ -32640,11 +32219,11 @@
         <w:tblBorders/>
       </w:tblPr>
       <w:tcPr>
-        <w:shd w:color="ffffff"/>
+        <w:shd w:val="clear" w:color="ffffff"/>
         <w:tcBorders>
-          <w:top w:val="none"/>
-          <w:left w:val="none"/>
-          <w:bottom w:val="none"/>
+          <w:top w:val="none" w:color="000000" w:sz="4" w:space="0"/>
+          <w:left w:val="none" w:color="000000" w:sz="4" w:space="0"/>
+          <w:bottom w:val="none" w:color="000000" w:sz="4" w:space="0"/>
           <w:right w:val="single" w:color="000000" w:themeColor="accent2" w:themeTint="97" w:sz="4" w:space="0"/>
         </w:tcBorders>
       </w:tcPr>
@@ -32667,10 +32246,10 @@
       <w:tcPr>
         <w:shd w:val="clear" w:color="ffffff" w:themeColor="light1" w:fill="ffffff" w:themeFill="light1"/>
         <w:tcBorders>
-          <w:top w:val="none"/>
-          <w:left w:val="none"/>
+          <w:top w:val="none" w:color="000000" w:sz="4" w:space="0"/>
+          <w:left w:val="none" w:color="000000" w:sz="4" w:space="0"/>
           <w:bottom w:val="single" w:color="000000" w:themeColor="accent2" w:themeTint="97" w:sz="4" w:space="0"/>
-          <w:right w:val="none"/>
+          <w:right w:val="none" w:color="000000" w:sz="4" w:space="0"/>
         </w:tcBorders>
       </w:tcPr>
     </w:tblStylePr>
@@ -32690,12 +32269,12 @@
         <w:tblBorders/>
       </w:tblPr>
       <w:tcPr>
-        <w:shd w:color="ffffff"/>
+        <w:shd w:val="clear" w:color="ffffff"/>
         <w:tcBorders>
-          <w:top w:val="none"/>
+          <w:top w:val="none" w:color="000000" w:sz="4" w:space="0"/>
           <w:left w:val="single" w:color="000000" w:themeColor="accent2" w:themeTint="97" w:sz="4" w:space="0"/>
-          <w:bottom w:val="none"/>
-          <w:right w:val="none"/>
+          <w:bottom w:val="none" w:color="000000" w:sz="4" w:space="0"/>
+          <w:right w:val="none" w:color="000000" w:sz="4" w:space="0"/>
         </w:tcBorders>
       </w:tcPr>
     </w:tblStylePr>
@@ -32718,9 +32297,9 @@
         <w:shd w:val="clear" w:color="ffffff" w:themeColor="light1" w:fill="ffffff" w:themeFill="light1"/>
         <w:tcBorders>
           <w:top w:val="single" w:color="000000" w:themeColor="accent2" w:themeTint="97" w:sz="4" w:space="0"/>
-          <w:left w:val="none"/>
-          <w:bottom w:val="none"/>
-          <w:right w:val="none"/>
+          <w:left w:val="none" w:color="000000" w:sz="4" w:space="0"/>
+          <w:bottom w:val="none" w:color="000000" w:sz="4" w:space="0"/>
+          <w:right w:val="none" w:color="000000" w:sz="4" w:space="0"/>
         </w:tcBorders>
       </w:tcPr>
     </w:tblStylePr>
@@ -32795,9 +32374,9 @@
       </w:tcPr>
     </w:tblStylePr>
   </w:style>
-  <w:style w:type="table" w:styleId="113">
+  <w:style w:type="table" w:styleId="802">
     <w:name w:val="List Table 7 Colorful - Accent 3"/>
-    <w:basedOn w:val="665"/>
+    <w:basedOn w:val="887"/>
     <w:uiPriority w:val="99"/>
     <w:pPr>
       <w:pBdr/>
@@ -32896,11 +32475,11 @@
         <w:tblBorders/>
       </w:tblPr>
       <w:tcPr>
-        <w:shd w:color="ffffff"/>
+        <w:shd w:val="clear" w:color="ffffff"/>
         <w:tcBorders>
-          <w:top w:val="none"/>
-          <w:left w:val="none"/>
-          <w:bottom w:val="none"/>
+          <w:top w:val="none" w:color="000000" w:sz="4" w:space="0"/>
+          <w:left w:val="none" w:color="000000" w:sz="4" w:space="0"/>
+          <w:bottom w:val="none" w:color="000000" w:sz="4" w:space="0"/>
           <w:right w:val="single" w:color="000000" w:themeColor="accent3" w:themeTint="98" w:sz="4" w:space="0"/>
         </w:tcBorders>
       </w:tcPr>
@@ -32923,10 +32502,10 @@
       <w:tcPr>
         <w:shd w:val="clear" w:color="ffffff" w:themeColor="light1" w:fill="ffffff" w:themeFill="light1"/>
         <w:tcBorders>
-          <w:top w:val="none"/>
-          <w:left w:val="none"/>
+          <w:top w:val="none" w:color="000000" w:sz="4" w:space="0"/>
+          <w:left w:val="none" w:color="000000" w:sz="4" w:space="0"/>
           <w:bottom w:val="single" w:color="000000" w:themeColor="accent3" w:themeTint="98" w:sz="4" w:space="0"/>
-          <w:right w:val="none"/>
+          <w:right w:val="none" w:color="000000" w:sz="4" w:space="0"/>
         </w:tcBorders>
       </w:tcPr>
     </w:tblStylePr>
@@ -32946,12 +32525,12 @@
         <w:tblBorders/>
       </w:tblPr>
       <w:tcPr>
-        <w:shd w:color="ffffff"/>
+        <w:shd w:val="clear" w:color="ffffff"/>
         <w:tcBorders>
-          <w:top w:val="none"/>
+          <w:top w:val="none" w:color="000000" w:sz="4" w:space="0"/>
           <w:left w:val="single" w:color="000000" w:themeColor="accent3" w:themeTint="98" w:sz="4" w:space="0"/>
-          <w:bottom w:val="none"/>
-          <w:right w:val="none"/>
+          <w:bottom w:val="none" w:color="000000" w:sz="4" w:space="0"/>
+          <w:right w:val="none" w:color="000000" w:sz="4" w:space="0"/>
         </w:tcBorders>
       </w:tcPr>
     </w:tblStylePr>
@@ -32974,9 +32553,9 @@
         <w:shd w:val="clear" w:color="ffffff" w:themeColor="light1" w:fill="ffffff" w:themeFill="light1"/>
         <w:tcBorders>
           <w:top w:val="single" w:color="000000" w:themeColor="accent3" w:themeTint="98" w:sz="4" w:space="0"/>
-          <w:left w:val="none"/>
-          <w:bottom w:val="none"/>
-          <w:right w:val="none"/>
+          <w:left w:val="none" w:color="000000" w:sz="4" w:space="0"/>
+          <w:bottom w:val="none" w:color="000000" w:sz="4" w:space="0"/>
+          <w:right w:val="none" w:color="000000" w:sz="4" w:space="0"/>
         </w:tcBorders>
       </w:tcPr>
     </w:tblStylePr>
@@ -33051,9 +32630,9 @@
       </w:tcPr>
     </w:tblStylePr>
   </w:style>
-  <w:style w:type="table" w:styleId="114">
+  <w:style w:type="table" w:styleId="803">
     <w:name w:val="List Table 7 Colorful - Accent 4"/>
-    <w:basedOn w:val="665"/>
+    <w:basedOn w:val="887"/>
     <w:uiPriority w:val="99"/>
     <w:pPr>
       <w:pBdr/>
@@ -33152,11 +32731,11 @@
         <w:tblBorders/>
       </w:tblPr>
       <w:tcPr>
-        <w:shd w:color="ffffff"/>
+        <w:shd w:val="clear" w:color="ffffff"/>
         <w:tcBorders>
-          <w:top w:val="none"/>
-          <w:left w:val="none"/>
-          <w:bottom w:val="none"/>
+          <w:top w:val="none" w:color="000000" w:sz="4" w:space="0"/>
+          <w:left w:val="none" w:color="000000" w:sz="4" w:space="0"/>
+          <w:bottom w:val="none" w:color="000000" w:sz="4" w:space="0"/>
           <w:right w:val="single" w:color="000000" w:themeColor="accent4" w:themeTint="9A" w:sz="4" w:space="0"/>
         </w:tcBorders>
       </w:tcPr>
@@ -33179,10 +32758,10 @@
       <w:tcPr>
         <w:shd w:val="clear" w:color="ffffff" w:themeColor="light1" w:fill="ffffff" w:themeFill="light1"/>
         <w:tcBorders>
-          <w:top w:val="none"/>
-          <w:left w:val="none"/>
+          <w:top w:val="none" w:color="000000" w:sz="4" w:space="0"/>
+          <w:left w:val="none" w:color="000000" w:sz="4" w:space="0"/>
           <w:bottom w:val="single" w:color="000000" w:themeColor="accent4" w:themeTint="9A" w:sz="4" w:space="0"/>
-          <w:right w:val="none"/>
+          <w:right w:val="none" w:color="000000" w:sz="4" w:space="0"/>
         </w:tcBorders>
       </w:tcPr>
     </w:tblStylePr>
@@ -33202,12 +32781,12 @@
         <w:tblBorders/>
       </w:tblPr>
       <w:tcPr>
-        <w:shd w:color="ffffff"/>
+        <w:shd w:val="clear" w:color="ffffff"/>
         <w:tcBorders>
-          <w:top w:val="none"/>
+          <w:top w:val="none" w:color="000000" w:sz="4" w:space="0"/>
           <w:left w:val="single" w:color="000000" w:themeColor="accent4" w:themeTint="9A" w:sz="4" w:space="0"/>
-          <w:bottom w:val="none"/>
-          <w:right w:val="none"/>
+          <w:bottom w:val="none" w:color="000000" w:sz="4" w:space="0"/>
+          <w:right w:val="none" w:color="000000" w:sz="4" w:space="0"/>
         </w:tcBorders>
       </w:tcPr>
     </w:tblStylePr>
@@ -33230,9 +32809,9 @@
         <w:shd w:val="clear" w:color="ffffff" w:themeColor="light1" w:fill="ffffff" w:themeFill="light1"/>
         <w:tcBorders>
           <w:top w:val="single" w:color="000000" w:themeColor="accent4" w:themeTint="9A" w:sz="4" w:space="0"/>
-          <w:left w:val="none"/>
-          <w:bottom w:val="none"/>
-          <w:right w:val="none"/>
+          <w:left w:val="none" w:color="000000" w:sz="4" w:space="0"/>
+          <w:bottom w:val="none" w:color="000000" w:sz="4" w:space="0"/>
+          <w:right w:val="none" w:color="000000" w:sz="4" w:space="0"/>
         </w:tcBorders>
       </w:tcPr>
     </w:tblStylePr>
@@ -33307,9 +32886,9 @@
       </w:tcPr>
     </w:tblStylePr>
   </w:style>
-  <w:style w:type="table" w:styleId="115">
+  <w:style w:type="table" w:styleId="804">
     <w:name w:val="List Table 7 Colorful - Accent 5"/>
-    <w:basedOn w:val="665"/>
+    <w:basedOn w:val="887"/>
     <w:uiPriority w:val="99"/>
     <w:pPr>
       <w:pBdr/>
@@ -33408,11 +32987,11 @@
         <w:tblBorders/>
       </w:tblPr>
       <w:tcPr>
-        <w:shd w:color="ffffff"/>
+        <w:shd w:val="clear" w:color="ffffff"/>
         <w:tcBorders>
-          <w:top w:val="none"/>
-          <w:left w:val="none"/>
-          <w:bottom w:val="none"/>
+          <w:top w:val="none" w:color="000000" w:sz="4" w:space="0"/>
+          <w:left w:val="none" w:color="000000" w:sz="4" w:space="0"/>
+          <w:bottom w:val="none" w:color="000000" w:sz="4" w:space="0"/>
           <w:right w:val="single" w:color="000000" w:themeColor="accent5" w:themeTint="9A" w:sz="4" w:space="0"/>
         </w:tcBorders>
       </w:tcPr>
@@ -33435,10 +33014,10 @@
       <w:tcPr>
         <w:shd w:val="clear" w:color="ffffff" w:themeColor="light1" w:fill="ffffff" w:themeFill="light1"/>
         <w:tcBorders>
-          <w:top w:val="none"/>
-          <w:left w:val="none"/>
+          <w:top w:val="none" w:color="000000" w:sz="4" w:space="0"/>
+          <w:left w:val="none" w:color="000000" w:sz="4" w:space="0"/>
           <w:bottom w:val="single" w:color="000000" w:themeColor="accent5" w:themeTint="9A" w:sz="4" w:space="0"/>
-          <w:right w:val="none"/>
+          <w:right w:val="none" w:color="000000" w:sz="4" w:space="0"/>
         </w:tcBorders>
       </w:tcPr>
     </w:tblStylePr>
@@ -33458,12 +33037,12 @@
         <w:tblBorders/>
       </w:tblPr>
       <w:tcPr>
-        <w:shd w:color="ffffff"/>
+        <w:shd w:val="clear" w:color="ffffff"/>
         <w:tcBorders>
-          <w:top w:val="none"/>
+          <w:top w:val="none" w:color="000000" w:sz="4" w:space="0"/>
           <w:left w:val="single" w:color="000000" w:themeColor="accent5" w:themeTint="9A" w:sz="4" w:space="0"/>
-          <w:bottom w:val="none"/>
-          <w:right w:val="none"/>
+          <w:bottom w:val="none" w:color="000000" w:sz="4" w:space="0"/>
+          <w:right w:val="none" w:color="000000" w:sz="4" w:space="0"/>
         </w:tcBorders>
       </w:tcPr>
     </w:tblStylePr>
@@ -33486,9 +33065,9 @@
         <w:shd w:val="clear" w:color="ffffff" w:themeColor="light1" w:fill="ffffff" w:themeFill="light1"/>
         <w:tcBorders>
           <w:top w:val="single" w:color="000000" w:themeColor="accent5" w:themeTint="9A" w:sz="4" w:space="0"/>
-          <w:left w:val="none"/>
-          <w:bottom w:val="none"/>
-          <w:right w:val="none"/>
+          <w:left w:val="none" w:color="000000" w:sz="4" w:space="0"/>
+          <w:bottom w:val="none" w:color="000000" w:sz="4" w:space="0"/>
+          <w:right w:val="none" w:color="000000" w:sz="4" w:space="0"/>
         </w:tcBorders>
       </w:tcPr>
     </w:tblStylePr>
@@ -33563,9 +33142,9 @@
       </w:tcPr>
     </w:tblStylePr>
   </w:style>
-  <w:style w:type="table" w:styleId="116">
+  <w:style w:type="table" w:styleId="805">
     <w:name w:val="List Table 7 Colorful - Accent 6"/>
-    <w:basedOn w:val="665"/>
+    <w:basedOn w:val="887"/>
     <w:uiPriority w:val="99"/>
     <w:pPr>
       <w:pBdr/>
@@ -33664,11 +33243,11 @@
         <w:tblBorders/>
       </w:tblPr>
       <w:tcPr>
-        <w:shd w:color="ffffff"/>
+        <w:shd w:val="clear" w:color="ffffff"/>
         <w:tcBorders>
-          <w:top w:val="none"/>
-          <w:left w:val="none"/>
-          <w:bottom w:val="none"/>
+          <w:top w:val="none" w:color="000000" w:sz="4" w:space="0"/>
+          <w:left w:val="none" w:color="000000" w:sz="4" w:space="0"/>
+          <w:bottom w:val="none" w:color="000000" w:sz="4" w:space="0"/>
           <w:right w:val="single" w:color="000000" w:themeColor="accent6" w:themeTint="98" w:sz="4" w:space="0"/>
         </w:tcBorders>
       </w:tcPr>
@@ -33691,10 +33270,10 @@
       <w:tcPr>
         <w:shd w:val="clear" w:color="ffffff" w:themeColor="light1" w:fill="ffffff" w:themeFill="light1"/>
         <w:tcBorders>
-          <w:top w:val="none"/>
-          <w:left w:val="none"/>
+          <w:top w:val="none" w:color="000000" w:sz="4" w:space="0"/>
+          <w:left w:val="none" w:color="000000" w:sz="4" w:space="0"/>
           <w:bottom w:val="single" w:color="000000" w:themeColor="accent6" w:themeTint="98" w:sz="4" w:space="0"/>
-          <w:right w:val="none"/>
+          <w:right w:val="none" w:color="000000" w:sz="4" w:space="0"/>
         </w:tcBorders>
       </w:tcPr>
     </w:tblStylePr>
@@ -33714,12 +33293,12 @@
         <w:tblBorders/>
       </w:tblPr>
       <w:tcPr>
-        <w:shd w:color="ffffff"/>
+        <w:shd w:val="clear" w:color="ffffff"/>
         <w:tcBorders>
-          <w:top w:val="none"/>
+          <w:top w:val="none" w:color="000000" w:sz="4" w:space="0"/>
           <w:left w:val="single" w:color="000000" w:themeColor="accent6" w:themeTint="98" w:sz="4" w:space="0"/>
-          <w:bottom w:val="none"/>
-          <w:right w:val="none"/>
+          <w:bottom w:val="none" w:color="000000" w:sz="4" w:space="0"/>
+          <w:right w:val="none" w:color="000000" w:sz="4" w:space="0"/>
         </w:tcBorders>
       </w:tcPr>
     </w:tblStylePr>
@@ -33742,9 +33321,9 @@
         <w:shd w:val="clear" w:color="ffffff" w:themeColor="light1" w:fill="ffffff" w:themeFill="light1"/>
         <w:tcBorders>
           <w:top w:val="single" w:color="000000" w:themeColor="accent6" w:themeTint="98" w:sz="4" w:space="0"/>
-          <w:left w:val="none"/>
-          <w:bottom w:val="none"/>
-          <w:right w:val="none"/>
+          <w:left w:val="none" w:color="000000" w:sz="4" w:space="0"/>
+          <w:bottom w:val="none" w:color="000000" w:sz="4" w:space="0"/>
+          <w:right w:val="none" w:color="000000" w:sz="4" w:space="0"/>
         </w:tcBorders>
       </w:tcPr>
     </w:tblStylePr>
@@ -33819,9 +33398,9 @@
       </w:tcPr>
     </w:tblStylePr>
   </w:style>
-  <w:style w:type="table" w:styleId="117">
+  <w:style w:type="table" w:styleId="806">
     <w:name w:val="Lined - Accent"/>
-    <w:basedOn w:val="665"/>
+    <w:basedOn w:val="887"/>
     <w:uiPriority w:val="99"/>
     <w:pPr>
       <w:pBdr/>
@@ -34056,9 +33635,9 @@
       </w:tcPr>
     </w:tblStylePr>
   </w:style>
-  <w:style w:type="table" w:styleId="118">
+  <w:style w:type="table" w:styleId="807">
     <w:name w:val="Lined - Accent 1"/>
-    <w:basedOn w:val="665"/>
+    <w:basedOn w:val="887"/>
     <w:uiPriority w:val="99"/>
     <w:pPr>
       <w:pBdr/>
@@ -34293,9 +33872,9 @@
       </w:tcPr>
     </w:tblStylePr>
   </w:style>
-  <w:style w:type="table" w:styleId="119">
+  <w:style w:type="table" w:styleId="808">
     <w:name w:val="Lined - Accent 2"/>
-    <w:basedOn w:val="665"/>
+    <w:basedOn w:val="887"/>
     <w:uiPriority w:val="99"/>
     <w:pPr>
       <w:pBdr/>
@@ -34530,9 +34109,9 @@
       </w:tcPr>
     </w:tblStylePr>
   </w:style>
-  <w:style w:type="table" w:styleId="120">
+  <w:style w:type="table" w:styleId="809">
     <w:name w:val="Lined - Accent 3"/>
-    <w:basedOn w:val="665"/>
+    <w:basedOn w:val="887"/>
     <w:uiPriority w:val="99"/>
     <w:pPr>
       <w:pBdr/>
@@ -34767,9 +34346,9 @@
       </w:tcPr>
     </w:tblStylePr>
   </w:style>
-  <w:style w:type="table" w:styleId="121">
+  <w:style w:type="table" w:styleId="810">
     <w:name w:val="Lined - Accent 4"/>
-    <w:basedOn w:val="665"/>
+    <w:basedOn w:val="887"/>
     <w:uiPriority w:val="99"/>
     <w:pPr>
       <w:pBdr/>
@@ -35004,9 +34583,9 @@
       </w:tcPr>
     </w:tblStylePr>
   </w:style>
-  <w:style w:type="table" w:styleId="122">
+  <w:style w:type="table" w:styleId="811">
     <w:name w:val="Lined - Accent 5"/>
-    <w:basedOn w:val="665"/>
+    <w:basedOn w:val="887"/>
     <w:uiPriority w:val="99"/>
     <w:pPr>
       <w:pBdr/>
@@ -35241,9 +34820,9 @@
       </w:tcPr>
     </w:tblStylePr>
   </w:style>
-  <w:style w:type="table" w:styleId="123">
+  <w:style w:type="table" w:styleId="812">
     <w:name w:val="Lined - Accent 6"/>
-    <w:basedOn w:val="665"/>
+    <w:basedOn w:val="887"/>
     <w:uiPriority w:val="99"/>
     <w:pPr>
       <w:pBdr/>
@@ -35478,9 +35057,9 @@
       </w:tcPr>
     </w:tblStylePr>
   </w:style>
-  <w:style w:type="table" w:styleId="124">
+  <w:style w:type="table" w:styleId="813">
     <w:name w:val="Bordered &amp; Lined - Accent"/>
-    <w:basedOn w:val="665"/>
+    <w:basedOn w:val="887"/>
     <w:uiPriority w:val="99"/>
     <w:pPr>
       <w:pBdr/>
@@ -35722,9 +35301,9 @@
       </w:tcPr>
     </w:tblStylePr>
   </w:style>
-  <w:style w:type="table" w:styleId="125">
+  <w:style w:type="table" w:styleId="814">
     <w:name w:val="Bordered &amp; Lined - Accent 1"/>
-    <w:basedOn w:val="665"/>
+    <w:basedOn w:val="887"/>
     <w:uiPriority w:val="99"/>
     <w:pPr>
       <w:pBdr/>
@@ -35966,9 +35545,9 @@
       </w:tcPr>
     </w:tblStylePr>
   </w:style>
-  <w:style w:type="table" w:styleId="126">
+  <w:style w:type="table" w:styleId="815">
     <w:name w:val="Bordered &amp; Lined - Accent 2"/>
-    <w:basedOn w:val="665"/>
+    <w:basedOn w:val="887"/>
     <w:uiPriority w:val="99"/>
     <w:pPr>
       <w:pBdr/>
@@ -36210,9 +35789,9 @@
       </w:tcPr>
     </w:tblStylePr>
   </w:style>
-  <w:style w:type="table" w:styleId="127">
+  <w:style w:type="table" w:styleId="816">
     <w:name w:val="Bordered &amp; Lined - Accent 3"/>
-    <w:basedOn w:val="665"/>
+    <w:basedOn w:val="887"/>
     <w:uiPriority w:val="99"/>
     <w:pPr>
       <w:pBdr/>
@@ -36454,9 +36033,9 @@
       </w:tcPr>
     </w:tblStylePr>
   </w:style>
-  <w:style w:type="table" w:styleId="128">
+  <w:style w:type="table" w:styleId="817">
     <w:name w:val="Bordered &amp; Lined - Accent 4"/>
-    <w:basedOn w:val="665"/>
+    <w:basedOn w:val="887"/>
     <w:uiPriority w:val="99"/>
     <w:pPr>
       <w:pBdr/>
@@ -36698,9 +36277,9 @@
       </w:tcPr>
     </w:tblStylePr>
   </w:style>
-  <w:style w:type="table" w:styleId="129">
+  <w:style w:type="table" w:styleId="818">
     <w:name w:val="Bordered &amp; Lined - Accent 5"/>
-    <w:basedOn w:val="665"/>
+    <w:basedOn w:val="887"/>
     <w:uiPriority w:val="99"/>
     <w:pPr>
       <w:pBdr/>
@@ -36942,9 +36521,9 @@
       </w:tcPr>
     </w:tblStylePr>
   </w:style>
-  <w:style w:type="table" w:styleId="130">
+  <w:style w:type="table" w:styleId="819">
     <w:name w:val="Bordered &amp; Lined - Accent 6"/>
-    <w:basedOn w:val="665"/>
+    <w:basedOn w:val="887"/>
     <w:uiPriority w:val="99"/>
     <w:pPr>
       <w:pBdr/>
@@ -37186,9 +36765,9 @@
       </w:tcPr>
     </w:tblStylePr>
   </w:style>
-  <w:style w:type="table" w:styleId="131">
+  <w:style w:type="table" w:styleId="820">
     <w:name w:val="Bordered"/>
-    <w:basedOn w:val="665"/>
+    <w:basedOn w:val="887"/>
     <w:uiPriority w:val="99"/>
     <w:pPr>
       <w:pBdr/>
@@ -37417,9 +36996,9 @@
       </w:tcPr>
     </w:tblStylePr>
   </w:style>
-  <w:style w:type="table" w:styleId="132">
+  <w:style w:type="table" w:styleId="821">
     <w:name w:val="Bordered - Accent 1"/>
-    <w:basedOn w:val="665"/>
+    <w:basedOn w:val="887"/>
     <w:uiPriority w:val="99"/>
     <w:pPr>
       <w:pBdr/>
@@ -37648,9 +37227,9 @@
       </w:tcPr>
     </w:tblStylePr>
   </w:style>
-  <w:style w:type="table" w:styleId="133">
+  <w:style w:type="table" w:styleId="822">
     <w:name w:val="Bordered - Accent 2"/>
-    <w:basedOn w:val="665"/>
+    <w:basedOn w:val="887"/>
     <w:uiPriority w:val="99"/>
     <w:pPr>
       <w:pBdr/>
@@ -37879,9 +37458,9 @@
       </w:tcPr>
     </w:tblStylePr>
   </w:style>
-  <w:style w:type="table" w:styleId="134">
+  <w:style w:type="table" w:styleId="823">
     <w:name w:val="Bordered - Accent 3"/>
-    <w:basedOn w:val="665"/>
+    <w:basedOn w:val="887"/>
     <w:uiPriority w:val="99"/>
     <w:pPr>
       <w:pBdr/>
@@ -38110,9 +37689,9 @@
       </w:tcPr>
     </w:tblStylePr>
   </w:style>
-  <w:style w:type="table" w:styleId="135">
+  <w:style w:type="table" w:styleId="824">
     <w:name w:val="Bordered - Accent 4"/>
-    <w:basedOn w:val="665"/>
+    <w:basedOn w:val="887"/>
     <w:uiPriority w:val="99"/>
     <w:pPr>
       <w:pBdr/>
@@ -38341,9 +37920,9 @@
       </w:tcPr>
     </w:tblStylePr>
   </w:style>
-  <w:style w:type="table" w:styleId="136">
+  <w:style w:type="table" w:styleId="825">
     <w:name w:val="Bordered - Accent 5"/>
-    <w:basedOn w:val="665"/>
+    <w:basedOn w:val="887"/>
     <w:uiPriority w:val="99"/>
     <w:pPr>
       <w:pBdr/>
@@ -38572,9 +38151,9 @@
       </w:tcPr>
     </w:tblStylePr>
   </w:style>
-  <w:style w:type="table" w:styleId="137">
+  <w:style w:type="table" w:styleId="826">
     <w:name w:val="Bordered - Accent 6"/>
-    <w:basedOn w:val="665"/>
+    <w:basedOn w:val="887"/>
     <w:uiPriority w:val="99"/>
     <w:pPr>
       <w:pBdr/>
@@ -38803,11 +38382,11 @@
       </w:tcPr>
     </w:tblStylePr>
   </w:style>
-  <w:style w:type="paragraph" w:styleId="139">
+  <w:style w:type="paragraph" w:styleId="827">
     <w:name w:val="Heading 1"/>
-    <w:basedOn w:val="664"/>
-    <w:next w:val="664"/>
-    <w:link w:val="150"/>
+    <w:basedOn w:val="886"/>
+    <w:next w:val="886"/>
+    <w:link w:val="837"/>
     <w:uiPriority w:val="9"/>
     <w:qFormat/>
     <w:pPr>
@@ -38825,11 +38404,11 @@
       <w:szCs w:val="40"/>
     </w:rPr>
   </w:style>
-  <w:style w:type="paragraph" w:styleId="140">
+  <w:style w:type="paragraph" w:styleId="828">
     <w:name w:val="Heading 2"/>
-    <w:basedOn w:val="664"/>
-    <w:next w:val="664"/>
-    <w:link w:val="151"/>
+    <w:basedOn w:val="886"/>
+    <w:next w:val="886"/>
+    <w:link w:val="838"/>
     <w:uiPriority w:val="9"/>
     <w:unhideWhenUsed/>
     <w:qFormat/>
@@ -38848,11 +38427,11 @@
       <w:szCs w:val="32"/>
     </w:rPr>
   </w:style>
-  <w:style w:type="paragraph" w:styleId="141">
+  <w:style w:type="paragraph" w:styleId="829">
     <w:name w:val="Heading 3"/>
-    <w:basedOn w:val="664"/>
-    <w:next w:val="664"/>
-    <w:link w:val="152"/>
+    <w:basedOn w:val="886"/>
+    <w:next w:val="886"/>
+    <w:link w:val="839"/>
     <w:uiPriority w:val="9"/>
     <w:unhideWhenUsed/>
     <w:qFormat/>
@@ -38871,11 +38450,11 @@
       <w:szCs w:val="28"/>
     </w:rPr>
   </w:style>
-  <w:style w:type="paragraph" w:styleId="142">
+  <w:style w:type="paragraph" w:styleId="830">
     <w:name w:val="Heading 4"/>
-    <w:basedOn w:val="664"/>
-    <w:next w:val="664"/>
-    <w:link w:val="153"/>
+    <w:basedOn w:val="886"/>
+    <w:next w:val="886"/>
+    <w:link w:val="840"/>
     <w:uiPriority w:val="9"/>
     <w:unhideWhenUsed/>
     <w:qFormat/>
@@ -38894,11 +38473,11 @@
       <w:color w:val="0f4761" w:themeColor="accent1" w:themeShade="BF"/>
     </w:rPr>
   </w:style>
-  <w:style w:type="paragraph" w:styleId="143">
+  <w:style w:type="paragraph" w:styleId="831">
     <w:name w:val="Heading 5"/>
-    <w:basedOn w:val="664"/>
-    <w:next w:val="664"/>
-    <w:link w:val="154"/>
+    <w:basedOn w:val="886"/>
+    <w:next w:val="886"/>
+    <w:link w:val="841"/>
     <w:uiPriority w:val="9"/>
     <w:unhideWhenUsed/>
     <w:qFormat/>
@@ -38915,11 +38494,11 @@
       <w:color w:val="0f4761" w:themeColor="accent1" w:themeShade="BF"/>
     </w:rPr>
   </w:style>
-  <w:style w:type="paragraph" w:styleId="144">
+  <w:style w:type="paragraph" w:styleId="832">
     <w:name w:val="Heading 6"/>
-    <w:basedOn w:val="664"/>
-    <w:next w:val="664"/>
-    <w:link w:val="155"/>
+    <w:basedOn w:val="886"/>
+    <w:next w:val="886"/>
+    <w:link w:val="842"/>
     <w:uiPriority w:val="9"/>
     <w:unhideWhenUsed/>
     <w:qFormat/>
@@ -38938,11 +38517,11 @@
       <w:color w:val="595959" w:themeColor="text1" w:themeTint="A6"/>
     </w:rPr>
   </w:style>
-  <w:style w:type="paragraph" w:styleId="145">
+  <w:style w:type="paragraph" w:styleId="833">
     <w:name w:val="Heading 7"/>
-    <w:basedOn w:val="664"/>
-    <w:next w:val="664"/>
-    <w:link w:val="156"/>
+    <w:basedOn w:val="886"/>
+    <w:next w:val="886"/>
+    <w:link w:val="843"/>
     <w:uiPriority w:val="9"/>
     <w:unhideWhenUsed/>
     <w:qFormat/>
@@ -38959,11 +38538,11 @@
       <w:color w:val="595959" w:themeColor="text1" w:themeTint="A6"/>
     </w:rPr>
   </w:style>
-  <w:style w:type="paragraph" w:styleId="146">
+  <w:style w:type="paragraph" w:styleId="834">
     <w:name w:val="Heading 8"/>
-    <w:basedOn w:val="664"/>
-    <w:next w:val="664"/>
-    <w:link w:val="157"/>
+    <w:basedOn w:val="886"/>
+    <w:next w:val="886"/>
+    <w:link w:val="844"/>
     <w:uiPriority w:val="9"/>
     <w:unhideWhenUsed/>
     <w:qFormat/>
@@ -38982,11 +38561,11 @@
       <w:color w:val="272727" w:themeColor="text1" w:themeTint="D8"/>
     </w:rPr>
   </w:style>
-  <w:style w:type="paragraph" w:styleId="147">
+  <w:style w:type="paragraph" w:styleId="835">
     <w:name w:val="Heading 9"/>
-    <w:basedOn w:val="664"/>
-    <w:next w:val="664"/>
-    <w:link w:val="158"/>
+    <w:basedOn w:val="886"/>
+    <w:next w:val="886"/>
+    <w:link w:val="845"/>
     <w:uiPriority w:val="9"/>
     <w:unhideWhenUsed/>
     <w:qFormat/>
@@ -39005,7 +38584,7 @@
       <w:color w:val="272727" w:themeColor="text1" w:themeTint="D8"/>
     </w:rPr>
   </w:style>
-  <w:style w:type="character" w:styleId="148" w:default="1">
+  <w:style w:type="character" w:styleId="836" w:default="1">
     <w:name w:val="Default Paragraph Font"/>
     <w:uiPriority w:val="1"/>
     <w:semiHidden/>
@@ -39016,10 +38595,10 @@
       <w:ind/>
     </w:pPr>
   </w:style>
-  <w:style w:type="character" w:styleId="150">
+  <w:style w:type="character" w:styleId="837">
     <w:name w:val="Heading 1 Char"/>
-    <w:basedOn w:val="148"/>
-    <w:link w:val="139"/>
+    <w:basedOn w:val="836"/>
+    <w:link w:val="827"/>
     <w:uiPriority w:val="9"/>
     <w:pPr>
       <w:pBdr/>
@@ -39033,10 +38612,10 @@
       <w:szCs w:val="40"/>
     </w:rPr>
   </w:style>
-  <w:style w:type="character" w:styleId="151">
+  <w:style w:type="character" w:styleId="838">
     <w:name w:val="Heading 2 Char"/>
-    <w:basedOn w:val="148"/>
-    <w:link w:val="140"/>
+    <w:basedOn w:val="836"/>
+    <w:link w:val="828"/>
     <w:uiPriority w:val="9"/>
     <w:pPr>
       <w:pBdr/>
@@ -39050,10 +38629,10 @@
       <w:szCs w:val="32"/>
     </w:rPr>
   </w:style>
-  <w:style w:type="character" w:styleId="152">
+  <w:style w:type="character" w:styleId="839">
     <w:name w:val="Heading 3 Char"/>
-    <w:basedOn w:val="148"/>
-    <w:link w:val="141"/>
+    <w:basedOn w:val="836"/>
+    <w:link w:val="829"/>
     <w:uiPriority w:val="9"/>
     <w:pPr>
       <w:pBdr/>
@@ -39067,10 +38646,10 @@
       <w:szCs w:val="28"/>
     </w:rPr>
   </w:style>
-  <w:style w:type="character" w:styleId="153">
+  <w:style w:type="character" w:styleId="840">
     <w:name w:val="Heading 4 Char"/>
-    <w:basedOn w:val="148"/>
-    <w:link w:val="142"/>
+    <w:basedOn w:val="836"/>
+    <w:link w:val="830"/>
     <w:uiPriority w:val="9"/>
     <w:pPr>
       <w:pBdr/>
@@ -39084,10 +38663,10 @@
       <w:color w:val="0f4761" w:themeColor="accent1" w:themeShade="BF"/>
     </w:rPr>
   </w:style>
-  <w:style w:type="character" w:styleId="154">
+  <w:style w:type="character" w:styleId="841">
     <w:name w:val="Heading 5 Char"/>
-    <w:basedOn w:val="148"/>
-    <w:link w:val="143"/>
+    <w:basedOn w:val="836"/>
+    <w:link w:val="831"/>
     <w:uiPriority w:val="9"/>
     <w:pPr>
       <w:pBdr/>
@@ -39099,10 +38678,10 @@
       <w:color w:val="0f4761" w:themeColor="accent1" w:themeShade="BF"/>
     </w:rPr>
   </w:style>
-  <w:style w:type="character" w:styleId="155">
+  <w:style w:type="character" w:styleId="842">
     <w:name w:val="Heading 6 Char"/>
-    <w:basedOn w:val="148"/>
-    <w:link w:val="144"/>
+    <w:basedOn w:val="836"/>
+    <w:link w:val="832"/>
     <w:uiPriority w:val="9"/>
     <w:pPr>
       <w:pBdr/>
@@ -39116,10 +38695,10 @@
       <w:color w:val="595959" w:themeColor="text1" w:themeTint="A6"/>
     </w:rPr>
   </w:style>
-  <w:style w:type="character" w:styleId="156">
+  <w:style w:type="character" w:styleId="843">
     <w:name w:val="Heading 7 Char"/>
-    <w:basedOn w:val="148"/>
-    <w:link w:val="145"/>
+    <w:basedOn w:val="836"/>
+    <w:link w:val="833"/>
     <w:uiPriority w:val="9"/>
     <w:pPr>
       <w:pBdr/>
@@ -39131,10 +38710,10 @@
       <w:color w:val="595959" w:themeColor="text1" w:themeTint="A6"/>
     </w:rPr>
   </w:style>
-  <w:style w:type="character" w:styleId="157">
+  <w:style w:type="character" w:styleId="844">
     <w:name w:val="Heading 8 Char"/>
-    <w:basedOn w:val="148"/>
-    <w:link w:val="146"/>
+    <w:basedOn w:val="836"/>
+    <w:link w:val="834"/>
     <w:uiPriority w:val="9"/>
     <w:pPr>
       <w:pBdr/>
@@ -39148,10 +38727,10 @@
       <w:color w:val="272727" w:themeColor="text1" w:themeTint="D8"/>
     </w:rPr>
   </w:style>
-  <w:style w:type="character" w:styleId="158">
+  <w:style w:type="character" w:styleId="845">
     <w:name w:val="Heading 9 Char"/>
-    <w:basedOn w:val="148"/>
-    <w:link w:val="147"/>
+    <w:basedOn w:val="836"/>
+    <w:link w:val="835"/>
     <w:uiPriority w:val="9"/>
     <w:pPr>
       <w:pBdr/>
@@ -39165,11 +38744,11 @@
       <w:color w:val="272727" w:themeColor="text1" w:themeTint="D8"/>
     </w:rPr>
   </w:style>
-  <w:style w:type="paragraph" w:styleId="159">
+  <w:style w:type="paragraph" w:styleId="846">
     <w:name w:val="Title"/>
-    <w:basedOn w:val="664"/>
-    <w:next w:val="664"/>
-    <w:link w:val="160"/>
+    <w:basedOn w:val="886"/>
+    <w:next w:val="886"/>
+    <w:link w:val="847"/>
     <w:uiPriority w:val="10"/>
     <w:qFormat/>
     <w:pPr>
@@ -39185,10 +38764,10 @@
       <w:szCs w:val="56"/>
     </w:rPr>
   </w:style>
-  <w:style w:type="character" w:styleId="160">
+  <w:style w:type="character" w:styleId="847">
     <w:name w:val="Title Char"/>
-    <w:basedOn w:val="148"/>
-    <w:link w:val="159"/>
+    <w:basedOn w:val="836"/>
+    <w:link w:val="846"/>
     <w:uiPriority w:val="10"/>
     <w:pPr>
       <w:pBdr/>
@@ -39202,11 +38781,11 @@
       <w:szCs w:val="56"/>
     </w:rPr>
   </w:style>
-  <w:style w:type="paragraph" w:styleId="161">
+  <w:style w:type="paragraph" w:styleId="848">
     <w:name w:val="Subtitle"/>
-    <w:basedOn w:val="664"/>
-    <w:next w:val="664"/>
-    <w:link w:val="162"/>
+    <w:basedOn w:val="886"/>
+    <w:next w:val="886"/>
+    <w:link w:val="849"/>
     <w:uiPriority w:val="11"/>
     <w:qFormat/>
     <w:pPr>
@@ -39224,10 +38803,10 @@
       <w:szCs w:val="28"/>
     </w:rPr>
   </w:style>
-  <w:style w:type="character" w:styleId="162">
+  <w:style w:type="character" w:styleId="849">
     <w:name w:val="Subtitle Char"/>
-    <w:basedOn w:val="148"/>
-    <w:link w:val="161"/>
+    <w:basedOn w:val="836"/>
+    <w:link w:val="848"/>
     <w:uiPriority w:val="11"/>
     <w:pPr>
       <w:pBdr/>
@@ -39241,11 +38820,11 @@
       <w:szCs w:val="28"/>
     </w:rPr>
   </w:style>
-  <w:style w:type="paragraph" w:styleId="163">
+  <w:style w:type="paragraph" w:styleId="850">
     <w:name w:val="Quote"/>
-    <w:basedOn w:val="664"/>
-    <w:next w:val="664"/>
-    <w:link w:val="164"/>
+    <w:basedOn w:val="886"/>
+    <w:next w:val="886"/>
+    <w:link w:val="851"/>
     <w:uiPriority w:val="29"/>
     <w:qFormat/>
     <w:pPr>
@@ -39260,10 +38839,10 @@
       <w:color w:val="404040" w:themeColor="text1" w:themeTint="BF"/>
     </w:rPr>
   </w:style>
-  <w:style w:type="character" w:styleId="164">
+  <w:style w:type="character" w:styleId="851">
     <w:name w:val="Quote Char"/>
-    <w:basedOn w:val="148"/>
-    <w:link w:val="163"/>
+    <w:basedOn w:val="836"/>
+    <w:link w:val="850"/>
     <w:uiPriority w:val="29"/>
     <w:pPr>
       <w:pBdr/>
@@ -39276,9 +38855,9 @@
       <w:color w:val="404040" w:themeColor="text1" w:themeTint="BF"/>
     </w:rPr>
   </w:style>
-  <w:style w:type="character" w:styleId="166">
+  <w:style w:type="character" w:styleId="852">
     <w:name w:val="Intense Emphasis"/>
-    <w:basedOn w:val="148"/>
+    <w:basedOn w:val="836"/>
     <w:uiPriority w:val="21"/>
     <w:qFormat/>
     <w:pPr>
@@ -39292,11 +38871,11 @@
       <w:color w:val="0f4761" w:themeColor="accent1" w:themeShade="BF"/>
     </w:rPr>
   </w:style>
-  <w:style w:type="paragraph" w:styleId="167">
+  <w:style w:type="paragraph" w:styleId="853">
     <w:name w:val="Intense Quote"/>
-    <w:basedOn w:val="664"/>
-    <w:next w:val="664"/>
-    <w:link w:val="168"/>
+    <w:basedOn w:val="886"/>
+    <w:next w:val="886"/>
+    <w:link w:val="854"/>
     <w:uiPriority w:val="30"/>
     <w:qFormat/>
     <w:pPr>
@@ -39314,10 +38893,10 @@
       <w:color w:val="0f4761" w:themeColor="accent1" w:themeShade="BF"/>
     </w:rPr>
   </w:style>
-  <w:style w:type="character" w:styleId="168">
+  <w:style w:type="character" w:styleId="854">
     <w:name w:val="Intense Quote Char"/>
-    <w:basedOn w:val="148"/>
-    <w:link w:val="167"/>
+    <w:basedOn w:val="836"/>
+    <w:link w:val="853"/>
     <w:uiPriority w:val="30"/>
     <w:pPr>
       <w:pBdr/>
@@ -39330,9 +38909,9 @@
       <w:color w:val="0f4761" w:themeColor="accent1" w:themeShade="BF"/>
     </w:rPr>
   </w:style>
-  <w:style w:type="character" w:styleId="169">
+  <w:style w:type="character" w:styleId="855">
     <w:name w:val="Intense Reference"/>
-    <w:basedOn w:val="148"/>
+    <w:basedOn w:val="836"/>
     <w:uiPriority w:val="32"/>
     <w:qFormat/>
     <w:pPr>
@@ -39348,9 +38927,9 @@
       <w:spacing w:val="5"/>
     </w:rPr>
   </w:style>
-  <w:style w:type="character" w:styleId="171">
+  <w:style w:type="character" w:styleId="856">
     <w:name w:val="Subtle Emphasis"/>
-    <w:basedOn w:val="148"/>
+    <w:basedOn w:val="836"/>
     <w:uiPriority w:val="19"/>
     <w:qFormat/>
     <w:pPr>
@@ -39364,9 +38943,9 @@
       <w:color w:val="404040" w:themeColor="text1" w:themeTint="BF"/>
     </w:rPr>
   </w:style>
-  <w:style w:type="character" w:styleId="172">
+  <w:style w:type="character" w:styleId="857">
     <w:name w:val="Emphasis"/>
-    <w:basedOn w:val="148"/>
+    <w:basedOn w:val="836"/>
     <w:uiPriority w:val="20"/>
     <w:qFormat/>
     <w:pPr>
@@ -39379,9 +38958,9 @@
       <w:iCs/>
     </w:rPr>
   </w:style>
-  <w:style w:type="character" w:styleId="173">
+  <w:style w:type="character" w:styleId="858">
     <w:name w:val="Strong"/>
-    <w:basedOn w:val="148"/>
+    <w:basedOn w:val="836"/>
     <w:uiPriority w:val="22"/>
     <w:qFormat/>
     <w:pPr>
@@ -39394,9 +38973,9 @@
       <w:bCs/>
     </w:rPr>
   </w:style>
-  <w:style w:type="character" w:styleId="174">
+  <w:style w:type="character" w:styleId="859">
     <w:name w:val="Subtle Reference"/>
-    <w:basedOn w:val="148"/>
+    <w:basedOn w:val="836"/>
     <w:uiPriority w:val="31"/>
     <w:qFormat/>
     <w:pPr>
@@ -39409,9 +38988,9 @@
       <w:color w:val="5a5a5a" w:themeColor="text1" w:themeTint="A5"/>
     </w:rPr>
   </w:style>
-  <w:style w:type="character" w:styleId="175">
+  <w:style w:type="character" w:styleId="860">
     <w:name w:val="Book Title"/>
-    <w:basedOn w:val="148"/>
+    <w:basedOn w:val="836"/>
     <w:uiPriority w:val="33"/>
     <w:qFormat/>
     <w:pPr>
@@ -39427,10 +39006,10 @@
       <w:spacing w:val="5"/>
     </w:rPr>
   </w:style>
-  <w:style w:type="paragraph" w:styleId="176">
+  <w:style w:type="paragraph" w:styleId="861">
     <w:name w:val="Header"/>
-    <w:basedOn w:val="664"/>
-    <w:link w:val="177"/>
+    <w:basedOn w:val="886"/>
+    <w:link w:val="862"/>
     <w:uiPriority w:val="99"/>
     <w:unhideWhenUsed/>
     <w:pPr>
@@ -39443,10 +39022,10 @@
       <w:ind/>
     </w:pPr>
   </w:style>
-  <w:style w:type="character" w:styleId="177">
+  <w:style w:type="character" w:styleId="862">
     <w:name w:val="Header Char"/>
-    <w:basedOn w:val="148"/>
-    <w:link w:val="176"/>
+    <w:basedOn w:val="836"/>
+    <w:link w:val="861"/>
     <w:uiPriority w:val="99"/>
     <w:pPr>
       <w:pBdr/>
@@ -39454,10 +39033,10 @@
       <w:ind/>
     </w:pPr>
   </w:style>
-  <w:style w:type="paragraph" w:styleId="178">
+  <w:style w:type="paragraph" w:styleId="863">
     <w:name w:val="Footer"/>
-    <w:basedOn w:val="664"/>
-    <w:link w:val="179"/>
+    <w:basedOn w:val="886"/>
+    <w:link w:val="864"/>
     <w:uiPriority w:val="99"/>
     <w:unhideWhenUsed/>
     <w:pPr>
@@ -39470,10 +39049,10 @@
       <w:ind/>
     </w:pPr>
   </w:style>
-  <w:style w:type="character" w:styleId="179">
+  <w:style w:type="character" w:styleId="864">
     <w:name w:val="Footer Char"/>
-    <w:basedOn w:val="148"/>
-    <w:link w:val="178"/>
+    <w:basedOn w:val="836"/>
+    <w:link w:val="863"/>
     <w:uiPriority w:val="99"/>
     <w:pPr>
       <w:pBdr/>
@@ -39481,10 +39060,10 @@
       <w:ind/>
     </w:pPr>
   </w:style>
-  <w:style w:type="paragraph" w:styleId="180">
+  <w:style w:type="paragraph" w:styleId="865">
     <w:name w:val="Caption"/>
-    <w:basedOn w:val="664"/>
-    <w:next w:val="664"/>
+    <w:basedOn w:val="886"/>
+    <w:next w:val="886"/>
     <w:uiPriority w:val="35"/>
     <w:unhideWhenUsed/>
     <w:qFormat/>
@@ -39501,10 +39080,10 @@
       <w:szCs w:val="18"/>
     </w:rPr>
   </w:style>
-  <w:style w:type="paragraph" w:styleId="181">
+  <w:style w:type="paragraph" w:styleId="866">
     <w:name w:val="footnote text"/>
-    <w:basedOn w:val="664"/>
-    <w:link w:val="182"/>
+    <w:basedOn w:val="886"/>
+    <w:link w:val="867"/>
     <w:uiPriority w:val="99"/>
     <w:semiHidden/>
     <w:unhideWhenUsed/>
@@ -39518,10 +39097,10 @@
       <w:szCs w:val="20"/>
     </w:rPr>
   </w:style>
-  <w:style w:type="character" w:styleId="182">
+  <w:style w:type="character" w:styleId="867">
     <w:name w:val="Footnote Text Char"/>
-    <w:basedOn w:val="148"/>
-    <w:link w:val="181"/>
+    <w:basedOn w:val="836"/>
+    <w:link w:val="866"/>
     <w:uiPriority w:val="99"/>
     <w:semiHidden/>
     <w:pPr>
@@ -39534,9 +39113,9 @@
       <w:szCs w:val="20"/>
     </w:rPr>
   </w:style>
-  <w:style w:type="character" w:styleId="183">
+  <w:style w:type="character" w:styleId="868">
     <w:name w:val="footnote reference"/>
-    <w:basedOn w:val="148"/>
+    <w:basedOn w:val="836"/>
     <w:uiPriority w:val="99"/>
     <w:semiHidden/>
     <w:unhideWhenUsed/>
@@ -39549,10 +39128,10 @@
       <w:vertAlign w:val="superscript"/>
     </w:rPr>
   </w:style>
-  <w:style w:type="paragraph" w:styleId="184">
+  <w:style w:type="paragraph" w:styleId="869">
     <w:name w:val="endnote text"/>
-    <w:basedOn w:val="664"/>
-    <w:link w:val="185"/>
+    <w:basedOn w:val="886"/>
+    <w:link w:val="870"/>
     <w:uiPriority w:val="99"/>
     <w:semiHidden/>
     <w:unhideWhenUsed/>
@@ -39566,10 +39145,10 @@
       <w:szCs w:val="20"/>
     </w:rPr>
   </w:style>
-  <w:style w:type="character" w:styleId="185">
+  <w:style w:type="character" w:styleId="870">
     <w:name w:val="Endnote Text Char"/>
-    <w:basedOn w:val="148"/>
-    <w:link w:val="184"/>
+    <w:basedOn w:val="836"/>
+    <w:link w:val="869"/>
     <w:uiPriority w:val="99"/>
     <w:semiHidden/>
     <w:pPr>
@@ -39582,9 +39161,9 @@
       <w:szCs w:val="20"/>
     </w:rPr>
   </w:style>
-  <w:style w:type="character" w:styleId="186">
+  <w:style w:type="character" w:styleId="871">
     <w:name w:val="endnote reference"/>
-    <w:basedOn w:val="148"/>
+    <w:basedOn w:val="836"/>
     <w:uiPriority w:val="99"/>
     <w:semiHidden/>
     <w:unhideWhenUsed/>
@@ -39597,9 +39176,9 @@
       <w:vertAlign w:val="superscript"/>
     </w:rPr>
   </w:style>
-  <w:style w:type="character" w:styleId="187">
+  <w:style w:type="character" w:styleId="872">
     <w:name w:val="Hyperlink"/>
-    <w:basedOn w:val="148"/>
+    <w:basedOn w:val="836"/>
     <w:uiPriority w:val="99"/>
     <w:unhideWhenUsed/>
     <w:pPr>
@@ -39612,9 +39191,9 @@
       <w:u w:val="single"/>
     </w:rPr>
   </w:style>
-  <w:style w:type="character" w:styleId="188">
+  <w:style w:type="character" w:styleId="873">
     <w:name w:val="FollowedHyperlink"/>
-    <w:basedOn w:val="148"/>
+    <w:basedOn w:val="836"/>
     <w:uiPriority w:val="99"/>
     <w:semiHidden/>
     <w:unhideWhenUsed/>
@@ -39628,10 +39207,10 @@
       <w:u w:val="single"/>
     </w:rPr>
   </w:style>
-  <w:style w:type="paragraph" w:styleId="189">
+  <w:style w:type="paragraph" w:styleId="874">
     <w:name w:val="toc 1"/>
-    <w:basedOn w:val="664"/>
-    <w:next w:val="664"/>
+    <w:basedOn w:val="886"/>
+    <w:next w:val="886"/>
     <w:uiPriority w:val="39"/>
     <w:unhideWhenUsed/>
     <w:pPr>
@@ -39640,10 +39219,10 @@
       <w:ind/>
     </w:pPr>
   </w:style>
-  <w:style w:type="paragraph" w:styleId="190">
+  <w:style w:type="paragraph" w:styleId="875">
     <w:name w:val="toc 2"/>
-    <w:basedOn w:val="664"/>
-    <w:next w:val="664"/>
+    <w:basedOn w:val="886"/>
+    <w:next w:val="886"/>
     <w:uiPriority w:val="39"/>
     <w:unhideWhenUsed/>
     <w:pPr>
@@ -39652,10 +39231,10 @@
       <w:ind w:left="220"/>
     </w:pPr>
   </w:style>
-  <w:style w:type="paragraph" w:styleId="191">
+  <w:style w:type="paragraph" w:styleId="876">
     <w:name w:val="toc 3"/>
-    <w:basedOn w:val="664"/>
-    <w:next w:val="664"/>
+    <w:basedOn w:val="886"/>
+    <w:next w:val="886"/>
     <w:uiPriority w:val="39"/>
     <w:unhideWhenUsed/>
     <w:pPr>
@@ -39664,10 +39243,10 @@
       <w:ind w:left="440"/>
     </w:pPr>
   </w:style>
-  <w:style w:type="paragraph" w:styleId="192">
+  <w:style w:type="paragraph" w:styleId="877">
     <w:name w:val="toc 4"/>
-    <w:basedOn w:val="664"/>
-    <w:next w:val="664"/>
+    <w:basedOn w:val="886"/>
+    <w:next w:val="886"/>
     <w:uiPriority w:val="39"/>
     <w:unhideWhenUsed/>
     <w:pPr>
@@ -39676,10 +39255,10 @@
       <w:ind w:left="660"/>
     </w:pPr>
   </w:style>
-  <w:style w:type="paragraph" w:styleId="193">
+  <w:style w:type="paragraph" w:styleId="878">
     <w:name w:val="toc 5"/>
-    <w:basedOn w:val="664"/>
-    <w:next w:val="664"/>
+    <w:basedOn w:val="886"/>
+    <w:next w:val="886"/>
     <w:uiPriority w:val="39"/>
     <w:unhideWhenUsed/>
     <w:pPr>
@@ -39688,10 +39267,10 @@
       <w:ind w:left="880"/>
     </w:pPr>
   </w:style>
-  <w:style w:type="paragraph" w:styleId="194">
+  <w:style w:type="paragraph" w:styleId="879">
     <w:name w:val="toc 6"/>
-    <w:basedOn w:val="664"/>
-    <w:next w:val="664"/>
+    <w:basedOn w:val="886"/>
+    <w:next w:val="886"/>
     <w:uiPriority w:val="39"/>
     <w:unhideWhenUsed/>
     <w:pPr>
@@ -39700,10 +39279,10 @@
       <w:ind w:left="1100"/>
     </w:pPr>
   </w:style>
-  <w:style w:type="paragraph" w:styleId="195">
+  <w:style w:type="paragraph" w:styleId="880">
     <w:name w:val="toc 7"/>
-    <w:basedOn w:val="664"/>
-    <w:next w:val="664"/>
+    <w:basedOn w:val="886"/>
+    <w:next w:val="886"/>
     <w:uiPriority w:val="39"/>
     <w:unhideWhenUsed/>
     <w:pPr>
@@ -39712,10 +39291,10 @@
       <w:ind w:left="1320"/>
     </w:pPr>
   </w:style>
-  <w:style w:type="paragraph" w:styleId="196">
+  <w:style w:type="paragraph" w:styleId="881">
     <w:name w:val="toc 8"/>
-    <w:basedOn w:val="664"/>
-    <w:next w:val="664"/>
+    <w:basedOn w:val="886"/>
+    <w:next w:val="886"/>
     <w:uiPriority w:val="39"/>
     <w:unhideWhenUsed/>
     <w:pPr>
@@ -39724,10 +39303,10 @@
       <w:ind w:left="1540"/>
     </w:pPr>
   </w:style>
-  <w:style w:type="paragraph" w:styleId="197">
+  <w:style w:type="paragraph" w:styleId="882">
     <w:name w:val="toc 9"/>
-    <w:basedOn w:val="664"/>
-    <w:next w:val="664"/>
+    <w:basedOn w:val="886"/>
+    <w:next w:val="886"/>
     <w:uiPriority w:val="39"/>
     <w:unhideWhenUsed/>
     <w:pPr>
@@ -39736,9 +39315,9 @@
       <w:ind w:left="1760"/>
     </w:pPr>
   </w:style>
-  <w:style w:type="character" w:styleId="198">
+  <w:style w:type="character" w:styleId="883">
     <w:name w:val="Placeholder Text"/>
-    <w:basedOn w:val="148"/>
+    <w:basedOn w:val="836"/>
     <w:uiPriority w:val="99"/>
     <w:semiHidden/>
     <w:pPr>
@@ -39750,7 +39329,7 @@
       <w:color w:val="666666"/>
     </w:rPr>
   </w:style>
-  <w:style w:type="paragraph" w:styleId="208">
+  <w:style w:type="paragraph" w:styleId="884">
     <w:name w:val="TOC Heading"/>
     <w:uiPriority w:val="39"/>
     <w:unhideWhenUsed/>
@@ -39760,10 +39339,10 @@
       <w:ind/>
     </w:pPr>
   </w:style>
-  <w:style w:type="paragraph" w:styleId="209">
+  <w:style w:type="paragraph" w:styleId="885">
     <w:name w:val="table of figures"/>
-    <w:basedOn w:val="664"/>
-    <w:next w:val="664"/>
+    <w:basedOn w:val="886"/>
+    <w:next w:val="886"/>
     <w:uiPriority w:val="99"/>
     <w:unhideWhenUsed/>
     <w:pPr>
@@ -39772,7 +39351,7 @@
       <w:ind/>
     </w:pPr>
   </w:style>
-  <w:style w:type="paragraph" w:styleId="664" w:default="1">
+  <w:style w:type="paragraph" w:styleId="886" w:default="1">
     <w:name w:val="Normal"/>
     <w:qFormat/>
     <w:pPr>
@@ -39781,7 +39360,7 @@
       <w:ind/>
     </w:pPr>
   </w:style>
-  <w:style w:type="table" w:styleId="665" w:default="1">
+  <w:style w:type="table" w:styleId="887" w:default="1">
     <w:name w:val="Normal Table"/>
     <w:uiPriority w:val="99"/>
     <w:semiHidden/>
@@ -39974,7 +39553,7 @@
       </w:tcPr>
     </w:tblStylePr>
   </w:style>
-  <w:style w:type="numbering" w:styleId="666" w:default="1">
+  <w:style w:type="numbering" w:styleId="888" w:default="1">
     <w:name w:val="No List"/>
     <w:uiPriority w:val="99"/>
     <w:semiHidden/>
@@ -39985,9 +39564,9 @@
       <w:ind/>
     </w:pPr>
   </w:style>
-  <w:style w:type="paragraph" w:styleId="667">
+  <w:style w:type="paragraph" w:styleId="889">
     <w:name w:val="No Spacing"/>
-    <w:basedOn w:val="664"/>
+    <w:basedOn w:val="886"/>
     <w:uiPriority w:val="1"/>
     <w:qFormat/>
     <w:pPr>
@@ -39996,9 +39575,9 @@
       <w:ind/>
     </w:pPr>
   </w:style>
-  <w:style w:type="paragraph" w:styleId="668">
+  <w:style w:type="paragraph" w:styleId="890">
     <w:name w:val="List Paragraph"/>
-    <w:basedOn w:val="664"/>
+    <w:basedOn w:val="886"/>
     <w:uiPriority w:val="34"/>
     <w:qFormat/>
     <w:pPr>
